--- a/backend/python/templates_store/tpl_573244bf/word.docx
+++ b/backend/python/templates_store/tpl_573244bf/word.docx
@@ -13,6 +13,12 @@
           <w:lang w:val="en-US" w:eastAsia="zh-CN"/>
         </w:rPr>
       </w:pPr>
+      <w:r>
+        <w:rPr>
+          <w:rFonts w:hint="eastAsia"/>
+          <w:lang w:val="en-US" w:eastAsia="zh-CN"/>
+        </w:rPr>
+      </w:r>
       <w:r>
         <w:rPr>
           <w:rFonts w:hint="eastAsia"/>
@@ -28,7 +34,7 @@
     </w:p>
     <w:p>
       <w:pPr>
-        <w:pStyle w:val="747"/>
+        <w:pStyle w:val="930"/>
         <w:keepNext w:val="false"/>
         <w:keepLines w:val="false"/>
         <w:pageBreakBefore w:val="false"/>
@@ -67,10 +73,18 @@
           <w:lang w:val="en-US" w:eastAsia="zh-CN"/>
         </w:rPr>
       </w:r>
+      <w:r>
+        <w:rPr>
+          <w:rFonts w:hint="default"/>
+          <w:sz w:val="18"/>
+          <w:szCs w:val="18"/>
+          <w:lang w:val="en-US" w:eastAsia="zh-CN"/>
+        </w:rPr>
+      </w:r>
     </w:p>
     <w:p>
       <w:pPr>
-        <w:pStyle w:val="747"/>
+        <w:pStyle w:val="930"/>
         <w:keepNext w:val="false"/>
         <w:keepLines w:val="false"/>
         <w:pageBreakBefore w:val="false"/>
@@ -145,10 +159,19 @@
           <w:lang w:val="en-US" w:eastAsia="zh-CN"/>
         </w:rPr>
       </w:r>
+      <w:r>
+        <w:rPr>
+          <w:rFonts w:hint="default"/>
+          <w:sz w:val="18"/>
+          <w:szCs w:val="18"/>
+          <w:u w:val="none"/>
+          <w:lang w:val="en-US" w:eastAsia="zh-CN"/>
+        </w:rPr>
+      </w:r>
     </w:p>
     <w:p>
       <w:pPr>
-        <w:pStyle w:val="747"/>
+        <w:pStyle w:val="930"/>
         <w:keepNext w:val="false"/>
         <w:keepLines w:val="false"/>
         <w:pageBreakBefore w:val="false"/>
@@ -164,7 +187,7 @@
         </w:tabs>
         <w:bidi w:val="false"/>
         <w:spacing w:after="0" w:afterAutospacing="0" w:before="0" w:beforeAutospacing="0" w:line="240" w:lineRule="auto"/>
-        <w:ind w:right="346"/>
+        <w:ind w:right="346" w:firstLine="0"/>
         <w:rPr>
           <w:rFonts w:hint="eastAsia" w:asciiTheme="majorEastAsia" w:hAnsiTheme="majorEastAsia" w:eastAsiaTheme="majorEastAsia" w:cstheme="majorEastAsia"/>
           <w:sz w:val="18"/>
@@ -177,7 +200,7 @@
           <w:sz w:val="18"/>
           <w:szCs w:val="18"/>
         </w:rPr>
-        <w:t xml:space="preserve">本公司聘请的</w:t>
+        <w:t xml:space="preserve">    本公司聘请的</w:t>
       </w:r>
       <w:r>
         <w:rPr>
@@ -244,10 +267,17 @@
           <w:szCs w:val="18"/>
         </w:rPr>
       </w:r>
+      <w:r>
+        <w:rPr>
+          <w:rFonts w:hint="eastAsia" w:asciiTheme="majorEastAsia" w:hAnsiTheme="majorEastAsia" w:eastAsiaTheme="majorEastAsia" w:cstheme="majorEastAsia"/>
+          <w:sz w:val="18"/>
+          <w:szCs w:val="18"/>
+        </w:rPr>
+      </w:r>
     </w:p>
     <w:p>
       <w:pPr>
-        <w:pStyle w:val="747"/>
+        <w:pStyle w:val="930"/>
         <w:keepNext w:val="false"/>
         <w:keepLines w:val="false"/>
         <w:pageBreakBefore w:val="false"/>
@@ -262,7 +292,7 @@
         </w:tabs>
         <w:bidi w:val="false"/>
         <w:spacing w:after="0" w:afterAutospacing="0" w:before="0" w:beforeAutospacing="0" w:line="240" w:lineRule="auto"/>
-        <w:ind w:right="343"/>
+        <w:ind w:right="343" w:firstLine="0"/>
         <w:rPr>
           <w:rFonts w:hint="eastAsia" w:asciiTheme="majorEastAsia" w:hAnsiTheme="majorEastAsia" w:eastAsiaTheme="majorEastAsia" w:cstheme="majorEastAsia"/>
           <w:sz w:val="18"/>
@@ -276,7 +306,7 @@
           <w:sz w:val="18"/>
           <w:szCs w:val="18"/>
         </w:rPr>
-        <w:t xml:space="preserve">本函填妥后请直接寄回</w:t>
+        <w:t xml:space="preserve">    本函填妥后请直接寄回</w:t>
       </w:r>
       <w:r>
         <w:rPr>
@@ -304,10 +334,17 @@
           <w:szCs w:val="18"/>
         </w:rPr>
       </w:r>
+      <w:r>
+        <w:rPr>
+          <w:rFonts w:hint="eastAsia" w:asciiTheme="majorEastAsia" w:hAnsiTheme="majorEastAsia" w:eastAsiaTheme="majorEastAsia" w:cstheme="majorEastAsia"/>
+          <w:sz w:val="18"/>
+          <w:szCs w:val="18"/>
+        </w:rPr>
+      </w:r>
     </w:p>
     <w:p>
       <w:pPr>
-        <w:pStyle w:val="747"/>
+        <w:pStyle w:val="930"/>
         <w:keepNext w:val="false"/>
         <w:keepLines w:val="false"/>
         <w:pageBreakBefore w:val="false"/>
@@ -323,7 +360,7 @@
         </w:tabs>
         <w:bidi w:val="false"/>
         <w:spacing w:after="0" w:afterAutospacing="0" w:before="0" w:beforeAutospacing="0" w:line="240" w:lineRule="auto"/>
-        <w:ind w:right="346"/>
+        <w:ind w:right="346" w:firstLine="0"/>
         <w:rPr>
           <w:rFonts w:hint="eastAsia" w:asciiTheme="majorEastAsia" w:hAnsiTheme="majorEastAsia" w:eastAsiaTheme="majorEastAsia" w:cstheme="majorEastAsia"/>
           <w:sz w:val="18"/>
@@ -336,7 +373,14 @@
           <w:sz w:val="18"/>
           <w:szCs w:val="18"/>
         </w:rPr>
-        <w:t xml:space="preserve">（如本次询函为多页次，请加盖骑缝章）</w:t>
+        <w:t xml:space="preserve">   （如本次询函为多页次，请加盖骑缝章）</w:t>
+      </w:r>
+      <w:r>
+        <w:rPr>
+          <w:rFonts w:hint="eastAsia" w:asciiTheme="majorEastAsia" w:hAnsiTheme="majorEastAsia" w:eastAsiaTheme="majorEastAsia" w:cstheme="majorEastAsia"/>
+          <w:sz w:val="18"/>
+          <w:szCs w:val="18"/>
+        </w:rPr>
       </w:r>
       <w:r>
         <w:rPr>
@@ -348,7 +392,7 @@
     </w:p>
     <w:p>
       <w:pPr>
-        <w:pStyle w:val="747"/>
+        <w:pStyle w:val="930"/>
         <w:keepNext w:val="false"/>
         <w:keepLines w:val="false"/>
         <w:pageBreakBefore w:val="false"/>
@@ -364,7 +408,7 @@
         </w:tabs>
         <w:bidi w:val="false"/>
         <w:spacing w:after="0" w:afterAutospacing="0" w:before="0" w:beforeAutospacing="0" w:line="240" w:lineRule="auto"/>
-        <w:ind w:right="346"/>
+        <w:ind w:right="346" w:firstLine="0"/>
         <w:rPr>
           <w:rFonts w:hint="eastAsia" w:asciiTheme="majorEastAsia" w:hAnsiTheme="majorEastAsia" w:eastAsiaTheme="majorEastAsia" w:cstheme="majorEastAsia"/>
           <w:sz w:val="18"/>
@@ -377,7 +421,7 @@
           <w:sz w:val="18"/>
           <w:szCs w:val="18"/>
         </w:rPr>
-        <w:t xml:space="preserve">地址：</w:t>
+        <w:t xml:space="preserve">    地址：</w:t>
       </w:r>
       <w:r>
         <w:rPr>
@@ -394,10 +438,17 @@
           <w:szCs w:val="18"/>
         </w:rPr>
       </w:r>
+      <w:r>
+        <w:rPr>
+          <w:rFonts w:hint="eastAsia" w:asciiTheme="majorEastAsia" w:hAnsiTheme="majorEastAsia" w:eastAsiaTheme="majorEastAsia" w:cstheme="majorEastAsia"/>
+          <w:sz w:val="18"/>
+          <w:szCs w:val="18"/>
+        </w:rPr>
+      </w:r>
     </w:p>
     <w:p>
       <w:pPr>
-        <w:pStyle w:val="747"/>
+        <w:pStyle w:val="930"/>
         <w:keepNext w:val="false"/>
         <w:keepLines w:val="false"/>
         <w:pageBreakBefore w:val="false"/>
@@ -413,7 +464,7 @@
         </w:tabs>
         <w:bidi w:val="false"/>
         <w:spacing w:after="0" w:afterAutospacing="0" w:before="0" w:beforeAutospacing="0" w:line="240" w:lineRule="auto"/>
-        <w:ind w:right="346"/>
+        <w:ind w:right="346" w:firstLine="0"/>
         <w:rPr>
           <w:rFonts w:hint="eastAsia" w:asciiTheme="majorEastAsia" w:hAnsiTheme="majorEastAsia" w:eastAsiaTheme="majorEastAsia" w:cstheme="majorEastAsia"/>
           <w:sz w:val="18"/>
@@ -427,7 +478,7 @@
           <w:sz w:val="18"/>
           <w:szCs w:val="18"/>
         </w:rPr>
-        <w:t xml:space="preserve">收件人：</w:t>
+        <w:t xml:space="preserve">    收件人：</w:t>
       </w:r>
       <w:r>
         <w:rPr>
@@ -454,10 +505,18 @@
           <w:lang w:val="en-US" w:eastAsia="zh-CN"/>
         </w:rPr>
       </w:r>
+      <w:r>
+        <w:rPr>
+          <w:rFonts w:hint="eastAsia" w:asciiTheme="majorEastAsia" w:hAnsiTheme="majorEastAsia" w:eastAsiaTheme="majorEastAsia" w:cstheme="majorEastAsia"/>
+          <w:sz w:val="18"/>
+          <w:szCs w:val="18"/>
+          <w:lang w:val="en-US" w:eastAsia="zh-CN"/>
+        </w:rPr>
+      </w:r>
     </w:p>
     <w:p>
       <w:pPr>
-        <w:pStyle w:val="747"/>
+        <w:pStyle w:val="930"/>
         <w:keepNext w:val="false"/>
         <w:keepLines w:val="false"/>
         <w:pageBreakBefore w:val="false"/>
@@ -473,7 +532,7 @@
         </w:tabs>
         <w:bidi w:val="false"/>
         <w:spacing w:after="0" w:afterAutospacing="0" w:before="0" w:beforeAutospacing="0" w:line="240" w:lineRule="auto"/>
-        <w:ind w:right="346"/>
+        <w:ind w:right="346" w:firstLine="0"/>
         <w:rPr>
           <w:rFonts w:hint="eastAsia" w:asciiTheme="majorEastAsia" w:hAnsiTheme="majorEastAsia" w:eastAsiaTheme="majorEastAsia" w:cstheme="majorEastAsia"/>
           <w:sz w:val="18"/>
@@ -486,7 +545,7 @@
           <w:sz w:val="18"/>
           <w:szCs w:val="18"/>
         </w:rPr>
-        <w:t xml:space="preserve">电话：</w:t>
+        <w:t xml:space="preserve">    电话：</w:t>
       </w:r>
       <w:r>
         <w:rPr>
@@ -520,10 +579,17 @@
           <w:szCs w:val="18"/>
         </w:rPr>
       </w:r>
+      <w:r>
+        <w:rPr>
+          <w:rFonts w:hint="eastAsia" w:asciiTheme="majorEastAsia" w:hAnsiTheme="majorEastAsia" w:eastAsiaTheme="majorEastAsia" w:cstheme="majorEastAsia"/>
+          <w:sz w:val="18"/>
+          <w:szCs w:val="18"/>
+        </w:rPr>
+      </w:r>
     </w:p>
     <w:p>
       <w:pPr>
-        <w:pStyle w:val="747"/>
+        <w:pStyle w:val="930"/>
         <w:keepNext w:val="false"/>
         <w:keepLines w:val="false"/>
         <w:pageBreakBefore w:val="false"/>
@@ -539,7 +605,7 @@
         </w:tabs>
         <w:bidi w:val="false"/>
         <w:spacing w:after="0" w:afterAutospacing="0" w:before="0" w:beforeAutospacing="0" w:line="240" w:lineRule="auto"/>
-        <w:ind w:right="346"/>
+        <w:ind w:right="346" w:firstLine="0"/>
         <w:rPr>
           <w:rFonts w:hint="eastAsia" w:asciiTheme="majorEastAsia" w:hAnsiTheme="majorEastAsia" w:eastAsiaTheme="majorEastAsia" w:cstheme="majorEastAsia"/>
           <w:sz w:val="18"/>
@@ -553,7 +619,7 @@
           <w:sz w:val="18"/>
           <w:szCs w:val="18"/>
         </w:rPr>
-        <w:t xml:space="preserve">邮箱</w:t>
+        <w:t xml:space="preserve">    邮箱</w:t>
       </w:r>
       <w:r>
         <w:rPr>
@@ -572,10 +638,18 @@
           <w:lang w:val="en-US" w:eastAsia="zh-CN"/>
         </w:rPr>
       </w:r>
+      <w:r>
+        <w:rPr>
+          <w:rFonts w:hint="eastAsia" w:asciiTheme="majorEastAsia" w:hAnsiTheme="majorEastAsia" w:eastAsiaTheme="majorEastAsia" w:cstheme="majorEastAsia"/>
+          <w:sz w:val="18"/>
+          <w:szCs w:val="18"/>
+          <w:lang w:val="en-US" w:eastAsia="zh-CN"/>
+        </w:rPr>
+      </w:r>
     </w:p>
     <w:p>
       <w:pPr>
-        <w:pStyle w:val="747"/>
+        <w:pStyle w:val="930"/>
         <w:keepNext w:val="false"/>
         <w:keepLines w:val="false"/>
         <w:pageBreakBefore w:val="false"/>
@@ -591,7 +665,7 @@
         </w:tabs>
         <w:bidi w:val="false"/>
         <w:spacing w:after="0" w:afterAutospacing="0" w:before="0" w:beforeAutospacing="0" w:line="240" w:lineRule="auto"/>
-        <w:ind w:right="346"/>
+        <w:ind w:right="346" w:firstLine="0"/>
         <w:rPr>
           <w:rFonts w:hint="eastAsia" w:asciiTheme="majorEastAsia" w:hAnsiTheme="majorEastAsia" w:eastAsiaTheme="majorEastAsia" w:cstheme="majorEastAsia"/>
           <w:sz w:val="18"/>
@@ -604,7 +678,7 @@
           <w:sz w:val="18"/>
           <w:szCs w:val="18"/>
         </w:rPr>
-        <w:t xml:space="preserve">(邮寄附言：【</w:t>
+        <w:t xml:space="preserve">    (邮寄附言：【</w:t>
       </w:r>
       <w:r>
         <w:rPr>
@@ -629,10 +703,17 @@
           <w:szCs w:val="18"/>
         </w:rPr>
       </w:r>
+      <w:r>
+        <w:rPr>
+          <w:rFonts w:hint="eastAsia" w:asciiTheme="majorEastAsia" w:hAnsiTheme="majorEastAsia" w:eastAsiaTheme="majorEastAsia" w:cstheme="majorEastAsia"/>
+          <w:sz w:val="18"/>
+          <w:szCs w:val="18"/>
+        </w:rPr>
+      </w:r>
     </w:p>
     <w:p>
       <w:pPr>
-        <w:pStyle w:val="747"/>
+        <w:pStyle w:val="930"/>
         <w:keepNext w:val="false"/>
         <w:keepLines w:val="false"/>
         <w:pageBreakBefore w:val="false"/>
@@ -648,7 +729,7 @@
         </w:tabs>
         <w:bidi w:val="false"/>
         <w:spacing w:after="0" w:afterAutospacing="0" w:before="0" w:beforeAutospacing="0" w:line="240" w:lineRule="auto"/>
-        <w:ind w:right="346"/>
+        <w:ind w:right="346" w:firstLine="0"/>
         <w:rPr>
           <w:rFonts w:hint="default"/>
           <w:sz w:val="18"/>
@@ -661,7 +742,14 @@
           <w:sz w:val="18"/>
           <w:szCs w:val="18"/>
         </w:rPr>
-        <w:t xml:space="preserve">本函仅为核对账目之用，并非催款结算。烦请贵公司及时复函为盼。</w:t>
+        <w:t xml:space="preserve">    本函仅为核对账目之用，并非催款结算。烦请贵公司及时复函为盼。</w:t>
+      </w:r>
+      <w:r>
+        <w:rPr>
+          <w:rFonts w:hint="default"/>
+          <w:sz w:val="18"/>
+          <w:szCs w:val="18"/>
+        </w:rPr>
       </w:r>
       <w:r>
         <w:rPr>
@@ -682,8 +770,10 @@
         <w:ind w:left="160"/>
         <w:rPr>
           <w:b/>
+          <w:bCs/>
           <w:sz w:val="18"/>
           <w:szCs w:val="18"/>
+          <w:highlight w:val="none"/>
         </w:rPr>
       </w:pPr>
       <w:r>
@@ -701,40 +791,6 @@
           <w:szCs w:val="18"/>
         </w:rPr>
       </w:r>
-    </w:p>
-    <w:p>
-      <w:pPr>
-        <w:pStyle w:val="747"/>
-        <w:keepNext w:val="false"/>
-        <w:keepLines w:val="false"/>
-        <w:pageBreakBefore w:val="false"/>
-        <w:pBdr/>
-        <w:bidi w:val="false"/>
-        <w:spacing w:line="240" w:lineRule="auto"/>
-        <w:ind w:firstLine="0" w:left="0"/>
-        <w:rPr>
-          <w:b/>
-          <w:sz w:val="18"/>
-          <w:szCs w:val="18"/>
-        </w:rPr>
-      </w:pPr>
-      <w:r/>
-      <w:bookmarkStart w:id="0" w:name="_GoBack"/>
-      <w:r/>
-      <w:bookmarkEnd w:id="0"/>
-      <w:r/>
-      <w:r>
-        <w:rPr>
-          <w:b/>
-          <w:sz w:val="18"/>
-          <w:szCs w:val="18"/>
-        </w:rPr>
-      </w:r>
-      <w:r/>
-      <w:r>
-        <w:t xml:space="preserve">【Sheet「科目余额分录」表格将在此处展示】</w:t>
-      </w:r>
-      <w:r/>
       <w:r>
         <w:rPr>
           <w:b/>
@@ -757,54 +813,8 @@
           <w:bCs/>
           <w:sz w:val="18"/>
           <w:szCs w:val="18"/>
-          <w:highlight w:val="none"/>
         </w:rPr>
       </w:pPr>
-      <w:r>
-        <w:rPr>
-          <w:b/>
-          <w:sz w:val="18"/>
-          <w:szCs w:val="18"/>
-        </w:rPr>
-        <w:t xml:space="preserve">2.采购与未结算</w:t>
-      </w:r>
-      <w:r>
-        <w:rPr>
-          <w:b/>
-          <w:sz w:val="18"/>
-          <w:szCs w:val="18"/>
-        </w:rPr>
-      </w:r>
-    </w:p>
-    <w:p>
-      <w:pPr>
-        <w:keepNext w:val="false"/>
-        <w:keepLines w:val="false"/>
-        <w:pageBreakBefore w:val="false"/>
-        <w:pBdr/>
-        <w:bidi w:val="false"/>
-        <w:spacing w:before="149" w:line="240" w:lineRule="auto"/>
-        <w:ind w:left="160"/>
-        <w:rPr>
-          <w:b/>
-          <w:bCs/>
-          <w:sz w:val="18"/>
-          <w:szCs w:val="18"/>
-        </w:rPr>
-      </w:pPr>
-      <w:r>
-        <w:rPr>
-          <w:b/>
-          <w:sz w:val="18"/>
-          <w:szCs w:val="18"/>
-          <w:highlight w:val="none"/>
-        </w:rPr>
-      </w:r>
-      <w:r/>
-      <w:r>
-        <w:t xml:space="preserve">【Sheet「非标事项分录」表格将在此处展示】</w:t>
-      </w:r>
-      <w:r/>
       <w:r>
         <w:rPr>
           <w:b/>
@@ -821,23 +831,43 @@
           <w:highlight w:val="none"/>
         </w:rPr>
       </w:r>
+      <w:r/>
+      <w:r>
+        <w:t xml:space="preserve">【Sheet「科目余额分录」表格将在此处展示】</w:t>
+      </w:r>
+      <w:r/>
+      <w:r>
+        <w:rPr>
+          <w:b/>
+          <w:sz w:val="18"/>
+          <w:szCs w:val="18"/>
+          <w:highlight w:val="none"/>
+        </w:rPr>
+      </w:r>
     </w:p>
     <w:p>
       <w:pPr>
-        <w:pStyle w:val="747"/>
         <w:keepNext w:val="false"/>
         <w:keepLines w:val="false"/>
         <w:pageBreakBefore w:val="false"/>
         <w:pBdr/>
         <w:bidi w:val="false"/>
-        <w:spacing w:after="0" w:before="0" w:line="240" w:lineRule="auto"/>
-        <w:ind w:firstLine="361"/>
+        <w:spacing w:before="149" w:line="240" w:lineRule="auto"/>
+        <w:ind w:left="160"/>
         <w:rPr>
           <w:b/>
           <w:sz w:val="18"/>
           <w:szCs w:val="18"/>
         </w:rPr>
       </w:pPr>
+      <w:r>
+        <w:rPr>
+          <w:b/>
+          <w:sz w:val="18"/>
+          <w:szCs w:val="18"/>
+        </w:rPr>
+        <w:t xml:space="preserve">2.采购与未结算</w:t>
+      </w:r>
       <w:r>
         <w:rPr>
           <w:b/>
@@ -855,6 +885,56 @@
     </w:p>
     <w:p>
       <w:pPr>
+        <w:pStyle w:val="930"/>
+        <w:keepNext w:val="false"/>
+        <w:keepLines w:val="false"/>
+        <w:pageBreakBefore w:val="false"/>
+        <w:pBdr/>
+        <w:bidi w:val="false"/>
+        <w:spacing w:after="0" w:before="0" w:line="240" w:lineRule="auto"/>
+        <w:ind w:firstLine="361"/>
+        <w:rPr>
+          <w:b/>
+          <w:sz w:val="18"/>
+          <w:szCs w:val="18"/>
+        </w:rPr>
+      </w:pPr>
+      <w:r>
+        <w:rPr>
+          <w:b/>
+          <w:sz w:val="18"/>
+          <w:szCs w:val="18"/>
+        </w:rPr>
+      </w:r>
+      <w:r>
+        <w:rPr>
+          <w:b/>
+          <w:sz w:val="18"/>
+          <w:szCs w:val="18"/>
+        </w:rPr>
+      </w:r>
+      <w:r>
+        <w:rPr>
+          <w:b/>
+          <w:sz w:val="18"/>
+          <w:szCs w:val="18"/>
+        </w:rPr>
+      </w:r>
+      <w:r/>
+      <w:r>
+        <w:t xml:space="preserve">【Sheet「非标事项分录」表格将在此处展示】</w:t>
+      </w:r>
+      <w:r/>
+      <w:r>
+        <w:rPr>
+          <w:b/>
+          <w:sz w:val="18"/>
+          <w:szCs w:val="18"/>
+        </w:rPr>
+      </w:r>
+    </w:p>
+    <w:p>
+      <w:pPr>
         <w:keepNext w:val="false"/>
         <w:keepLines w:val="false"/>
         <w:pageBreakBefore w:val="false"/>
@@ -865,10 +945,8 @@
         <w:rPr>
           <w:rFonts w:hint="default" w:eastAsia="宋体"/>
           <w:b/>
-          <w:bCs/>
           <w:sz w:val="18"/>
           <w:szCs w:val="18"/>
-          <w:highlight w:val="none"/>
           <w:lang w:val="en-US" w:eastAsia="zh-CN"/>
         </w:rPr>
       </w:pPr>
@@ -899,33 +977,51 @@
           <w:lang w:val="en-US" w:eastAsia="zh-CN"/>
         </w:rPr>
       </w:r>
-    </w:p>
-    <w:p>
-      <w:pPr>
-        <w:keepNext w:val="false"/>
-        <w:keepLines w:val="false"/>
-        <w:pageBreakBefore w:val="false"/>
-        <w:pBdr/>
-        <w:bidi w:val="false"/>
-        <w:spacing w:line="240" w:lineRule="auto"/>
-        <w:ind w:left="160"/>
-        <w:rPr>
-          <w:rFonts w:hint="default" w:eastAsia="宋体"/>
-          <w:b/>
-          <w:bCs/>
-          <w:sz w:val="18"/>
-          <w:szCs w:val="18"/>
-          <w:lang w:val="en-US" w:eastAsia="zh-CN"/>
-        </w:rPr>
-      </w:pPr>
       <w:r>
         <w:rPr>
           <w:rFonts w:hint="default" w:eastAsia="宋体"/>
           <w:b/>
           <w:sz w:val="18"/>
           <w:szCs w:val="18"/>
-          <w:highlight w:val="none"/>
           <w:lang w:val="en-US" w:eastAsia="zh-CN"/>
+        </w:rPr>
+      </w:r>
+    </w:p>
+    <w:p>
+      <w:pPr>
+        <w:pStyle w:val="930"/>
+        <w:keepNext w:val="false"/>
+        <w:keepLines w:val="false"/>
+        <w:pageBreakBefore w:val="false"/>
+        <w:pBdr/>
+        <w:bidi w:val="false"/>
+        <w:spacing w:after="0" w:before="0" w:line="240" w:lineRule="auto"/>
+        <w:ind w:firstLine="361"/>
+        <w:rPr>
+          <w:b/>
+          <w:sz w:val="18"/>
+          <w:szCs w:val="18"/>
+        </w:rPr>
+      </w:pPr>
+      <w:r>
+        <w:rPr>
+          <w:b/>
+          <w:sz w:val="18"/>
+          <w:szCs w:val="18"/>
+        </w:rPr>
+      </w:r>
+      <w:r>
+        <w:rPr>
+          <w:b/>
+          <w:sz w:val="18"/>
+          <w:szCs w:val="18"/>
+        </w:rPr>
+      </w:r>
+      <w:r>
+        <w:rPr>
+          <w:b/>
+          <w:sz w:val="18"/>
+          <w:szCs w:val="18"/>
         </w:rPr>
       </w:r>
       <w:r/>
@@ -935,41 +1031,35 @@
       <w:r/>
       <w:r>
         <w:rPr>
-          <w:rFonts w:hint="default" w:eastAsia="宋体"/>
           <w:b/>
           <w:sz w:val="18"/>
           <w:szCs w:val="18"/>
-          <w:highlight w:val="none"/>
-          <w:lang w:val="en-US" w:eastAsia="zh-CN"/>
-        </w:rPr>
-      </w:r>
-      <w:r>
-        <w:rPr>
-          <w:rFonts w:hint="default" w:eastAsia="宋体"/>
-          <w:b/>
-          <w:sz w:val="18"/>
-          <w:szCs w:val="18"/>
-          <w:highlight w:val="none"/>
-          <w:lang w:val="en-US" w:eastAsia="zh-CN"/>
         </w:rPr>
       </w:r>
     </w:p>
     <w:p>
       <w:pPr>
-        <w:pStyle w:val="747"/>
         <w:keepNext w:val="false"/>
         <w:keepLines w:val="false"/>
         <w:pageBreakBefore w:val="false"/>
         <w:pBdr/>
         <w:bidi w:val="false"/>
-        <w:spacing w:after="0" w:before="0" w:line="240" w:lineRule="auto"/>
-        <w:ind w:firstLine="361"/>
+        <w:spacing w:line="240" w:lineRule="auto"/>
+        <w:ind w:left="160"/>
         <w:rPr>
           <w:b/>
           <w:sz w:val="18"/>
           <w:szCs w:val="18"/>
         </w:rPr>
       </w:pPr>
+      <w:r>
+        <w:rPr>
+          <w:b/>
+          <w:sz w:val="18"/>
+          <w:szCs w:val="18"/>
+        </w:rPr>
+        <w:t xml:space="preserve">4.其他事项</w:t>
+      </w:r>
       <w:r>
         <w:rPr>
           <w:b/>
@@ -987,59 +1077,35 @@
     </w:p>
     <w:p>
       <w:pPr>
+        <w:pStyle w:val="930"/>
         <w:keepNext w:val="false"/>
         <w:keepLines w:val="false"/>
         <w:pageBreakBefore w:val="false"/>
         <w:pBdr/>
         <w:bidi w:val="false"/>
         <w:spacing w:line="240" w:lineRule="auto"/>
-        <w:ind w:left="160"/>
+        <w:ind w:firstLine="0" w:left="0"/>
         <w:rPr>
-          <w:b/>
-          <w:bCs/>
-          <w:sz w:val="18"/>
-          <w:szCs w:val="18"/>
-          <w:highlight w:val="none"/>
-        </w:rPr>
-      </w:pPr>
-      <w:r>
-        <w:rPr>
-          <w:b/>
           <w:sz w:val="18"/>
           <w:szCs w:val="18"/>
         </w:rPr>
-        <w:t xml:space="preserve">4.其他事项</w:t>
-      </w:r>
+      </w:pPr>
       <w:r>
         <w:rPr>
-          <w:b/>
           <w:sz w:val="18"/>
           <w:szCs w:val="18"/>
         </w:rPr>
       </w:r>
-    </w:p>
-    <w:p>
-      <w:pPr>
-        <w:keepNext w:val="false"/>
-        <w:keepLines w:val="false"/>
-        <w:pageBreakBefore w:val="false"/>
-        <w:pBdr/>
-        <w:bidi w:val="false"/>
-        <w:spacing w:line="240" w:lineRule="auto"/>
-        <w:ind w:left="160"/>
+      <w:r>
         <w:rPr>
-          <w:b/>
-          <w:bCs/>
           <w:sz w:val="18"/>
           <w:szCs w:val="18"/>
         </w:rPr>
-      </w:pPr>
+      </w:r>
       <w:r>
         <w:rPr>
-          <w:b/>
           <w:sz w:val="18"/>
           <w:szCs w:val="18"/>
-          <w:highlight w:val="none"/>
         </w:rPr>
       </w:r>
       <w:r/>
@@ -1049,36 +1115,33 @@
       <w:r/>
       <w:r>
         <w:rPr>
-          <w:b/>
           <w:sz w:val="18"/>
           <w:szCs w:val="18"/>
-          <w:highlight w:val="none"/>
-        </w:rPr>
-      </w:r>
-      <w:r>
-        <w:rPr>
-          <w:b/>
-          <w:sz w:val="18"/>
-          <w:szCs w:val="18"/>
-          <w:highlight w:val="none"/>
         </w:rPr>
       </w:r>
     </w:p>
     <w:p>
       <w:pPr>
-        <w:pStyle w:val="747"/>
+        <w:pStyle w:val="930"/>
         <w:keepNext w:val="false"/>
         <w:keepLines w:val="false"/>
         <w:pageBreakBefore w:val="false"/>
         <w:pBdr/>
         <w:bidi w:val="false"/>
         <w:spacing w:line="240" w:lineRule="auto"/>
-        <w:ind w:firstLine="0" w:left="0"/>
+        <w:ind w:firstLine="421" w:left="0"/>
         <w:rPr>
           <w:sz w:val="18"/>
           <w:szCs w:val="18"/>
         </w:rPr>
       </w:pPr>
+      <w:r>
+        <w:rPr>
+          <w:sz w:val="18"/>
+          <w:szCs w:val="18"/>
+        </w:rPr>
+        <w:t xml:space="preserve">本函仅为复核账目之用，并非催款结算。若款项在上述日期之后已经付清，仍请及时函复为盼。</w:t>
+      </w:r>
       <w:r>
         <w:rPr>
           <w:sz w:val="18"/>
@@ -1094,36 +1157,7 @@
     </w:p>
     <w:p>
       <w:pPr>
-        <w:pStyle w:val="747"/>
-        <w:keepNext w:val="false"/>
-        <w:keepLines w:val="false"/>
-        <w:pageBreakBefore w:val="false"/>
-        <w:pBdr/>
-        <w:bidi w:val="false"/>
-        <w:spacing w:line="240" w:lineRule="auto"/>
-        <w:ind w:firstLine="421" w:left="0"/>
-        <w:rPr>
-          <w:sz w:val="18"/>
-          <w:szCs w:val="18"/>
-        </w:rPr>
-      </w:pPr>
-      <w:r>
-        <w:rPr>
-          <w:sz w:val="18"/>
-          <w:szCs w:val="18"/>
-        </w:rPr>
-        <w:t xml:space="preserve">本函仅为复核账目之用，并非催款结算。若款项在上述日期之后已经付清，仍请及时函复为盼。</w:t>
-      </w:r>
-      <w:r>
-        <w:rPr>
-          <w:sz w:val="18"/>
-          <w:szCs w:val="18"/>
-        </w:rPr>
-      </w:r>
-    </w:p>
-    <w:p>
-      <w:pPr>
-        <w:pStyle w:val="747"/>
+        <w:pStyle w:val="930"/>
         <w:keepNext w:val="false"/>
         <w:keepLines w:val="false"/>
         <w:pageBreakBefore w:val="false"/>
@@ -1136,6 +1170,12 @@
           <w:szCs w:val="18"/>
         </w:rPr>
       </w:pPr>
+      <w:r>
+        <w:rPr>
+          <w:sz w:val="18"/>
+          <w:szCs w:val="18"/>
+        </w:rPr>
+      </w:r>
       <w:r>
         <w:rPr>
           <w:sz w:val="18"/>
@@ -1151,7 +1191,7 @@
     </w:p>
     <w:p>
       <w:pPr>
-        <w:pStyle w:val="747"/>
+        <w:pStyle w:val="930"/>
         <w:keepNext w:val="false"/>
         <w:keepLines w:val="false"/>
         <w:pageBreakBefore w:val="false"/>
@@ -1164,6 +1204,12 @@
           <w:szCs w:val="18"/>
         </w:rPr>
       </w:pPr>
+      <w:r>
+        <w:rPr>
+          <w:sz w:val="18"/>
+          <w:szCs w:val="18"/>
+        </w:rPr>
+      </w:r>
       <w:r>
         <w:rPr>
           <w:sz w:val="18"/>
@@ -1179,7 +1225,7 @@
     </w:p>
     <w:p>
       <w:pPr>
-        <w:pStyle w:val="747"/>
+        <w:pStyle w:val="930"/>
         <w:keepNext w:val="false"/>
         <w:keepLines w:val="false"/>
         <w:pageBreakBefore w:val="false"/>
@@ -1192,6 +1238,12 @@
           <w:szCs w:val="18"/>
         </w:rPr>
       </w:pPr>
+      <w:r>
+        <w:rPr>
+          <w:sz w:val="18"/>
+          <w:szCs w:val="18"/>
+        </w:rPr>
+      </w:r>
       <w:r>
         <w:rPr>
           <w:sz w:val="18"/>
@@ -1207,7 +1259,7 @@
     </w:p>
     <w:tbl>
       <w:tblPr>
-        <w:tblStyle w:val="750"/>
+        <w:tblStyle w:val="933"/>
         <w:tblW w:w="4998" w:type="pct"/>
         <w:tblInd w:w="0" w:type="dxa"/>
         <w:tblBorders>
@@ -1244,7 +1296,7 @@
           </w:tcPr>
           <w:p>
             <w:pPr>
-              <w:pStyle w:val="747"/>
+              <w:pStyle w:val="930"/>
               <w:keepNext w:val="false"/>
               <w:keepLines w:val="false"/>
               <w:pageBreakBefore w:val="false"/>
@@ -1277,6 +1329,14 @@
                 <w:vertAlign w:val="baseline"/>
               </w:rPr>
             </w:r>
+            <w:r>
+              <w:rPr>
+                <w:rFonts w:hint="eastAsia" w:ascii="宋体" w:hAnsi="宋体" w:eastAsia="宋体" w:cs="宋体"/>
+                <w:sz w:val="18"/>
+                <w:szCs w:val="18"/>
+                <w:vertAlign w:val="baseline"/>
+              </w:rPr>
+            </w:r>
           </w:p>
         </w:tc>
         <w:tc>
@@ -1289,7 +1349,7 @@
           </w:tcPr>
           <w:p>
             <w:pPr>
-              <w:pStyle w:val="747"/>
+              <w:pStyle w:val="930"/>
               <w:keepNext w:val="false"/>
               <w:keepLines w:val="false"/>
               <w:pageBreakBefore w:val="false"/>
@@ -1323,6 +1383,14 @@
                 <w:lang w:val="en-US" w:eastAsia="zh-CN"/>
               </w:rPr>
             </w:r>
+            <w:r>
+              <w:rPr>
+                <w:rFonts w:hint="eastAsia" w:ascii="宋体" w:hAnsi="宋体" w:eastAsia="宋体" w:cs="宋体"/>
+                <w:sz w:val="18"/>
+                <w:szCs w:val="18"/>
+                <w:lang w:val="en-US" w:eastAsia="zh-CN"/>
+              </w:rPr>
+            </w:r>
           </w:p>
         </w:tc>
       </w:tr>
@@ -1337,7 +1405,7 @@
           </w:tcPr>
           <w:p>
             <w:pPr>
-              <w:pStyle w:val="747"/>
+              <w:pStyle w:val="930"/>
               <w:keepNext w:val="false"/>
               <w:keepLines w:val="false"/>
               <w:pageBreakBefore w:val="false"/>
@@ -1370,6 +1438,14 @@
                 <w:vertAlign w:val="baseline"/>
               </w:rPr>
             </w:r>
+            <w:r>
+              <w:rPr>
+                <w:rFonts w:hint="eastAsia" w:ascii="宋体" w:hAnsi="宋体" w:eastAsia="宋体" w:cs="宋体"/>
+                <w:sz w:val="18"/>
+                <w:szCs w:val="18"/>
+                <w:vertAlign w:val="baseline"/>
+              </w:rPr>
+            </w:r>
           </w:p>
         </w:tc>
         <w:tc>
@@ -1382,7 +1458,7 @@
           </w:tcPr>
           <w:p>
             <w:pPr>
-              <w:pStyle w:val="747"/>
+              <w:pStyle w:val="930"/>
               <w:keepNext w:val="false"/>
               <w:keepLines w:val="false"/>
               <w:pageBreakBefore w:val="false"/>
@@ -1459,6 +1535,14 @@
                 <w:vertAlign w:val="baseline"/>
               </w:rPr>
             </w:r>
+            <w:r>
+              <w:rPr>
+                <w:rFonts w:hint="eastAsia" w:ascii="宋体" w:hAnsi="宋体" w:eastAsia="宋体" w:cs="宋体"/>
+                <w:sz w:val="18"/>
+                <w:szCs w:val="18"/>
+                <w:vertAlign w:val="baseline"/>
+              </w:rPr>
+            </w:r>
           </w:p>
         </w:tc>
       </w:tr>
@@ -1473,7 +1557,7 @@
           </w:tcPr>
           <w:p>
             <w:pPr>
-              <w:pStyle w:val="747"/>
+              <w:pStyle w:val="930"/>
               <w:keepNext w:val="false"/>
               <w:keepLines w:val="false"/>
               <w:pageBreakBefore w:val="false"/>
@@ -1506,6 +1590,14 @@
                 <w:vertAlign w:val="baseline"/>
               </w:rPr>
             </w:r>
+            <w:r>
+              <w:rPr>
+                <w:rFonts w:hint="eastAsia" w:ascii="宋体" w:hAnsi="宋体" w:eastAsia="宋体" w:cs="宋体"/>
+                <w:sz w:val="18"/>
+                <w:szCs w:val="18"/>
+                <w:vertAlign w:val="baseline"/>
+              </w:rPr>
+            </w:r>
           </w:p>
         </w:tc>
         <w:tc>
@@ -1518,7 +1610,7 @@
           </w:tcPr>
           <w:p>
             <w:pPr>
-              <w:pStyle w:val="747"/>
+              <w:pStyle w:val="930"/>
               <w:keepNext w:val="false"/>
               <w:keepLines w:val="false"/>
               <w:pageBreakBefore w:val="false"/>
@@ -1560,13 +1652,21 @@
                 <w:lang w:val="en-US" w:eastAsia="zh-CN"/>
               </w:rPr>
             </w:r>
+            <w:r>
+              <w:rPr>
+                <w:rFonts w:hint="eastAsia" w:ascii="宋体" w:hAnsi="宋体" w:eastAsia="宋体" w:cs="宋体"/>
+                <w:sz w:val="18"/>
+                <w:szCs w:val="18"/>
+                <w:lang w:val="en-US" w:eastAsia="zh-CN"/>
+              </w:rPr>
+            </w:r>
           </w:p>
         </w:tc>
       </w:tr>
     </w:tbl>
     <w:p>
       <w:pPr>
-        <w:pStyle w:val="747"/>
+        <w:pStyle w:val="930"/>
         <w:keepNext w:val="false"/>
         <w:keepLines w:val="false"/>
         <w:pageBreakBefore w:val="false"/>
@@ -1580,6 +1680,12 @@
           <w:szCs w:val="18"/>
         </w:rPr>
       </w:pPr>
+      <w:r>
+        <w:rPr>
+          <w:sz w:val="18"/>
+          <w:szCs w:val="18"/>
+        </w:rPr>
+      </w:r>
       <w:r>
         <w:rPr>
           <w:sz w:val="18"/>
@@ -1595,7 +1701,7 @@
     </w:p>
     <w:p>
       <w:pPr>
-        <w:pStyle w:val="747"/>
+        <w:pStyle w:val="930"/>
         <w:keepNext w:val="false"/>
         <w:keepLines w:val="false"/>
         <w:pageBreakBefore w:val="false"/>
@@ -1621,10 +1727,16 @@
           <w:szCs w:val="18"/>
         </w:rPr>
       </w:r>
+      <w:r>
+        <w:rPr>
+          <w:sz w:val="18"/>
+          <w:szCs w:val="18"/>
+        </w:rPr>
+      </w:r>
     </w:p>
     <w:p>
       <w:pPr>
-        <w:pStyle w:val="747"/>
+        <w:pStyle w:val="930"/>
         <w:keepNext w:val="false"/>
         <w:keepLines w:val="false"/>
         <w:pageBreakBefore w:val="false"/>
@@ -1637,6 +1749,12 @@
           <w:szCs w:val="18"/>
         </w:rPr>
       </w:pPr>
+      <w:r>
+        <w:rPr>
+          <w:sz w:val="18"/>
+          <w:szCs w:val="18"/>
+        </w:rPr>
+      </w:r>
       <w:r>
         <w:rPr>
           <w:sz w:val="18"/>
@@ -1652,7 +1770,7 @@
     </w:p>
     <w:tbl>
       <w:tblPr>
-        <w:tblStyle w:val="750"/>
+        <w:tblStyle w:val="933"/>
         <w:tblW w:w="4998" w:type="pct"/>
         <w:tblInd w:w="0" w:type="dxa"/>
         <w:tblBorders>
@@ -1694,7 +1812,7 @@
           </w:tcPr>
           <w:p>
             <w:pPr>
-              <w:pStyle w:val="747"/>
+              <w:pStyle w:val="930"/>
               <w:keepNext w:val="false"/>
               <w:keepLines w:val="false"/>
               <w:pageBreakBefore w:val="false"/>
@@ -1725,6 +1843,13 @@
                 <w:vertAlign w:val="baseline"/>
               </w:rPr>
             </w:r>
+            <w:r>
+              <w:rPr>
+                <w:sz w:val="18"/>
+                <w:szCs w:val="18"/>
+                <w:vertAlign w:val="baseline"/>
+              </w:rPr>
+            </w:r>
           </w:p>
         </w:tc>
         <w:tc>
@@ -1739,7 +1864,7 @@
           </w:tcPr>
           <w:p>
             <w:pPr>
-              <w:pStyle w:val="747"/>
+              <w:pStyle w:val="930"/>
               <w:keepNext w:val="false"/>
               <w:keepLines w:val="false"/>
               <w:pageBreakBefore w:val="false"/>
@@ -1770,6 +1895,13 @@
                 <w:vertAlign w:val="baseline"/>
               </w:rPr>
             </w:r>
+            <w:r>
+              <w:rPr>
+                <w:sz w:val="18"/>
+                <w:szCs w:val="18"/>
+                <w:vertAlign w:val="baseline"/>
+              </w:rPr>
+            </w:r>
           </w:p>
         </w:tc>
       </w:tr>
@@ -1790,7 +1922,7 @@
           </w:tcPr>
           <w:p>
             <w:pPr>
-              <w:pStyle w:val="747"/>
+              <w:pStyle w:val="930"/>
               <w:keepNext w:val="false"/>
               <w:keepLines w:val="false"/>
               <w:pageBreakBefore w:val="false"/>
@@ -1824,6 +1956,15 @@
                 <w:lang w:val="en-US" w:eastAsia="zh-CN"/>
               </w:rPr>
             </w:r>
+            <w:r>
+              <w:rPr>
+                <w:rFonts w:hint="eastAsia"/>
+                <w:sz w:val="18"/>
+                <w:szCs w:val="18"/>
+                <w:vertAlign w:val="baseline"/>
+                <w:lang w:val="en-US" w:eastAsia="zh-CN"/>
+              </w:rPr>
+            </w:r>
           </w:p>
         </w:tc>
         <w:tc>
@@ -1839,7 +1980,7 @@
           </w:tcPr>
           <w:p>
             <w:pPr>
-              <w:pStyle w:val="747"/>
+              <w:pStyle w:val="930"/>
               <w:keepNext w:val="false"/>
               <w:keepLines w:val="false"/>
               <w:pageBreakBefore w:val="false"/>
@@ -1853,6 +1994,13 @@
                 <w:vertAlign w:val="baseline"/>
               </w:rPr>
             </w:pPr>
+            <w:r>
+              <w:rPr>
+                <w:sz w:val="18"/>
+                <w:szCs w:val="18"/>
+                <w:vertAlign w:val="baseline"/>
+              </w:rPr>
+            </w:r>
             <w:r>
               <w:rPr>
                 <w:sz w:val="18"/>
@@ -1882,7 +2030,7 @@
           </w:tcPr>
           <w:p>
             <w:pPr>
-              <w:pStyle w:val="747"/>
+              <w:pStyle w:val="930"/>
               <w:keepNext w:val="false"/>
               <w:keepLines w:val="false"/>
               <w:pageBreakBefore w:val="false"/>
@@ -1896,6 +2044,13 @@
                 <w:vertAlign w:val="baseline"/>
               </w:rPr>
             </w:pPr>
+            <w:r>
+              <w:rPr>
+                <w:sz w:val="18"/>
+                <w:szCs w:val="18"/>
+                <w:vertAlign w:val="baseline"/>
+              </w:rPr>
+            </w:r>
             <w:r>
               <w:rPr>
                 <w:sz w:val="18"/>
@@ -1925,7 +2080,7 @@
           </w:tcPr>
           <w:p>
             <w:pPr>
-              <w:pStyle w:val="747"/>
+              <w:pStyle w:val="930"/>
               <w:keepNext w:val="false"/>
               <w:keepLines w:val="false"/>
               <w:pageBreakBefore w:val="false"/>
@@ -1939,6 +2094,13 @@
                 <w:vertAlign w:val="baseline"/>
               </w:rPr>
             </w:pPr>
+            <w:r>
+              <w:rPr>
+                <w:sz w:val="18"/>
+                <w:szCs w:val="18"/>
+                <w:vertAlign w:val="baseline"/>
+              </w:rPr>
+            </w:r>
             <w:r>
               <w:rPr>
                 <w:sz w:val="18"/>
@@ -1974,7 +2136,7 @@
           </w:tcPr>
           <w:p>
             <w:pPr>
-              <w:pStyle w:val="747"/>
+              <w:pStyle w:val="930"/>
               <w:keepNext w:val="false"/>
               <w:keepLines w:val="false"/>
               <w:pageBreakBefore w:val="false"/>
@@ -1991,6 +2153,15 @@
                 <w:lang w:val="en-US" w:eastAsia="zh-CN"/>
               </w:rPr>
             </w:pPr>
+            <w:r>
+              <w:rPr>
+                <w:rFonts w:hint="default"/>
+                <w:sz w:val="18"/>
+                <w:szCs w:val="18"/>
+                <w:vertAlign w:val="baseline"/>
+                <w:lang w:val="en-US" w:eastAsia="zh-CN"/>
+              </w:rPr>
+            </w:r>
             <w:r>
               <w:rPr>
                 <w:rFonts w:hint="default"/>
@@ -2026,7 +2197,7 @@
           </w:tcPr>
           <w:p>
             <w:pPr>
-              <w:pStyle w:val="747"/>
+              <w:pStyle w:val="930"/>
               <w:keepNext w:val="false"/>
               <w:keepLines w:val="false"/>
               <w:pageBreakBefore w:val="false"/>
@@ -2064,6 +2235,16 @@
                 <w14:ligatures w14:val="standardContextual"/>
               </w:rPr>
             </w:r>
+            <w:r>
+              <w:rPr>
+                <w:rFonts w:hint="default" w:ascii="Times New Roman" w:hAnsi="Times New Roman" w:eastAsia="宋体" w:cs="Times New Roman"/>
+                <w:sz w:val="18"/>
+                <w:szCs w:val="18"/>
+                <w:vertAlign w:val="baseline"/>
+                <w:lang w:val="en-US" w:eastAsia="zh-CN" w:bidi="ar-SA"/>
+                <w14:ligatures w14:val="standardContextual"/>
+              </w:rPr>
+            </w:r>
           </w:p>
         </w:tc>
         <w:tc>
@@ -2079,7 +2260,7 @@
           </w:tcPr>
           <w:p>
             <w:pPr>
-              <w:pStyle w:val="747"/>
+              <w:pStyle w:val="930"/>
               <w:keepNext w:val="false"/>
               <w:keepLines w:val="false"/>
               <w:pageBreakBefore w:val="false"/>
@@ -2093,6 +2274,13 @@
                 <w:vertAlign w:val="baseline"/>
               </w:rPr>
             </w:pPr>
+            <w:r>
+              <w:rPr>
+                <w:sz w:val="18"/>
+                <w:szCs w:val="18"/>
+                <w:vertAlign w:val="baseline"/>
+              </w:rPr>
+            </w:r>
             <w:r>
               <w:rPr>
                 <w:sz w:val="18"/>
@@ -2123,7 +2311,7 @@
           </w:tcPr>
           <w:p>
             <w:pPr>
-              <w:pStyle w:val="747"/>
+              <w:pStyle w:val="930"/>
               <w:keepNext w:val="false"/>
               <w:keepLines w:val="false"/>
               <w:pageBreakBefore w:val="false"/>
@@ -2159,6 +2347,15 @@
                 <w:lang w:val="en-US" w:eastAsia="zh-CN"/>
               </w:rPr>
             </w:r>
+            <w:r>
+              <w:rPr>
+                <w:rFonts w:hint="default" w:eastAsia="宋体"/>
+                <w:sz w:val="18"/>
+                <w:szCs w:val="18"/>
+                <w:vertAlign w:val="baseline"/>
+                <w:lang w:val="en-US" w:eastAsia="zh-CN"/>
+              </w:rPr>
+            </w:r>
           </w:p>
         </w:tc>
       </w:tr>
@@ -2180,7 +2377,7 @@
           </w:tcPr>
           <w:p>
             <w:pPr>
-              <w:pStyle w:val="747"/>
+              <w:pStyle w:val="930"/>
               <w:keepNext w:val="false"/>
               <w:keepLines w:val="false"/>
               <w:pageBreakBefore w:val="false"/>
@@ -2197,6 +2394,15 @@
                 <w:lang w:val="en-US" w:eastAsia="zh-CN"/>
               </w:rPr>
             </w:pPr>
+            <w:r>
+              <w:rPr>
+                <w:rFonts w:hint="default"/>
+                <w:sz w:val="18"/>
+                <w:szCs w:val="18"/>
+                <w:vertAlign w:val="baseline"/>
+                <w:lang w:val="en-US" w:eastAsia="zh-CN"/>
+              </w:rPr>
+            </w:r>
             <w:r>
               <w:rPr>
                 <w:rFonts w:hint="default"/>
@@ -2232,7 +2438,7 @@
           </w:tcPr>
           <w:p>
             <w:pPr>
-              <w:pStyle w:val="747"/>
+              <w:pStyle w:val="930"/>
               <w:keepNext w:val="false"/>
               <w:keepLines w:val="false"/>
               <w:pageBreakBefore w:val="false"/>
@@ -2270,6 +2476,16 @@
                 <w14:ligatures w14:val="standardContextual"/>
               </w:rPr>
             </w:r>
+            <w:r>
+              <w:rPr>
+                <w:rFonts w:hint="default" w:ascii="Times New Roman" w:hAnsi="Times New Roman" w:eastAsia="宋体" w:cs="Times New Roman"/>
+                <w:sz w:val="18"/>
+                <w:szCs w:val="18"/>
+                <w:vertAlign w:val="baseline"/>
+                <w:lang w:val="en-US" w:eastAsia="zh-CN" w:bidi="ar-SA"/>
+                <w14:ligatures w14:val="standardContextual"/>
+              </w:rPr>
+            </w:r>
           </w:p>
         </w:tc>
         <w:tc>
@@ -2285,7 +2501,7 @@
           </w:tcPr>
           <w:p>
             <w:pPr>
-              <w:pStyle w:val="747"/>
+              <w:pStyle w:val="930"/>
               <w:keepNext w:val="false"/>
               <w:keepLines w:val="false"/>
               <w:pageBreakBefore w:val="false"/>
@@ -2299,6 +2515,13 @@
                 <w:vertAlign w:val="baseline"/>
               </w:rPr>
             </w:pPr>
+            <w:r>
+              <w:rPr>
+                <w:sz w:val="18"/>
+                <w:szCs w:val="18"/>
+                <w:vertAlign w:val="baseline"/>
+              </w:rPr>
+            </w:r>
             <w:r>
               <w:rPr>
                 <w:sz w:val="18"/>
@@ -2330,7 +2553,7 @@
           </w:tcPr>
           <w:p>
             <w:pPr>
-              <w:pStyle w:val="747"/>
+              <w:pStyle w:val="930"/>
               <w:keepNext w:val="false"/>
               <w:keepLines w:val="false"/>
               <w:pageBreakBefore w:val="false"/>
@@ -2368,6 +2591,16 @@
                 <w14:ligatures w14:val="standardContextual"/>
               </w:rPr>
             </w:r>
+            <w:r>
+              <w:rPr>
+                <w:rFonts w:hint="default" w:ascii="Times New Roman" w:hAnsi="Times New Roman" w:eastAsia="宋体" w:cs="Times New Roman"/>
+                <w:sz w:val="18"/>
+                <w:szCs w:val="18"/>
+                <w:vertAlign w:val="baseline"/>
+                <w:lang w:val="en-US" w:eastAsia="zh-CN" w:bidi="ar-SA"/>
+                <w14:ligatures w14:val="standardContextual"/>
+              </w:rPr>
+            </w:r>
           </w:p>
         </w:tc>
       </w:tr>
@@ -2388,7 +2621,7 @@
           </w:tcPr>
           <w:p>
             <w:pPr>
-              <w:pStyle w:val="747"/>
+              <w:pStyle w:val="930"/>
               <w:keepNext w:val="false"/>
               <w:keepLines w:val="false"/>
               <w:pageBreakBefore w:val="false"/>
@@ -2423,6 +2656,15 @@
                 <w:lang w:val="en-US" w:eastAsia="zh-CN"/>
               </w:rPr>
             </w:r>
+            <w:r>
+              <w:rPr>
+                <w:rFonts w:hint="default"/>
+                <w:sz w:val="18"/>
+                <w:szCs w:val="18"/>
+                <w:vertAlign w:val="baseline"/>
+                <w:lang w:val="en-US" w:eastAsia="zh-CN"/>
+              </w:rPr>
+            </w:r>
           </w:p>
         </w:tc>
         <w:tc>
@@ -2439,7 +2681,7 @@
           </w:tcPr>
           <w:p>
             <w:pPr>
-              <w:pStyle w:val="747"/>
+              <w:pStyle w:val="930"/>
               <w:keepNext w:val="false"/>
               <w:keepLines w:val="false"/>
               <w:pageBreakBefore w:val="false"/>
@@ -2477,6 +2719,16 @@
                 <w14:ligatures w14:val="standardContextual"/>
               </w:rPr>
             </w:r>
+            <w:r>
+              <w:rPr>
+                <w:rFonts w:hint="default" w:ascii="Times New Roman" w:hAnsi="Times New Roman" w:eastAsia="宋体" w:cs="Times New Roman"/>
+                <w:sz w:val="18"/>
+                <w:szCs w:val="18"/>
+                <w:vertAlign w:val="baseline"/>
+                <w:lang w:val="en-US" w:eastAsia="zh-CN" w:bidi="ar-SA"/>
+                <w14:ligatures w14:val="standardContextual"/>
+              </w:rPr>
+            </w:r>
           </w:p>
         </w:tc>
         <w:tc>
@@ -2491,7 +2743,7 @@
           </w:tcPr>
           <w:p>
             <w:pPr>
-              <w:pStyle w:val="747"/>
+              <w:pStyle w:val="930"/>
               <w:keepNext w:val="false"/>
               <w:keepLines w:val="false"/>
               <w:pageBreakBefore w:val="false"/>
@@ -2505,6 +2757,13 @@
                 <w:vertAlign w:val="baseline"/>
               </w:rPr>
             </w:pPr>
+            <w:r>
+              <w:rPr>
+                <w:sz w:val="18"/>
+                <w:szCs w:val="18"/>
+                <w:vertAlign w:val="baseline"/>
+              </w:rPr>
+            </w:r>
             <w:r>
               <w:rPr>
                 <w:sz w:val="18"/>
@@ -2535,7 +2794,7 @@
           </w:tcPr>
           <w:p>
             <w:pPr>
-              <w:pStyle w:val="747"/>
+              <w:pStyle w:val="930"/>
               <w:keepNext w:val="false"/>
               <w:keepLines w:val="false"/>
               <w:pageBreakBefore w:val="false"/>
@@ -2573,13 +2832,23 @@
                 <w14:ligatures w14:val="standardContextual"/>
               </w:rPr>
             </w:r>
+            <w:r>
+              <w:rPr>
+                <w:rFonts w:hint="default" w:ascii="Times New Roman" w:hAnsi="Times New Roman" w:eastAsia="宋体" w:cs="Times New Roman"/>
+                <w:sz w:val="18"/>
+                <w:szCs w:val="18"/>
+                <w:vertAlign w:val="baseline"/>
+                <w:lang w:val="en-US" w:eastAsia="zh-CN" w:bidi="ar-SA"/>
+                <w14:ligatures w14:val="standardContextual"/>
+              </w:rPr>
+            </w:r>
           </w:p>
         </w:tc>
       </w:tr>
     </w:tbl>
     <w:p>
       <w:pPr>
-        <w:pStyle w:val="747"/>
+        <w:pStyle w:val="930"/>
         <w:keepNext w:val="false"/>
         <w:keepLines w:val="false"/>
         <w:pageBreakBefore w:val="false"/>
@@ -2592,6 +2861,12 @@
           <w:szCs w:val="18"/>
         </w:rPr>
       </w:pPr>
+      <w:r>
+        <w:rPr>
+          <w:sz w:val="18"/>
+          <w:szCs w:val="18"/>
+        </w:rPr>
+      </w:r>
       <w:r>
         <w:rPr>
           <w:sz w:val="18"/>
@@ -2670,7 +2945,7 @@
         <w:sdtContent>
           <w:p>
             <w:pPr>
-              <w:pStyle w:val="748"/>
+              <w:pStyle w:val="931"/>
               <w:pBdr/>
               <w:spacing/>
               <w:ind/>
@@ -2769,7 +3044,7 @@
   </w:sdt>
   <w:p>
     <w:pPr>
-      <w:pStyle w:val="748"/>
+      <w:pStyle w:val="931"/>
       <w:pBdr/>
       <w:spacing/>
       <w:ind/>
@@ -2818,7 +3093,7 @@
 <w:hdr xmlns:wpc="http://schemas.microsoft.com/office/word/2010/wordprocessingCanvas" xmlns:mc="http://schemas.openxmlformats.org/markup-compatibility/2006" xmlns:o="urn:schemas-microsoft-com:office:office" xmlns:r="http://schemas.openxmlformats.org/officeDocument/2006/relationships" xmlns:m="http://schemas.openxmlformats.org/officeDocument/2006/math" xmlns:v="urn:schemas-microsoft-com:vml" xmlns:wp14="http://schemas.microsoft.com/office/word/2010/wordprocessingDrawing" xmlns:wp="http://schemas.openxmlformats.org/drawingml/2006/wordprocessingDrawing" xmlns:w10="urn:schemas-microsoft-com:office:word" xmlns:w="http://schemas.openxmlformats.org/wordprocessingml/2006/main" xmlns:w14="http://schemas.microsoft.com/office/word/2010/wordml" xmlns:w15="http://schemas.microsoft.com/office/word/2012/wordml" xmlns:wpg="http://schemas.microsoft.com/office/word/2010/wordprocessingGroup" xmlns:wpi="http://schemas.microsoft.com/office/word/2010/wordprocessingInk" xmlns:wne="http://schemas.microsoft.com/office/word/2006/wordml" xmlns:a="http://schemas.openxmlformats.org/drawingml/2006/main" xmlns:wps="http://schemas.microsoft.com/office/word/2010/wordprocessingShape" mc:Ignorable="w14 w15 wp14">
   <w:p>
     <w:pPr>
-      <w:pStyle w:val="749"/>
+      <w:pStyle w:val="932"/>
       <w:pBdr/>
       <w:spacing/>
       <w:ind/>
@@ -2986,9 +3261,9 @@
     <w:lsdException w:name="Bibliography" w:uiPriority="37"/>
     <w:lsdException w:name="TOC Heading" w:uiPriority="39" w:qFormat="1"/>
   </w:latentStyles>
-  <w:style w:type="table" w:styleId="12">
+  <w:style w:type="table" w:styleId="744">
     <w:name w:val="Table Grid Light"/>
-    <w:basedOn w:val="746"/>
+    <w:basedOn w:val="929"/>
     <w:uiPriority w:val="59"/>
     <w:pPr>
       <w:pBdr/>
@@ -3185,9 +3460,9 @@
       </w:tcPr>
     </w:tblStylePr>
   </w:style>
-  <w:style w:type="table" w:styleId="13">
+  <w:style w:type="table" w:styleId="745">
     <w:name w:val="Plain Table 1"/>
-    <w:basedOn w:val="746"/>
+    <w:basedOn w:val="929"/>
     <w:uiPriority w:val="59"/>
     <w:pPr>
       <w:pBdr/>
@@ -3410,9 +3685,9 @@
       </w:tcPr>
     </w:tblStylePr>
   </w:style>
-  <w:style w:type="table" w:styleId="14">
+  <w:style w:type="table" w:styleId="746">
     <w:name w:val="Plain Table 2"/>
-    <w:basedOn w:val="746"/>
+    <w:basedOn w:val="929"/>
     <w:uiPriority w:val="59"/>
     <w:pPr>
       <w:pBdr/>
@@ -3643,9 +3918,9 @@
       </w:tcPr>
     </w:tblStylePr>
   </w:style>
-  <w:style w:type="table" w:styleId="15">
+  <w:style w:type="table" w:styleId="747">
     <w:name w:val="Plain Table 3"/>
-    <w:basedOn w:val="746"/>
+    <w:basedOn w:val="929"/>
     <w:uiPriority w:val="99"/>
     <w:pPr>
       <w:pBdr/>
@@ -3873,9 +4148,9 @@
       </w:tcPr>
     </w:tblStylePr>
   </w:style>
-  <w:style w:type="table" w:styleId="16">
+  <w:style w:type="table" w:styleId="748">
     <w:name w:val="Plain Table 4"/>
-    <w:basedOn w:val="746"/>
+    <w:basedOn w:val="929"/>
     <w:uiPriority w:val="99"/>
     <w:pPr>
       <w:pBdr/>
@@ -4089,9 +4364,9 @@
       </w:tcPr>
     </w:tblStylePr>
   </w:style>
-  <w:style w:type="table" w:styleId="17">
+  <w:style w:type="table" w:styleId="749">
     <w:name w:val="Plain Table 5"/>
-    <w:basedOn w:val="746"/>
+    <w:basedOn w:val="929"/>
     <w:uiPriority w:val="99"/>
     <w:pPr>
       <w:pBdr/>
@@ -4322,9 +4597,9 @@
       </w:tcPr>
     </w:tblStylePr>
   </w:style>
-  <w:style w:type="table" w:styleId="18">
+  <w:style w:type="table" w:styleId="750">
     <w:name w:val="Grid Table 1 Light"/>
-    <w:basedOn w:val="746"/>
+    <w:basedOn w:val="929"/>
     <w:uiPriority w:val="99"/>
     <w:pPr>
       <w:pBdr/>
@@ -4545,9 +4820,9 @@
       </w:tcPr>
     </w:tblStylePr>
   </w:style>
-  <w:style w:type="table" w:styleId="19">
+  <w:style w:type="table" w:styleId="751">
     <w:name w:val="Grid Table 1 Light - Accent 1"/>
-    <w:basedOn w:val="746"/>
+    <w:basedOn w:val="929"/>
     <w:uiPriority w:val="99"/>
     <w:pPr>
       <w:pBdr/>
@@ -4768,9 +5043,9 @@
       </w:tcPr>
     </w:tblStylePr>
   </w:style>
-  <w:style w:type="table" w:styleId="20">
+  <w:style w:type="table" w:styleId="752">
     <w:name w:val="Grid Table 1 Light - Accent 2"/>
-    <w:basedOn w:val="746"/>
+    <w:basedOn w:val="929"/>
     <w:uiPriority w:val="99"/>
     <w:pPr>
       <w:pBdr/>
@@ -4991,9 +5266,9 @@
       </w:tcPr>
     </w:tblStylePr>
   </w:style>
-  <w:style w:type="table" w:styleId="21">
+  <w:style w:type="table" w:styleId="753">
     <w:name w:val="Grid Table 1 Light - Accent 3"/>
-    <w:basedOn w:val="746"/>
+    <w:basedOn w:val="929"/>
     <w:uiPriority w:val="99"/>
     <w:pPr>
       <w:pBdr/>
@@ -5214,9 +5489,9 @@
       </w:tcPr>
     </w:tblStylePr>
   </w:style>
-  <w:style w:type="table" w:styleId="22">
+  <w:style w:type="table" w:styleId="754">
     <w:name w:val="Grid Table 1 Light - Accent 4"/>
-    <w:basedOn w:val="746"/>
+    <w:basedOn w:val="929"/>
     <w:uiPriority w:val="99"/>
     <w:pPr>
       <w:pBdr/>
@@ -5437,9 +5712,9 @@
       </w:tcPr>
     </w:tblStylePr>
   </w:style>
-  <w:style w:type="table" w:styleId="23">
+  <w:style w:type="table" w:styleId="755">
     <w:name w:val="Grid Table 1 Light - Accent 5"/>
-    <w:basedOn w:val="746"/>
+    <w:basedOn w:val="929"/>
     <w:uiPriority w:val="99"/>
     <w:pPr>
       <w:pBdr/>
@@ -5660,9 +5935,9 @@
       </w:tcPr>
     </w:tblStylePr>
   </w:style>
-  <w:style w:type="table" w:styleId="24">
+  <w:style w:type="table" w:styleId="756">
     <w:name w:val="Grid Table 1 Light - Accent 6"/>
-    <w:basedOn w:val="746"/>
+    <w:basedOn w:val="929"/>
     <w:uiPriority w:val="99"/>
     <w:pPr>
       <w:pBdr/>
@@ -5883,9 +6158,9 @@
       </w:tcPr>
     </w:tblStylePr>
   </w:style>
-  <w:style w:type="table" w:styleId="25">
+  <w:style w:type="table" w:styleId="757">
     <w:name w:val="Grid Table 2"/>
-    <w:basedOn w:val="746"/>
+    <w:basedOn w:val="929"/>
     <w:uiPriority w:val="99"/>
     <w:pPr>
       <w:pBdr/>
@@ -6115,9 +6390,9 @@
       </w:tcPr>
     </w:tblStylePr>
   </w:style>
-  <w:style w:type="table" w:styleId="26">
+  <w:style w:type="table" w:styleId="758">
     <w:name w:val="Grid Table 2 - Accent 1"/>
-    <w:basedOn w:val="746"/>
+    <w:basedOn w:val="929"/>
     <w:uiPriority w:val="99"/>
     <w:pPr>
       <w:pBdr/>
@@ -6347,9 +6622,9 @@
       </w:tcPr>
     </w:tblStylePr>
   </w:style>
-  <w:style w:type="table" w:styleId="27">
+  <w:style w:type="table" w:styleId="759">
     <w:name w:val="Grid Table 2 - Accent 2"/>
-    <w:basedOn w:val="746"/>
+    <w:basedOn w:val="929"/>
     <w:uiPriority w:val="99"/>
     <w:pPr>
       <w:pBdr/>
@@ -6579,9 +6854,9 @@
       </w:tcPr>
     </w:tblStylePr>
   </w:style>
-  <w:style w:type="table" w:styleId="28">
+  <w:style w:type="table" w:styleId="760">
     <w:name w:val="Grid Table 2 - Accent 3"/>
-    <w:basedOn w:val="746"/>
+    <w:basedOn w:val="929"/>
     <w:uiPriority w:val="99"/>
     <w:pPr>
       <w:pBdr/>
@@ -6811,9 +7086,9 @@
       </w:tcPr>
     </w:tblStylePr>
   </w:style>
-  <w:style w:type="table" w:styleId="29">
+  <w:style w:type="table" w:styleId="761">
     <w:name w:val="Grid Table 2 - Accent 4"/>
-    <w:basedOn w:val="746"/>
+    <w:basedOn w:val="929"/>
     <w:uiPriority w:val="99"/>
     <w:pPr>
       <w:pBdr/>
@@ -7043,9 +7318,9 @@
       </w:tcPr>
     </w:tblStylePr>
   </w:style>
-  <w:style w:type="table" w:styleId="30">
+  <w:style w:type="table" w:styleId="762">
     <w:name w:val="Grid Table 2 - Accent 5"/>
-    <w:basedOn w:val="746"/>
+    <w:basedOn w:val="929"/>
     <w:uiPriority w:val="99"/>
     <w:pPr>
       <w:pBdr/>
@@ -7275,9 +7550,9 @@
       </w:tcPr>
     </w:tblStylePr>
   </w:style>
-  <w:style w:type="table" w:styleId="31">
+  <w:style w:type="table" w:styleId="763">
     <w:name w:val="Grid Table 2 - Accent 6"/>
-    <w:basedOn w:val="746"/>
+    <w:basedOn w:val="929"/>
     <w:uiPriority w:val="99"/>
     <w:pPr>
       <w:pBdr/>
@@ -7507,9 +7782,9 @@
       </w:tcPr>
     </w:tblStylePr>
   </w:style>
-  <w:style w:type="table" w:styleId="32">
+  <w:style w:type="table" w:styleId="764">
     <w:name w:val="Grid Table 3"/>
-    <w:basedOn w:val="746"/>
+    <w:basedOn w:val="929"/>
     <w:uiPriority w:val="99"/>
     <w:pPr>
       <w:pBdr/>
@@ -7608,29 +7883,6 @@
         <w:tblBorders/>
       </w:tblPr>
       <w:tcPr>
-        <w:shd w:color="ffffff"/>
-        <w:tcBorders>
-          <w:top w:val="none" w:color="000000" w:sz="4" w:space="0"/>
-          <w:left w:val="none" w:color="000000" w:sz="4" w:space="0"/>
-          <w:bottom w:val="none" w:color="000000" w:sz="4" w:space="0"/>
-          <w:right w:val="none" w:color="000000" w:sz="4" w:space="0"/>
-        </w:tcBorders>
-      </w:tcPr>
-    </w:tblStylePr>
-    <w:tblStylePr w:type="firstRow">
-      <w:rPr>
-        <w:b/>
-        <w:color w:val="404040"/>
-      </w:rPr>
-      <w:pPr>
-        <w:pBdr/>
-        <w:spacing/>
-        <w:ind/>
-      </w:pPr>
-      <w:tblPr>
-        <w:tblBorders/>
-      </w:tblPr>
-      <w:tcPr>
         <w:shd w:val="clear" w:color="ffffff"/>
         <w:tcBorders>
           <w:top w:val="none" w:color="000000" w:sz="4" w:space="0"/>
@@ -7640,30 +7892,7 @@
         </w:tcBorders>
       </w:tcPr>
     </w:tblStylePr>
-    <w:tblStylePr w:type="lastCol">
-      <w:rPr>
-        <w:i/>
-        <w:color w:val="404040"/>
-      </w:rPr>
-      <w:pPr>
-        <w:pBdr/>
-        <w:spacing/>
-        <w:ind/>
-      </w:pPr>
-      <w:tblPr>
-        <w:tblBorders/>
-      </w:tblPr>
-      <w:tcPr>
-        <w:shd w:color="ffffff"/>
-        <w:tcBorders>
-          <w:top w:val="none" w:color="000000" w:sz="4" w:space="0"/>
-          <w:left w:val="none" w:color="000000" w:sz="4" w:space="0"/>
-          <w:bottom w:val="none" w:color="000000" w:sz="4" w:space="0"/>
-          <w:right w:val="none" w:color="000000" w:sz="4" w:space="0"/>
-        </w:tcBorders>
-      </w:tcPr>
-    </w:tblStylePr>
-    <w:tblStylePr w:type="lastRow">
+    <w:tblStylePr w:type="firstRow">
       <w:rPr>
         <w:b/>
         <w:color w:val="404040"/>
@@ -7686,6 +7915,52 @@
         </w:tcBorders>
       </w:tcPr>
     </w:tblStylePr>
+    <w:tblStylePr w:type="lastCol">
+      <w:rPr>
+        <w:i/>
+        <w:color w:val="404040"/>
+      </w:rPr>
+      <w:pPr>
+        <w:pBdr/>
+        <w:spacing/>
+        <w:ind/>
+      </w:pPr>
+      <w:tblPr>
+        <w:tblBorders/>
+      </w:tblPr>
+      <w:tcPr>
+        <w:shd w:val="clear" w:color="ffffff"/>
+        <w:tcBorders>
+          <w:top w:val="none" w:color="000000" w:sz="4" w:space="0"/>
+          <w:left w:val="none" w:color="000000" w:sz="4" w:space="0"/>
+          <w:bottom w:val="none" w:color="000000" w:sz="4" w:space="0"/>
+          <w:right w:val="none" w:color="000000" w:sz="4" w:space="0"/>
+        </w:tcBorders>
+      </w:tcPr>
+    </w:tblStylePr>
+    <w:tblStylePr w:type="lastRow">
+      <w:rPr>
+        <w:b/>
+        <w:color w:val="404040"/>
+      </w:rPr>
+      <w:pPr>
+        <w:pBdr/>
+        <w:spacing/>
+        <w:ind/>
+      </w:pPr>
+      <w:tblPr>
+        <w:tblBorders/>
+      </w:tblPr>
+      <w:tcPr>
+        <w:shd w:val="clear" w:color="ffffff"/>
+        <w:tcBorders>
+          <w:top w:val="none" w:color="000000" w:sz="4" w:space="0"/>
+          <w:left w:val="none" w:color="000000" w:sz="4" w:space="0"/>
+          <w:bottom w:val="none" w:color="000000" w:sz="4" w:space="0"/>
+          <w:right w:val="none" w:color="000000" w:sz="4" w:space="0"/>
+        </w:tcBorders>
+      </w:tcPr>
+    </w:tblStylePr>
     <w:tblStylePr w:type="nwCell">
       <w:pPr>
         <w:pBdr/>
@@ -7752,9 +8027,9 @@
       </w:tcPr>
     </w:tblStylePr>
   </w:style>
-  <w:style w:type="table" w:styleId="33">
+  <w:style w:type="table" w:styleId="765">
     <w:name w:val="Grid Table 3 - Accent 1"/>
-    <w:basedOn w:val="746"/>
+    <w:basedOn w:val="929"/>
     <w:uiPriority w:val="99"/>
     <w:pPr>
       <w:pBdr/>
@@ -7853,29 +8128,6 @@
         <w:tblBorders/>
       </w:tblPr>
       <w:tcPr>
-        <w:shd w:color="ffffff"/>
-        <w:tcBorders>
-          <w:top w:val="none" w:color="000000" w:sz="4" w:space="0"/>
-          <w:left w:val="none" w:color="000000" w:sz="4" w:space="0"/>
-          <w:bottom w:val="none" w:color="000000" w:sz="4" w:space="0"/>
-          <w:right w:val="none" w:color="000000" w:sz="4" w:space="0"/>
-        </w:tcBorders>
-      </w:tcPr>
-    </w:tblStylePr>
-    <w:tblStylePr w:type="firstRow">
-      <w:rPr>
-        <w:b/>
-        <w:color w:val="404040"/>
-      </w:rPr>
-      <w:pPr>
-        <w:pBdr/>
-        <w:spacing/>
-        <w:ind/>
-      </w:pPr>
-      <w:tblPr>
-        <w:tblBorders/>
-      </w:tblPr>
-      <w:tcPr>
         <w:shd w:val="clear" w:color="ffffff"/>
         <w:tcBorders>
           <w:top w:val="none" w:color="000000" w:sz="4" w:space="0"/>
@@ -7885,30 +8137,7 @@
         </w:tcBorders>
       </w:tcPr>
     </w:tblStylePr>
-    <w:tblStylePr w:type="lastCol">
-      <w:rPr>
-        <w:i/>
-        <w:color w:val="404040"/>
-      </w:rPr>
-      <w:pPr>
-        <w:pBdr/>
-        <w:spacing/>
-        <w:ind/>
-      </w:pPr>
-      <w:tblPr>
-        <w:tblBorders/>
-      </w:tblPr>
-      <w:tcPr>
-        <w:shd w:color="ffffff"/>
-        <w:tcBorders>
-          <w:top w:val="none" w:color="000000" w:sz="4" w:space="0"/>
-          <w:left w:val="none" w:color="000000" w:sz="4" w:space="0"/>
-          <w:bottom w:val="none" w:color="000000" w:sz="4" w:space="0"/>
-          <w:right w:val="none" w:color="000000" w:sz="4" w:space="0"/>
-        </w:tcBorders>
-      </w:tcPr>
-    </w:tblStylePr>
-    <w:tblStylePr w:type="lastRow">
+    <w:tblStylePr w:type="firstRow">
       <w:rPr>
         <w:b/>
         <w:color w:val="404040"/>
@@ -7931,6 +8160,52 @@
         </w:tcBorders>
       </w:tcPr>
     </w:tblStylePr>
+    <w:tblStylePr w:type="lastCol">
+      <w:rPr>
+        <w:i/>
+        <w:color w:val="404040"/>
+      </w:rPr>
+      <w:pPr>
+        <w:pBdr/>
+        <w:spacing/>
+        <w:ind/>
+      </w:pPr>
+      <w:tblPr>
+        <w:tblBorders/>
+      </w:tblPr>
+      <w:tcPr>
+        <w:shd w:val="clear" w:color="ffffff"/>
+        <w:tcBorders>
+          <w:top w:val="none" w:color="000000" w:sz="4" w:space="0"/>
+          <w:left w:val="none" w:color="000000" w:sz="4" w:space="0"/>
+          <w:bottom w:val="none" w:color="000000" w:sz="4" w:space="0"/>
+          <w:right w:val="none" w:color="000000" w:sz="4" w:space="0"/>
+        </w:tcBorders>
+      </w:tcPr>
+    </w:tblStylePr>
+    <w:tblStylePr w:type="lastRow">
+      <w:rPr>
+        <w:b/>
+        <w:color w:val="404040"/>
+      </w:rPr>
+      <w:pPr>
+        <w:pBdr/>
+        <w:spacing/>
+        <w:ind/>
+      </w:pPr>
+      <w:tblPr>
+        <w:tblBorders/>
+      </w:tblPr>
+      <w:tcPr>
+        <w:shd w:val="clear" w:color="ffffff"/>
+        <w:tcBorders>
+          <w:top w:val="none" w:color="000000" w:sz="4" w:space="0"/>
+          <w:left w:val="none" w:color="000000" w:sz="4" w:space="0"/>
+          <w:bottom w:val="none" w:color="000000" w:sz="4" w:space="0"/>
+          <w:right w:val="none" w:color="000000" w:sz="4" w:space="0"/>
+        </w:tcBorders>
+      </w:tcPr>
+    </w:tblStylePr>
     <w:tblStylePr w:type="nwCell">
       <w:pPr>
         <w:pBdr/>
@@ -7997,9 +8272,9 @@
       </w:tcPr>
     </w:tblStylePr>
   </w:style>
-  <w:style w:type="table" w:styleId="34">
+  <w:style w:type="table" w:styleId="766">
     <w:name w:val="Grid Table 3 - Accent 2"/>
-    <w:basedOn w:val="746"/>
+    <w:basedOn w:val="929"/>
     <w:uiPriority w:val="99"/>
     <w:pPr>
       <w:pBdr/>
@@ -8098,29 +8373,6 @@
         <w:tblBorders/>
       </w:tblPr>
       <w:tcPr>
-        <w:shd w:color="ffffff"/>
-        <w:tcBorders>
-          <w:top w:val="none" w:color="000000" w:sz="4" w:space="0"/>
-          <w:left w:val="none" w:color="000000" w:sz="4" w:space="0"/>
-          <w:bottom w:val="none" w:color="000000" w:sz="4" w:space="0"/>
-          <w:right w:val="none" w:color="000000" w:sz="4" w:space="0"/>
-        </w:tcBorders>
-      </w:tcPr>
-    </w:tblStylePr>
-    <w:tblStylePr w:type="firstRow">
-      <w:rPr>
-        <w:b/>
-        <w:color w:val="404040"/>
-      </w:rPr>
-      <w:pPr>
-        <w:pBdr/>
-        <w:spacing/>
-        <w:ind/>
-      </w:pPr>
-      <w:tblPr>
-        <w:tblBorders/>
-      </w:tblPr>
-      <w:tcPr>
         <w:shd w:val="clear" w:color="ffffff"/>
         <w:tcBorders>
           <w:top w:val="none" w:color="000000" w:sz="4" w:space="0"/>
@@ -8130,30 +8382,7 @@
         </w:tcBorders>
       </w:tcPr>
     </w:tblStylePr>
-    <w:tblStylePr w:type="lastCol">
-      <w:rPr>
-        <w:i/>
-        <w:color w:val="404040"/>
-      </w:rPr>
-      <w:pPr>
-        <w:pBdr/>
-        <w:spacing/>
-        <w:ind/>
-      </w:pPr>
-      <w:tblPr>
-        <w:tblBorders/>
-      </w:tblPr>
-      <w:tcPr>
-        <w:shd w:color="ffffff"/>
-        <w:tcBorders>
-          <w:top w:val="none" w:color="000000" w:sz="4" w:space="0"/>
-          <w:left w:val="none" w:color="000000" w:sz="4" w:space="0"/>
-          <w:bottom w:val="none" w:color="000000" w:sz="4" w:space="0"/>
-          <w:right w:val="none" w:color="000000" w:sz="4" w:space="0"/>
-        </w:tcBorders>
-      </w:tcPr>
-    </w:tblStylePr>
-    <w:tblStylePr w:type="lastRow">
+    <w:tblStylePr w:type="firstRow">
       <w:rPr>
         <w:b/>
         <w:color w:val="404040"/>
@@ -8176,6 +8405,52 @@
         </w:tcBorders>
       </w:tcPr>
     </w:tblStylePr>
+    <w:tblStylePr w:type="lastCol">
+      <w:rPr>
+        <w:i/>
+        <w:color w:val="404040"/>
+      </w:rPr>
+      <w:pPr>
+        <w:pBdr/>
+        <w:spacing/>
+        <w:ind/>
+      </w:pPr>
+      <w:tblPr>
+        <w:tblBorders/>
+      </w:tblPr>
+      <w:tcPr>
+        <w:shd w:val="clear" w:color="ffffff"/>
+        <w:tcBorders>
+          <w:top w:val="none" w:color="000000" w:sz="4" w:space="0"/>
+          <w:left w:val="none" w:color="000000" w:sz="4" w:space="0"/>
+          <w:bottom w:val="none" w:color="000000" w:sz="4" w:space="0"/>
+          <w:right w:val="none" w:color="000000" w:sz="4" w:space="0"/>
+        </w:tcBorders>
+      </w:tcPr>
+    </w:tblStylePr>
+    <w:tblStylePr w:type="lastRow">
+      <w:rPr>
+        <w:b/>
+        <w:color w:val="404040"/>
+      </w:rPr>
+      <w:pPr>
+        <w:pBdr/>
+        <w:spacing/>
+        <w:ind/>
+      </w:pPr>
+      <w:tblPr>
+        <w:tblBorders/>
+      </w:tblPr>
+      <w:tcPr>
+        <w:shd w:val="clear" w:color="ffffff"/>
+        <w:tcBorders>
+          <w:top w:val="none" w:color="000000" w:sz="4" w:space="0"/>
+          <w:left w:val="none" w:color="000000" w:sz="4" w:space="0"/>
+          <w:bottom w:val="none" w:color="000000" w:sz="4" w:space="0"/>
+          <w:right w:val="none" w:color="000000" w:sz="4" w:space="0"/>
+        </w:tcBorders>
+      </w:tcPr>
+    </w:tblStylePr>
     <w:tblStylePr w:type="nwCell">
       <w:pPr>
         <w:pBdr/>
@@ -8242,9 +8517,9 @@
       </w:tcPr>
     </w:tblStylePr>
   </w:style>
-  <w:style w:type="table" w:styleId="35">
+  <w:style w:type="table" w:styleId="767">
     <w:name w:val="Grid Table 3 - Accent 3"/>
-    <w:basedOn w:val="746"/>
+    <w:basedOn w:val="929"/>
     <w:uiPriority w:val="99"/>
     <w:pPr>
       <w:pBdr/>
@@ -8343,29 +8618,6 @@
         <w:tblBorders/>
       </w:tblPr>
       <w:tcPr>
-        <w:shd w:color="ffffff"/>
-        <w:tcBorders>
-          <w:top w:val="none" w:color="000000" w:sz="4" w:space="0"/>
-          <w:left w:val="none" w:color="000000" w:sz="4" w:space="0"/>
-          <w:bottom w:val="none" w:color="000000" w:sz="4" w:space="0"/>
-          <w:right w:val="none" w:color="000000" w:sz="4" w:space="0"/>
-        </w:tcBorders>
-      </w:tcPr>
-    </w:tblStylePr>
-    <w:tblStylePr w:type="firstRow">
-      <w:rPr>
-        <w:b/>
-        <w:color w:val="404040"/>
-      </w:rPr>
-      <w:pPr>
-        <w:pBdr/>
-        <w:spacing/>
-        <w:ind/>
-      </w:pPr>
-      <w:tblPr>
-        <w:tblBorders/>
-      </w:tblPr>
-      <w:tcPr>
         <w:shd w:val="clear" w:color="ffffff"/>
         <w:tcBorders>
           <w:top w:val="none" w:color="000000" w:sz="4" w:space="0"/>
@@ -8375,30 +8627,7 @@
         </w:tcBorders>
       </w:tcPr>
     </w:tblStylePr>
-    <w:tblStylePr w:type="lastCol">
-      <w:rPr>
-        <w:i/>
-        <w:color w:val="404040"/>
-      </w:rPr>
-      <w:pPr>
-        <w:pBdr/>
-        <w:spacing/>
-        <w:ind/>
-      </w:pPr>
-      <w:tblPr>
-        <w:tblBorders/>
-      </w:tblPr>
-      <w:tcPr>
-        <w:shd w:color="ffffff"/>
-        <w:tcBorders>
-          <w:top w:val="none" w:color="000000" w:sz="4" w:space="0"/>
-          <w:left w:val="none" w:color="000000" w:sz="4" w:space="0"/>
-          <w:bottom w:val="none" w:color="000000" w:sz="4" w:space="0"/>
-          <w:right w:val="none" w:color="000000" w:sz="4" w:space="0"/>
-        </w:tcBorders>
-      </w:tcPr>
-    </w:tblStylePr>
-    <w:tblStylePr w:type="lastRow">
+    <w:tblStylePr w:type="firstRow">
       <w:rPr>
         <w:b/>
         <w:color w:val="404040"/>
@@ -8421,6 +8650,52 @@
         </w:tcBorders>
       </w:tcPr>
     </w:tblStylePr>
+    <w:tblStylePr w:type="lastCol">
+      <w:rPr>
+        <w:i/>
+        <w:color w:val="404040"/>
+      </w:rPr>
+      <w:pPr>
+        <w:pBdr/>
+        <w:spacing/>
+        <w:ind/>
+      </w:pPr>
+      <w:tblPr>
+        <w:tblBorders/>
+      </w:tblPr>
+      <w:tcPr>
+        <w:shd w:val="clear" w:color="ffffff"/>
+        <w:tcBorders>
+          <w:top w:val="none" w:color="000000" w:sz="4" w:space="0"/>
+          <w:left w:val="none" w:color="000000" w:sz="4" w:space="0"/>
+          <w:bottom w:val="none" w:color="000000" w:sz="4" w:space="0"/>
+          <w:right w:val="none" w:color="000000" w:sz="4" w:space="0"/>
+        </w:tcBorders>
+      </w:tcPr>
+    </w:tblStylePr>
+    <w:tblStylePr w:type="lastRow">
+      <w:rPr>
+        <w:b/>
+        <w:color w:val="404040"/>
+      </w:rPr>
+      <w:pPr>
+        <w:pBdr/>
+        <w:spacing/>
+        <w:ind/>
+      </w:pPr>
+      <w:tblPr>
+        <w:tblBorders/>
+      </w:tblPr>
+      <w:tcPr>
+        <w:shd w:val="clear" w:color="ffffff"/>
+        <w:tcBorders>
+          <w:top w:val="none" w:color="000000" w:sz="4" w:space="0"/>
+          <w:left w:val="none" w:color="000000" w:sz="4" w:space="0"/>
+          <w:bottom w:val="none" w:color="000000" w:sz="4" w:space="0"/>
+          <w:right w:val="none" w:color="000000" w:sz="4" w:space="0"/>
+        </w:tcBorders>
+      </w:tcPr>
+    </w:tblStylePr>
     <w:tblStylePr w:type="nwCell">
       <w:pPr>
         <w:pBdr/>
@@ -8487,9 +8762,9 @@
       </w:tcPr>
     </w:tblStylePr>
   </w:style>
-  <w:style w:type="table" w:styleId="36">
+  <w:style w:type="table" w:styleId="768">
     <w:name w:val="Grid Table 3 - Accent 4"/>
-    <w:basedOn w:val="746"/>
+    <w:basedOn w:val="929"/>
     <w:uiPriority w:val="99"/>
     <w:pPr>
       <w:pBdr/>
@@ -8588,29 +8863,6 @@
         <w:tblBorders/>
       </w:tblPr>
       <w:tcPr>
-        <w:shd w:color="ffffff"/>
-        <w:tcBorders>
-          <w:top w:val="none" w:color="000000" w:sz="4" w:space="0"/>
-          <w:left w:val="none" w:color="000000" w:sz="4" w:space="0"/>
-          <w:bottom w:val="none" w:color="000000" w:sz="4" w:space="0"/>
-          <w:right w:val="none" w:color="000000" w:sz="4" w:space="0"/>
-        </w:tcBorders>
-      </w:tcPr>
-    </w:tblStylePr>
-    <w:tblStylePr w:type="firstRow">
-      <w:rPr>
-        <w:b/>
-        <w:color w:val="404040"/>
-      </w:rPr>
-      <w:pPr>
-        <w:pBdr/>
-        <w:spacing/>
-        <w:ind/>
-      </w:pPr>
-      <w:tblPr>
-        <w:tblBorders/>
-      </w:tblPr>
-      <w:tcPr>
         <w:shd w:val="clear" w:color="ffffff"/>
         <w:tcBorders>
           <w:top w:val="none" w:color="000000" w:sz="4" w:space="0"/>
@@ -8620,30 +8872,7 @@
         </w:tcBorders>
       </w:tcPr>
     </w:tblStylePr>
-    <w:tblStylePr w:type="lastCol">
-      <w:rPr>
-        <w:i/>
-        <w:color w:val="404040"/>
-      </w:rPr>
-      <w:pPr>
-        <w:pBdr/>
-        <w:spacing/>
-        <w:ind/>
-      </w:pPr>
-      <w:tblPr>
-        <w:tblBorders/>
-      </w:tblPr>
-      <w:tcPr>
-        <w:shd w:color="ffffff"/>
-        <w:tcBorders>
-          <w:top w:val="none" w:color="000000" w:sz="4" w:space="0"/>
-          <w:left w:val="none" w:color="000000" w:sz="4" w:space="0"/>
-          <w:bottom w:val="none" w:color="000000" w:sz="4" w:space="0"/>
-          <w:right w:val="none" w:color="000000" w:sz="4" w:space="0"/>
-        </w:tcBorders>
-      </w:tcPr>
-    </w:tblStylePr>
-    <w:tblStylePr w:type="lastRow">
+    <w:tblStylePr w:type="firstRow">
       <w:rPr>
         <w:b/>
         <w:color w:val="404040"/>
@@ -8666,6 +8895,52 @@
         </w:tcBorders>
       </w:tcPr>
     </w:tblStylePr>
+    <w:tblStylePr w:type="lastCol">
+      <w:rPr>
+        <w:i/>
+        <w:color w:val="404040"/>
+      </w:rPr>
+      <w:pPr>
+        <w:pBdr/>
+        <w:spacing/>
+        <w:ind/>
+      </w:pPr>
+      <w:tblPr>
+        <w:tblBorders/>
+      </w:tblPr>
+      <w:tcPr>
+        <w:shd w:val="clear" w:color="ffffff"/>
+        <w:tcBorders>
+          <w:top w:val="none" w:color="000000" w:sz="4" w:space="0"/>
+          <w:left w:val="none" w:color="000000" w:sz="4" w:space="0"/>
+          <w:bottom w:val="none" w:color="000000" w:sz="4" w:space="0"/>
+          <w:right w:val="none" w:color="000000" w:sz="4" w:space="0"/>
+        </w:tcBorders>
+      </w:tcPr>
+    </w:tblStylePr>
+    <w:tblStylePr w:type="lastRow">
+      <w:rPr>
+        <w:b/>
+        <w:color w:val="404040"/>
+      </w:rPr>
+      <w:pPr>
+        <w:pBdr/>
+        <w:spacing/>
+        <w:ind/>
+      </w:pPr>
+      <w:tblPr>
+        <w:tblBorders/>
+      </w:tblPr>
+      <w:tcPr>
+        <w:shd w:val="clear" w:color="ffffff"/>
+        <w:tcBorders>
+          <w:top w:val="none" w:color="000000" w:sz="4" w:space="0"/>
+          <w:left w:val="none" w:color="000000" w:sz="4" w:space="0"/>
+          <w:bottom w:val="none" w:color="000000" w:sz="4" w:space="0"/>
+          <w:right w:val="none" w:color="000000" w:sz="4" w:space="0"/>
+        </w:tcBorders>
+      </w:tcPr>
+    </w:tblStylePr>
     <w:tblStylePr w:type="nwCell">
       <w:pPr>
         <w:pBdr/>
@@ -8732,9 +9007,9 @@
       </w:tcPr>
     </w:tblStylePr>
   </w:style>
-  <w:style w:type="table" w:styleId="37">
+  <w:style w:type="table" w:styleId="769">
     <w:name w:val="Grid Table 3 - Accent 5"/>
-    <w:basedOn w:val="746"/>
+    <w:basedOn w:val="929"/>
     <w:uiPriority w:val="99"/>
     <w:pPr>
       <w:pBdr/>
@@ -8833,29 +9108,6 @@
         <w:tblBorders/>
       </w:tblPr>
       <w:tcPr>
-        <w:shd w:color="ffffff"/>
-        <w:tcBorders>
-          <w:top w:val="none" w:color="000000" w:sz="4" w:space="0"/>
-          <w:left w:val="none" w:color="000000" w:sz="4" w:space="0"/>
-          <w:bottom w:val="none" w:color="000000" w:sz="4" w:space="0"/>
-          <w:right w:val="none" w:color="000000" w:sz="4" w:space="0"/>
-        </w:tcBorders>
-      </w:tcPr>
-    </w:tblStylePr>
-    <w:tblStylePr w:type="firstRow">
-      <w:rPr>
-        <w:b/>
-        <w:color w:val="404040"/>
-      </w:rPr>
-      <w:pPr>
-        <w:pBdr/>
-        <w:spacing/>
-        <w:ind/>
-      </w:pPr>
-      <w:tblPr>
-        <w:tblBorders/>
-      </w:tblPr>
-      <w:tcPr>
         <w:shd w:val="clear" w:color="ffffff"/>
         <w:tcBorders>
           <w:top w:val="none" w:color="000000" w:sz="4" w:space="0"/>
@@ -8865,30 +9117,7 @@
         </w:tcBorders>
       </w:tcPr>
     </w:tblStylePr>
-    <w:tblStylePr w:type="lastCol">
-      <w:rPr>
-        <w:i/>
-        <w:color w:val="404040"/>
-      </w:rPr>
-      <w:pPr>
-        <w:pBdr/>
-        <w:spacing/>
-        <w:ind/>
-      </w:pPr>
-      <w:tblPr>
-        <w:tblBorders/>
-      </w:tblPr>
-      <w:tcPr>
-        <w:shd w:color="ffffff"/>
-        <w:tcBorders>
-          <w:top w:val="none" w:color="000000" w:sz="4" w:space="0"/>
-          <w:left w:val="none" w:color="000000" w:sz="4" w:space="0"/>
-          <w:bottom w:val="none" w:color="000000" w:sz="4" w:space="0"/>
-          <w:right w:val="none" w:color="000000" w:sz="4" w:space="0"/>
-        </w:tcBorders>
-      </w:tcPr>
-    </w:tblStylePr>
-    <w:tblStylePr w:type="lastRow">
+    <w:tblStylePr w:type="firstRow">
       <w:rPr>
         <w:b/>
         <w:color w:val="404040"/>
@@ -8911,6 +9140,52 @@
         </w:tcBorders>
       </w:tcPr>
     </w:tblStylePr>
+    <w:tblStylePr w:type="lastCol">
+      <w:rPr>
+        <w:i/>
+        <w:color w:val="404040"/>
+      </w:rPr>
+      <w:pPr>
+        <w:pBdr/>
+        <w:spacing/>
+        <w:ind/>
+      </w:pPr>
+      <w:tblPr>
+        <w:tblBorders/>
+      </w:tblPr>
+      <w:tcPr>
+        <w:shd w:val="clear" w:color="ffffff"/>
+        <w:tcBorders>
+          <w:top w:val="none" w:color="000000" w:sz="4" w:space="0"/>
+          <w:left w:val="none" w:color="000000" w:sz="4" w:space="0"/>
+          <w:bottom w:val="none" w:color="000000" w:sz="4" w:space="0"/>
+          <w:right w:val="none" w:color="000000" w:sz="4" w:space="0"/>
+        </w:tcBorders>
+      </w:tcPr>
+    </w:tblStylePr>
+    <w:tblStylePr w:type="lastRow">
+      <w:rPr>
+        <w:b/>
+        <w:color w:val="404040"/>
+      </w:rPr>
+      <w:pPr>
+        <w:pBdr/>
+        <w:spacing/>
+        <w:ind/>
+      </w:pPr>
+      <w:tblPr>
+        <w:tblBorders/>
+      </w:tblPr>
+      <w:tcPr>
+        <w:shd w:val="clear" w:color="ffffff"/>
+        <w:tcBorders>
+          <w:top w:val="none" w:color="000000" w:sz="4" w:space="0"/>
+          <w:left w:val="none" w:color="000000" w:sz="4" w:space="0"/>
+          <w:bottom w:val="none" w:color="000000" w:sz="4" w:space="0"/>
+          <w:right w:val="none" w:color="000000" w:sz="4" w:space="0"/>
+        </w:tcBorders>
+      </w:tcPr>
+    </w:tblStylePr>
     <w:tblStylePr w:type="nwCell">
       <w:pPr>
         <w:pBdr/>
@@ -8977,9 +9252,9 @@
       </w:tcPr>
     </w:tblStylePr>
   </w:style>
-  <w:style w:type="table" w:styleId="38">
+  <w:style w:type="table" w:styleId="770">
     <w:name w:val="Grid Table 3 - Accent 6"/>
-    <w:basedOn w:val="746"/>
+    <w:basedOn w:val="929"/>
     <w:uiPriority w:val="99"/>
     <w:pPr>
       <w:pBdr/>
@@ -9078,29 +9353,6 @@
         <w:tblBorders/>
       </w:tblPr>
       <w:tcPr>
-        <w:shd w:color="ffffff"/>
-        <w:tcBorders>
-          <w:top w:val="none" w:color="000000" w:sz="4" w:space="0"/>
-          <w:left w:val="none" w:color="000000" w:sz="4" w:space="0"/>
-          <w:bottom w:val="none" w:color="000000" w:sz="4" w:space="0"/>
-          <w:right w:val="none" w:color="000000" w:sz="4" w:space="0"/>
-        </w:tcBorders>
-      </w:tcPr>
-    </w:tblStylePr>
-    <w:tblStylePr w:type="firstRow">
-      <w:rPr>
-        <w:b/>
-        <w:color w:val="404040"/>
-      </w:rPr>
-      <w:pPr>
-        <w:pBdr/>
-        <w:spacing/>
-        <w:ind/>
-      </w:pPr>
-      <w:tblPr>
-        <w:tblBorders/>
-      </w:tblPr>
-      <w:tcPr>
         <w:shd w:val="clear" w:color="ffffff"/>
         <w:tcBorders>
           <w:top w:val="none" w:color="000000" w:sz="4" w:space="0"/>
@@ -9110,30 +9362,7 @@
         </w:tcBorders>
       </w:tcPr>
     </w:tblStylePr>
-    <w:tblStylePr w:type="lastCol">
-      <w:rPr>
-        <w:i/>
-        <w:color w:val="404040"/>
-      </w:rPr>
-      <w:pPr>
-        <w:pBdr/>
-        <w:spacing/>
-        <w:ind/>
-      </w:pPr>
-      <w:tblPr>
-        <w:tblBorders/>
-      </w:tblPr>
-      <w:tcPr>
-        <w:shd w:color="ffffff"/>
-        <w:tcBorders>
-          <w:top w:val="none" w:color="000000" w:sz="4" w:space="0"/>
-          <w:left w:val="none" w:color="000000" w:sz="4" w:space="0"/>
-          <w:bottom w:val="none" w:color="000000" w:sz="4" w:space="0"/>
-          <w:right w:val="none" w:color="000000" w:sz="4" w:space="0"/>
-        </w:tcBorders>
-      </w:tcPr>
-    </w:tblStylePr>
-    <w:tblStylePr w:type="lastRow">
+    <w:tblStylePr w:type="firstRow">
       <w:rPr>
         <w:b/>
         <w:color w:val="404040"/>
@@ -9156,6 +9385,52 @@
         </w:tcBorders>
       </w:tcPr>
     </w:tblStylePr>
+    <w:tblStylePr w:type="lastCol">
+      <w:rPr>
+        <w:i/>
+        <w:color w:val="404040"/>
+      </w:rPr>
+      <w:pPr>
+        <w:pBdr/>
+        <w:spacing/>
+        <w:ind/>
+      </w:pPr>
+      <w:tblPr>
+        <w:tblBorders/>
+      </w:tblPr>
+      <w:tcPr>
+        <w:shd w:val="clear" w:color="ffffff"/>
+        <w:tcBorders>
+          <w:top w:val="none" w:color="000000" w:sz="4" w:space="0"/>
+          <w:left w:val="none" w:color="000000" w:sz="4" w:space="0"/>
+          <w:bottom w:val="none" w:color="000000" w:sz="4" w:space="0"/>
+          <w:right w:val="none" w:color="000000" w:sz="4" w:space="0"/>
+        </w:tcBorders>
+      </w:tcPr>
+    </w:tblStylePr>
+    <w:tblStylePr w:type="lastRow">
+      <w:rPr>
+        <w:b/>
+        <w:color w:val="404040"/>
+      </w:rPr>
+      <w:pPr>
+        <w:pBdr/>
+        <w:spacing/>
+        <w:ind/>
+      </w:pPr>
+      <w:tblPr>
+        <w:tblBorders/>
+      </w:tblPr>
+      <w:tcPr>
+        <w:shd w:val="clear" w:color="ffffff"/>
+        <w:tcBorders>
+          <w:top w:val="none" w:color="000000" w:sz="4" w:space="0"/>
+          <w:left w:val="none" w:color="000000" w:sz="4" w:space="0"/>
+          <w:bottom w:val="none" w:color="000000" w:sz="4" w:space="0"/>
+          <w:right w:val="none" w:color="000000" w:sz="4" w:space="0"/>
+        </w:tcBorders>
+      </w:tcPr>
+    </w:tblStylePr>
     <w:tblStylePr w:type="nwCell">
       <w:pPr>
         <w:pBdr/>
@@ -9222,9 +9497,9 @@
       </w:tcPr>
     </w:tblStylePr>
   </w:style>
-  <w:style w:type="table" w:styleId="39">
+  <w:style w:type="table" w:styleId="771">
     <w:name w:val="Grid Table 4"/>
-    <w:basedOn w:val="746"/>
+    <w:basedOn w:val="929"/>
     <w:uiPriority w:val="59"/>
     <w:pPr>
       <w:pBdr/>
@@ -9455,9 +9730,9 @@
       </w:tcPr>
     </w:tblStylePr>
   </w:style>
-  <w:style w:type="table" w:styleId="40">
+  <w:style w:type="table" w:styleId="772">
     <w:name w:val="Grid Table 4 - Accent 1"/>
-    <w:basedOn w:val="746"/>
+    <w:basedOn w:val="929"/>
     <w:uiPriority w:val="59"/>
     <w:pPr>
       <w:pBdr/>
@@ -9688,9 +9963,9 @@
       </w:tcPr>
     </w:tblStylePr>
   </w:style>
-  <w:style w:type="table" w:styleId="41">
+  <w:style w:type="table" w:styleId="773">
     <w:name w:val="Grid Table 4 - Accent 2"/>
-    <w:basedOn w:val="746"/>
+    <w:basedOn w:val="929"/>
     <w:uiPriority w:val="59"/>
     <w:pPr>
       <w:pBdr/>
@@ -9921,9 +10196,9 @@
       </w:tcPr>
     </w:tblStylePr>
   </w:style>
-  <w:style w:type="table" w:styleId="42">
+  <w:style w:type="table" w:styleId="774">
     <w:name w:val="Grid Table 4 - Accent 3"/>
-    <w:basedOn w:val="746"/>
+    <w:basedOn w:val="929"/>
     <w:uiPriority w:val="59"/>
     <w:pPr>
       <w:pBdr/>
@@ -10154,9 +10429,9 @@
       </w:tcPr>
     </w:tblStylePr>
   </w:style>
-  <w:style w:type="table" w:styleId="43">
+  <w:style w:type="table" w:styleId="775">
     <w:name w:val="Grid Table 4 - Accent 4"/>
-    <w:basedOn w:val="746"/>
+    <w:basedOn w:val="929"/>
     <w:uiPriority w:val="59"/>
     <w:pPr>
       <w:pBdr/>
@@ -10387,9 +10662,9 @@
       </w:tcPr>
     </w:tblStylePr>
   </w:style>
-  <w:style w:type="table" w:styleId="44">
+  <w:style w:type="table" w:styleId="776">
     <w:name w:val="Grid Table 4 - Accent 5"/>
-    <w:basedOn w:val="746"/>
+    <w:basedOn w:val="929"/>
     <w:uiPriority w:val="59"/>
     <w:pPr>
       <w:pBdr/>
@@ -10620,9 +10895,9 @@
       </w:tcPr>
     </w:tblStylePr>
   </w:style>
-  <w:style w:type="table" w:styleId="45">
+  <w:style w:type="table" w:styleId="777">
     <w:name w:val="Grid Table 4 - Accent 6"/>
-    <w:basedOn w:val="746"/>
+    <w:basedOn w:val="929"/>
     <w:uiPriority w:val="59"/>
     <w:pPr>
       <w:pBdr/>
@@ -10853,9 +11128,9 @@
       </w:tcPr>
     </w:tblStylePr>
   </w:style>
-  <w:style w:type="table" w:styleId="46">
+  <w:style w:type="table" w:styleId="778">
     <w:name w:val="Grid Table 5 Dark"/>
-    <w:basedOn w:val="746"/>
+    <w:basedOn w:val="929"/>
     <w:uiPriority w:val="99"/>
     <w:pPr>
       <w:pBdr/>
@@ -11081,9 +11356,9 @@
       </w:tcPr>
     </w:tblStylePr>
   </w:style>
-  <w:style w:type="table" w:styleId="47">
+  <w:style w:type="table" w:styleId="779">
     <w:name w:val="Grid Table 5 Dark- Accent 1"/>
-    <w:basedOn w:val="746"/>
+    <w:basedOn w:val="929"/>
     <w:uiPriority w:val="99"/>
     <w:pPr>
       <w:pBdr/>
@@ -11309,9 +11584,9 @@
       </w:tcPr>
     </w:tblStylePr>
   </w:style>
-  <w:style w:type="table" w:styleId="48">
+  <w:style w:type="table" w:styleId="780">
     <w:name w:val="Grid Table 5 Dark - Accent 2"/>
-    <w:basedOn w:val="746"/>
+    <w:basedOn w:val="929"/>
     <w:uiPriority w:val="99"/>
     <w:pPr>
       <w:pBdr/>
@@ -11537,9 +11812,9 @@
       </w:tcPr>
     </w:tblStylePr>
   </w:style>
-  <w:style w:type="table" w:styleId="49">
+  <w:style w:type="table" w:styleId="781">
     <w:name w:val="Grid Table 5 Dark - Accent 3"/>
-    <w:basedOn w:val="746"/>
+    <w:basedOn w:val="929"/>
     <w:uiPriority w:val="99"/>
     <w:pPr>
       <w:pBdr/>
@@ -11765,9 +12040,9 @@
       </w:tcPr>
     </w:tblStylePr>
   </w:style>
-  <w:style w:type="table" w:styleId="50">
+  <w:style w:type="table" w:styleId="782">
     <w:name w:val="Grid Table 5 Dark- Accent 4"/>
-    <w:basedOn w:val="746"/>
+    <w:basedOn w:val="929"/>
     <w:uiPriority w:val="99"/>
     <w:pPr>
       <w:pBdr/>
@@ -11993,9 +12268,9 @@
       </w:tcPr>
     </w:tblStylePr>
   </w:style>
-  <w:style w:type="table" w:styleId="51">
+  <w:style w:type="table" w:styleId="783">
     <w:name w:val="Grid Table 5 Dark - Accent 5"/>
-    <w:basedOn w:val="746"/>
+    <w:basedOn w:val="929"/>
     <w:uiPriority w:val="99"/>
     <w:pPr>
       <w:pBdr/>
@@ -12221,9 +12496,9 @@
       </w:tcPr>
     </w:tblStylePr>
   </w:style>
-  <w:style w:type="table" w:styleId="52">
+  <w:style w:type="table" w:styleId="784">
     <w:name w:val="Grid Table 5 Dark - Accent 6"/>
-    <w:basedOn w:val="746"/>
+    <w:basedOn w:val="929"/>
     <w:uiPriority w:val="99"/>
     <w:pPr>
       <w:pBdr/>
@@ -12449,9 +12724,9 @@
       </w:tcPr>
     </w:tblStylePr>
   </w:style>
-  <w:style w:type="table" w:styleId="53">
+  <w:style w:type="table" w:styleId="785">
     <w:name w:val="Grid Table 6 Colorful"/>
-    <w:basedOn w:val="746"/>
+    <w:basedOn w:val="929"/>
     <w:uiPriority w:val="99"/>
     <w:pPr>
       <w:pBdr/>
@@ -12679,9 +12954,9 @@
       </w:tcPr>
     </w:tblStylePr>
   </w:style>
-  <w:style w:type="table" w:styleId="54">
+  <w:style w:type="table" w:styleId="786">
     <w:name w:val="Grid Table 6 Colorful - Accent 1"/>
-    <w:basedOn w:val="746"/>
+    <w:basedOn w:val="929"/>
     <w:uiPriority w:val="99"/>
     <w:pPr>
       <w:pBdr/>
@@ -12909,9 +13184,9 @@
       </w:tcPr>
     </w:tblStylePr>
   </w:style>
-  <w:style w:type="table" w:styleId="55">
+  <w:style w:type="table" w:styleId="787">
     <w:name w:val="Grid Table 6 Colorful - Accent 2"/>
-    <w:basedOn w:val="746"/>
+    <w:basedOn w:val="929"/>
     <w:uiPriority w:val="99"/>
     <w:pPr>
       <w:pBdr/>
@@ -13139,9 +13414,9 @@
       </w:tcPr>
     </w:tblStylePr>
   </w:style>
-  <w:style w:type="table" w:styleId="56">
+  <w:style w:type="table" w:styleId="788">
     <w:name w:val="Grid Table 6 Colorful - Accent 3"/>
-    <w:basedOn w:val="746"/>
+    <w:basedOn w:val="929"/>
     <w:uiPriority w:val="99"/>
     <w:pPr>
       <w:pBdr/>
@@ -13369,9 +13644,9 @@
       </w:tcPr>
     </w:tblStylePr>
   </w:style>
-  <w:style w:type="table" w:styleId="57">
+  <w:style w:type="table" w:styleId="789">
     <w:name w:val="Grid Table 6 Colorful - Accent 4"/>
-    <w:basedOn w:val="746"/>
+    <w:basedOn w:val="929"/>
     <w:uiPriority w:val="99"/>
     <w:pPr>
       <w:pBdr/>
@@ -13599,9 +13874,9 @@
       </w:tcPr>
     </w:tblStylePr>
   </w:style>
-  <w:style w:type="table" w:styleId="58">
+  <w:style w:type="table" w:styleId="790">
     <w:name w:val="Grid Table 6 Colorful - Accent 5"/>
-    <w:basedOn w:val="746"/>
+    <w:basedOn w:val="929"/>
     <w:uiPriority w:val="99"/>
     <w:pPr>
       <w:pBdr/>
@@ -13829,9 +14104,9 @@
       </w:tcPr>
     </w:tblStylePr>
   </w:style>
-  <w:style w:type="table" w:styleId="59">
+  <w:style w:type="table" w:styleId="791">
     <w:name w:val="Grid Table 6 Colorful - Accent 6"/>
-    <w:basedOn w:val="746"/>
+    <w:basedOn w:val="929"/>
     <w:uiPriority w:val="99"/>
     <w:pPr>
       <w:pBdr/>
@@ -14059,9 +14334,9 @@
       </w:tcPr>
     </w:tblStylePr>
   </w:style>
-  <w:style w:type="table" w:styleId="60">
+  <w:style w:type="table" w:styleId="792">
     <w:name w:val="Grid Table 7 Colorful"/>
-    <w:basedOn w:val="746"/>
+    <w:basedOn w:val="929"/>
     <w:uiPriority w:val="99"/>
     <w:pPr>
       <w:pBdr/>
@@ -14163,11 +14438,11 @@
         <w:tblBorders/>
       </w:tblPr>
       <w:tcPr>
-        <w:shd w:color="ffffff"/>
+        <w:shd w:val="clear" w:color="ffffff"/>
         <w:tcBorders>
-          <w:top w:val="none"/>
-          <w:left w:val="none"/>
-          <w:bottom w:val="none"/>
+          <w:top w:val="none" w:color="000000" w:sz="4" w:space="0"/>
+          <w:left w:val="none" w:color="000000" w:sz="4" w:space="0"/>
+          <w:bottom w:val="none" w:color="000000" w:sz="4" w:space="0"/>
           <w:right w:val="single" w:color="000000" w:themeColor="text1" w:themeTint="80" w:sz="4" w:space="0"/>
         </w:tcBorders>
       </w:tcPr>
@@ -14190,10 +14465,10 @@
       <w:tcPr>
         <w:shd w:val="clear" w:color="ffffff" w:themeColor="light1" w:fill="ffffff" w:themeFill="light1"/>
         <w:tcBorders>
-          <w:top w:val="none"/>
-          <w:left w:val="none"/>
+          <w:top w:val="none" w:color="000000" w:sz="4" w:space="0"/>
+          <w:left w:val="none" w:color="000000" w:sz="4" w:space="0"/>
           <w:bottom w:val="single" w:color="000000" w:themeColor="text1" w:themeTint="80" w:sz="4" w:space="0"/>
-          <w:right w:val="none"/>
+          <w:right w:val="none" w:color="000000" w:sz="4" w:space="0"/>
         </w:tcBorders>
       </w:tcPr>
     </w:tblStylePr>
@@ -14213,12 +14488,12 @@
         <w:tblBorders/>
       </w:tblPr>
       <w:tcPr>
-        <w:shd w:color="ffffff"/>
+        <w:shd w:val="clear" w:color="ffffff"/>
         <w:tcBorders>
-          <w:top w:val="none"/>
+          <w:top w:val="none" w:color="000000" w:sz="4" w:space="0"/>
           <w:left w:val="single" w:color="000000" w:themeColor="text1" w:themeTint="80" w:sz="4" w:space="0"/>
-          <w:bottom w:val="none"/>
-          <w:right w:val="none"/>
+          <w:bottom w:val="none" w:color="000000" w:sz="4" w:space="0"/>
+          <w:right w:val="none" w:color="000000" w:sz="4" w:space="0"/>
         </w:tcBorders>
       </w:tcPr>
     </w:tblStylePr>
@@ -14241,9 +14516,9 @@
         <w:shd w:val="clear" w:color="ffffff" w:themeColor="light1" w:fill="ffffff" w:themeFill="light1"/>
         <w:tcBorders>
           <w:top w:val="single" w:color="000000" w:themeColor="text1" w:themeTint="80" w:sz="4" w:space="0"/>
-          <w:left w:val="none"/>
-          <w:bottom w:val="none"/>
-          <w:right w:val="none"/>
+          <w:left w:val="none" w:color="000000" w:sz="4" w:space="0"/>
+          <w:bottom w:val="none" w:color="000000" w:sz="4" w:space="0"/>
+          <w:right w:val="none" w:color="000000" w:sz="4" w:space="0"/>
         </w:tcBorders>
       </w:tcPr>
     </w:tblStylePr>
@@ -14313,9 +14588,9 @@
       </w:tcPr>
     </w:tblStylePr>
   </w:style>
-  <w:style w:type="table" w:styleId="61">
+  <w:style w:type="table" w:styleId="793">
     <w:name w:val="Grid Table 7 Colorful - Accent 1"/>
-    <w:basedOn w:val="746"/>
+    <w:basedOn w:val="929"/>
     <w:uiPriority w:val="99"/>
     <w:pPr>
       <w:pBdr/>
@@ -14417,11 +14692,11 @@
         <w:tblBorders/>
       </w:tblPr>
       <w:tcPr>
-        <w:shd w:color="ffffff"/>
+        <w:shd w:val="clear" w:color="ffffff"/>
         <w:tcBorders>
-          <w:top w:val="none"/>
-          <w:left w:val="none"/>
-          <w:bottom w:val="none"/>
+          <w:top w:val="none" w:color="000000" w:sz="4" w:space="0"/>
+          <w:left w:val="none" w:color="000000" w:sz="4" w:space="0"/>
+          <w:bottom w:val="none" w:color="000000" w:sz="4" w:space="0"/>
           <w:right w:val="single" w:color="000000" w:themeColor="accent1" w:themeTint="80" w:sz="4" w:space="0"/>
         </w:tcBorders>
       </w:tcPr>
@@ -14444,10 +14719,10 @@
       <w:tcPr>
         <w:shd w:val="clear" w:color="ffffff" w:themeColor="light1" w:fill="ffffff" w:themeFill="light1"/>
         <w:tcBorders>
-          <w:top w:val="none"/>
-          <w:left w:val="none"/>
+          <w:top w:val="none" w:color="000000" w:sz="4" w:space="0"/>
+          <w:left w:val="none" w:color="000000" w:sz="4" w:space="0"/>
           <w:bottom w:val="single" w:color="000000" w:themeColor="accent1" w:themeTint="80" w:sz="4" w:space="0"/>
-          <w:right w:val="none"/>
+          <w:right w:val="none" w:color="000000" w:sz="4" w:space="0"/>
         </w:tcBorders>
       </w:tcPr>
     </w:tblStylePr>
@@ -14467,12 +14742,12 @@
         <w:tblBorders/>
       </w:tblPr>
       <w:tcPr>
-        <w:shd w:color="ffffff"/>
+        <w:shd w:val="clear" w:color="ffffff"/>
         <w:tcBorders>
-          <w:top w:val="none"/>
+          <w:top w:val="none" w:color="000000" w:sz="4" w:space="0"/>
           <w:left w:val="single" w:color="000000" w:themeColor="accent1" w:themeTint="80" w:sz="4" w:space="0"/>
-          <w:bottom w:val="none"/>
-          <w:right w:val="none"/>
+          <w:bottom w:val="none" w:color="000000" w:sz="4" w:space="0"/>
+          <w:right w:val="none" w:color="000000" w:sz="4" w:space="0"/>
         </w:tcBorders>
       </w:tcPr>
     </w:tblStylePr>
@@ -14495,9 +14770,9 @@
         <w:shd w:val="clear" w:color="ffffff" w:themeColor="light1" w:fill="ffffff" w:themeFill="light1"/>
         <w:tcBorders>
           <w:top w:val="single" w:color="000000" w:themeColor="accent1" w:themeTint="80" w:sz="4" w:space="0"/>
-          <w:left w:val="none"/>
-          <w:bottom w:val="none"/>
-          <w:right w:val="none"/>
+          <w:left w:val="none" w:color="000000" w:sz="4" w:space="0"/>
+          <w:bottom w:val="none" w:color="000000" w:sz="4" w:space="0"/>
+          <w:right w:val="none" w:color="000000" w:sz="4" w:space="0"/>
         </w:tcBorders>
       </w:tcPr>
     </w:tblStylePr>
@@ -14567,9 +14842,9 @@
       </w:tcPr>
     </w:tblStylePr>
   </w:style>
-  <w:style w:type="table" w:styleId="62">
+  <w:style w:type="table" w:styleId="794">
     <w:name w:val="Grid Table 7 Colorful - Accent 2"/>
-    <w:basedOn w:val="746"/>
+    <w:basedOn w:val="929"/>
     <w:uiPriority w:val="99"/>
     <w:pPr>
       <w:pBdr/>
@@ -14671,11 +14946,11 @@
         <w:tblBorders/>
       </w:tblPr>
       <w:tcPr>
-        <w:shd w:color="ffffff"/>
+        <w:shd w:val="clear" w:color="ffffff"/>
         <w:tcBorders>
-          <w:top w:val="none"/>
-          <w:left w:val="none"/>
-          <w:bottom w:val="none"/>
+          <w:top w:val="none" w:color="000000" w:sz="4" w:space="0"/>
+          <w:left w:val="none" w:color="000000" w:sz="4" w:space="0"/>
+          <w:bottom w:val="none" w:color="000000" w:sz="4" w:space="0"/>
           <w:right w:val="single" w:color="000000" w:themeColor="accent2" w:themeTint="97" w:sz="4" w:space="0"/>
         </w:tcBorders>
       </w:tcPr>
@@ -14698,10 +14973,10 @@
       <w:tcPr>
         <w:shd w:val="clear" w:color="ffffff" w:themeColor="light1" w:fill="ffffff" w:themeFill="light1"/>
         <w:tcBorders>
-          <w:top w:val="none"/>
-          <w:left w:val="none"/>
+          <w:top w:val="none" w:color="000000" w:sz="4" w:space="0"/>
+          <w:left w:val="none" w:color="000000" w:sz="4" w:space="0"/>
           <w:bottom w:val="single" w:color="000000" w:themeColor="accent2" w:themeTint="97" w:sz="4" w:space="0"/>
-          <w:right w:val="none"/>
+          <w:right w:val="none" w:color="000000" w:sz="4" w:space="0"/>
         </w:tcBorders>
       </w:tcPr>
     </w:tblStylePr>
@@ -14721,12 +14996,12 @@
         <w:tblBorders/>
       </w:tblPr>
       <w:tcPr>
-        <w:shd w:color="ffffff"/>
+        <w:shd w:val="clear" w:color="ffffff"/>
         <w:tcBorders>
-          <w:top w:val="none"/>
+          <w:top w:val="none" w:color="000000" w:sz="4" w:space="0"/>
           <w:left w:val="single" w:color="000000" w:themeColor="accent2" w:themeTint="97" w:sz="4" w:space="0"/>
-          <w:bottom w:val="none"/>
-          <w:right w:val="none"/>
+          <w:bottom w:val="none" w:color="000000" w:sz="4" w:space="0"/>
+          <w:right w:val="none" w:color="000000" w:sz="4" w:space="0"/>
         </w:tcBorders>
       </w:tcPr>
     </w:tblStylePr>
@@ -14749,9 +15024,9 @@
         <w:shd w:val="clear" w:color="ffffff" w:themeColor="light1" w:fill="ffffff" w:themeFill="light1"/>
         <w:tcBorders>
           <w:top w:val="single" w:color="000000" w:themeColor="accent2" w:themeTint="97" w:sz="4" w:space="0"/>
-          <w:left w:val="none"/>
-          <w:bottom w:val="none"/>
-          <w:right w:val="none"/>
+          <w:left w:val="none" w:color="000000" w:sz="4" w:space="0"/>
+          <w:bottom w:val="none" w:color="000000" w:sz="4" w:space="0"/>
+          <w:right w:val="none" w:color="000000" w:sz="4" w:space="0"/>
         </w:tcBorders>
       </w:tcPr>
     </w:tblStylePr>
@@ -14821,9 +15096,9 @@
       </w:tcPr>
     </w:tblStylePr>
   </w:style>
-  <w:style w:type="table" w:styleId="63">
+  <w:style w:type="table" w:styleId="795">
     <w:name w:val="Grid Table 7 Colorful - Accent 3"/>
-    <w:basedOn w:val="746"/>
+    <w:basedOn w:val="929"/>
     <w:uiPriority w:val="99"/>
     <w:pPr>
       <w:pBdr/>
@@ -14925,11 +15200,11 @@
         <w:tblBorders/>
       </w:tblPr>
       <w:tcPr>
-        <w:shd w:color="ffffff"/>
+        <w:shd w:val="clear" w:color="ffffff"/>
         <w:tcBorders>
-          <w:top w:val="none"/>
-          <w:left w:val="none"/>
-          <w:bottom w:val="none"/>
+          <w:top w:val="none" w:color="000000" w:sz="4" w:space="0"/>
+          <w:left w:val="none" w:color="000000" w:sz="4" w:space="0"/>
+          <w:bottom w:val="none" w:color="000000" w:sz="4" w:space="0"/>
           <w:right w:val="single" w:color="000000" w:themeColor="accent3" w:themeTint="FE" w:sz="4" w:space="0"/>
         </w:tcBorders>
       </w:tcPr>
@@ -14952,10 +15227,10 @@
       <w:tcPr>
         <w:shd w:val="clear" w:color="ffffff" w:themeColor="light1" w:fill="ffffff" w:themeFill="light1"/>
         <w:tcBorders>
-          <w:top w:val="none"/>
-          <w:left w:val="none"/>
+          <w:top w:val="none" w:color="000000" w:sz="4" w:space="0"/>
+          <w:left w:val="none" w:color="000000" w:sz="4" w:space="0"/>
           <w:bottom w:val="single" w:color="000000" w:themeColor="accent3" w:themeTint="FE" w:sz="4" w:space="0"/>
-          <w:right w:val="none"/>
+          <w:right w:val="none" w:color="000000" w:sz="4" w:space="0"/>
         </w:tcBorders>
       </w:tcPr>
     </w:tblStylePr>
@@ -14975,12 +15250,12 @@
         <w:tblBorders/>
       </w:tblPr>
       <w:tcPr>
-        <w:shd w:color="ffffff"/>
+        <w:shd w:val="clear" w:color="ffffff"/>
         <w:tcBorders>
-          <w:top w:val="none"/>
+          <w:top w:val="none" w:color="000000" w:sz="4" w:space="0"/>
           <w:left w:val="single" w:color="000000" w:themeColor="accent3" w:themeTint="FE" w:sz="4" w:space="0"/>
-          <w:bottom w:val="none"/>
-          <w:right w:val="none"/>
+          <w:bottom w:val="none" w:color="000000" w:sz="4" w:space="0"/>
+          <w:right w:val="none" w:color="000000" w:sz="4" w:space="0"/>
         </w:tcBorders>
       </w:tcPr>
     </w:tblStylePr>
@@ -15003,9 +15278,9 @@
         <w:shd w:val="clear" w:color="ffffff" w:themeColor="light1" w:fill="ffffff" w:themeFill="light1"/>
         <w:tcBorders>
           <w:top w:val="single" w:color="000000" w:themeColor="accent3" w:themeTint="FE" w:sz="4" w:space="0"/>
-          <w:left w:val="none"/>
-          <w:bottom w:val="none"/>
-          <w:right w:val="none"/>
+          <w:left w:val="none" w:color="000000" w:sz="4" w:space="0"/>
+          <w:bottom w:val="none" w:color="000000" w:sz="4" w:space="0"/>
+          <w:right w:val="none" w:color="000000" w:sz="4" w:space="0"/>
         </w:tcBorders>
       </w:tcPr>
     </w:tblStylePr>
@@ -15075,9 +15350,9 @@
       </w:tcPr>
     </w:tblStylePr>
   </w:style>
-  <w:style w:type="table" w:styleId="64">
+  <w:style w:type="table" w:styleId="796">
     <w:name w:val="Grid Table 7 Colorful - Accent 4"/>
-    <w:basedOn w:val="746"/>
+    <w:basedOn w:val="929"/>
     <w:uiPriority w:val="99"/>
     <w:pPr>
       <w:pBdr/>
@@ -15179,11 +15454,11 @@
         <w:tblBorders/>
       </w:tblPr>
       <w:tcPr>
-        <w:shd w:color="ffffff"/>
+        <w:shd w:val="clear" w:color="ffffff"/>
         <w:tcBorders>
-          <w:top w:val="none"/>
-          <w:left w:val="none"/>
-          <w:bottom w:val="none"/>
+          <w:top w:val="none" w:color="000000" w:sz="4" w:space="0"/>
+          <w:left w:val="none" w:color="000000" w:sz="4" w:space="0"/>
+          <w:bottom w:val="none" w:color="000000" w:sz="4" w:space="0"/>
           <w:right w:val="single" w:color="000000" w:themeColor="accent4" w:themeTint="9A" w:sz="4" w:space="0"/>
         </w:tcBorders>
       </w:tcPr>
@@ -15206,10 +15481,10 @@
       <w:tcPr>
         <w:shd w:val="clear" w:color="ffffff" w:themeColor="light1" w:fill="ffffff" w:themeFill="light1"/>
         <w:tcBorders>
-          <w:top w:val="none"/>
-          <w:left w:val="none"/>
+          <w:top w:val="none" w:color="000000" w:sz="4" w:space="0"/>
+          <w:left w:val="none" w:color="000000" w:sz="4" w:space="0"/>
           <w:bottom w:val="single" w:color="000000" w:themeColor="accent4" w:themeTint="9A" w:sz="4" w:space="0"/>
-          <w:right w:val="none"/>
+          <w:right w:val="none" w:color="000000" w:sz="4" w:space="0"/>
         </w:tcBorders>
       </w:tcPr>
     </w:tblStylePr>
@@ -15229,12 +15504,12 @@
         <w:tblBorders/>
       </w:tblPr>
       <w:tcPr>
-        <w:shd w:color="ffffff"/>
+        <w:shd w:val="clear" w:color="ffffff"/>
         <w:tcBorders>
-          <w:top w:val="none"/>
+          <w:top w:val="none" w:color="000000" w:sz="4" w:space="0"/>
           <w:left w:val="single" w:color="000000" w:themeColor="accent4" w:themeTint="9A" w:sz="4" w:space="0"/>
-          <w:bottom w:val="none"/>
-          <w:right w:val="none"/>
+          <w:bottom w:val="none" w:color="000000" w:sz="4" w:space="0"/>
+          <w:right w:val="none" w:color="000000" w:sz="4" w:space="0"/>
         </w:tcBorders>
       </w:tcPr>
     </w:tblStylePr>
@@ -15257,9 +15532,9 @@
         <w:shd w:val="clear" w:color="ffffff" w:themeColor="light1" w:fill="ffffff" w:themeFill="light1"/>
         <w:tcBorders>
           <w:top w:val="single" w:color="000000" w:themeColor="accent4" w:themeTint="9A" w:sz="4" w:space="0"/>
-          <w:left w:val="none"/>
-          <w:bottom w:val="none"/>
-          <w:right w:val="none"/>
+          <w:left w:val="none" w:color="000000" w:sz="4" w:space="0"/>
+          <w:bottom w:val="none" w:color="000000" w:sz="4" w:space="0"/>
+          <w:right w:val="none" w:color="000000" w:sz="4" w:space="0"/>
         </w:tcBorders>
       </w:tcPr>
     </w:tblStylePr>
@@ -15329,9 +15604,9 @@
       </w:tcPr>
     </w:tblStylePr>
   </w:style>
-  <w:style w:type="table" w:styleId="65">
+  <w:style w:type="table" w:styleId="797">
     <w:name w:val="Grid Table 7 Colorful - Accent 5"/>
-    <w:basedOn w:val="746"/>
+    <w:basedOn w:val="929"/>
     <w:uiPriority w:val="99"/>
     <w:pPr>
       <w:pBdr/>
@@ -15433,11 +15708,11 @@
         <w:tblBorders/>
       </w:tblPr>
       <w:tcPr>
-        <w:shd w:color="ffffff"/>
+        <w:shd w:val="clear" w:color="ffffff"/>
         <w:tcBorders>
-          <w:top w:val="none"/>
-          <w:left w:val="none"/>
-          <w:bottom w:val="none"/>
+          <w:top w:val="none" w:color="000000" w:sz="4" w:space="0"/>
+          <w:left w:val="none" w:color="000000" w:sz="4" w:space="0"/>
+          <w:bottom w:val="none" w:color="000000" w:sz="4" w:space="0"/>
           <w:right w:val="single" w:color="000000" w:themeColor="accent5" w:themeTint="90" w:sz="4" w:space="0"/>
         </w:tcBorders>
       </w:tcPr>
@@ -15460,10 +15735,10 @@
       <w:tcPr>
         <w:shd w:val="clear" w:color="ffffff" w:themeColor="light1" w:fill="ffffff" w:themeFill="light1"/>
         <w:tcBorders>
-          <w:top w:val="none"/>
-          <w:left w:val="none"/>
+          <w:top w:val="none" w:color="000000" w:sz="4" w:space="0"/>
+          <w:left w:val="none" w:color="000000" w:sz="4" w:space="0"/>
           <w:bottom w:val="single" w:color="000000" w:themeColor="accent5" w:themeTint="90" w:sz="4" w:space="0"/>
-          <w:right w:val="none"/>
+          <w:right w:val="none" w:color="000000" w:sz="4" w:space="0"/>
         </w:tcBorders>
       </w:tcPr>
     </w:tblStylePr>
@@ -15483,12 +15758,12 @@
         <w:tblBorders/>
       </w:tblPr>
       <w:tcPr>
-        <w:shd w:color="ffffff"/>
+        <w:shd w:val="clear" w:color="ffffff"/>
         <w:tcBorders>
-          <w:top w:val="none"/>
+          <w:top w:val="none" w:color="000000" w:sz="4" w:space="0"/>
           <w:left w:val="single" w:color="000000" w:themeColor="accent5" w:themeTint="90" w:sz="4" w:space="0"/>
-          <w:bottom w:val="none"/>
-          <w:right w:val="none"/>
+          <w:bottom w:val="none" w:color="000000" w:sz="4" w:space="0"/>
+          <w:right w:val="none" w:color="000000" w:sz="4" w:space="0"/>
         </w:tcBorders>
       </w:tcPr>
     </w:tblStylePr>
@@ -15511,9 +15786,9 @@
         <w:shd w:val="clear" w:color="ffffff" w:themeColor="light1" w:fill="ffffff" w:themeFill="light1"/>
         <w:tcBorders>
           <w:top w:val="single" w:color="000000" w:themeColor="accent5" w:themeTint="90" w:sz="4" w:space="0"/>
-          <w:left w:val="none"/>
-          <w:bottom w:val="none"/>
-          <w:right w:val="none"/>
+          <w:left w:val="none" w:color="000000" w:sz="4" w:space="0"/>
+          <w:bottom w:val="none" w:color="000000" w:sz="4" w:space="0"/>
+          <w:right w:val="none" w:color="000000" w:sz="4" w:space="0"/>
         </w:tcBorders>
       </w:tcPr>
     </w:tblStylePr>
@@ -15583,9 +15858,9 @@
       </w:tcPr>
     </w:tblStylePr>
   </w:style>
-  <w:style w:type="table" w:styleId="66">
+  <w:style w:type="table" w:styleId="798">
     <w:name w:val="Grid Table 7 Colorful - Accent 6"/>
-    <w:basedOn w:val="746"/>
+    <w:basedOn w:val="929"/>
     <w:uiPriority w:val="99"/>
     <w:pPr>
       <w:pBdr/>
@@ -15687,11 +15962,11 @@
         <w:tblBorders/>
       </w:tblPr>
       <w:tcPr>
-        <w:shd w:color="ffffff"/>
+        <w:shd w:val="clear" w:color="ffffff"/>
         <w:tcBorders>
-          <w:top w:val="none"/>
-          <w:left w:val="none"/>
-          <w:bottom w:val="none"/>
+          <w:top w:val="none" w:color="000000" w:sz="4" w:space="0"/>
+          <w:left w:val="none" w:color="000000" w:sz="4" w:space="0"/>
+          <w:bottom w:val="none" w:color="000000" w:sz="4" w:space="0"/>
           <w:right w:val="single" w:color="000000" w:themeColor="accent6" w:themeTint="90" w:sz="4" w:space="0"/>
         </w:tcBorders>
       </w:tcPr>
@@ -15714,10 +15989,10 @@
       <w:tcPr>
         <w:shd w:val="clear" w:color="ffffff" w:themeColor="light1" w:fill="ffffff" w:themeFill="light1"/>
         <w:tcBorders>
-          <w:top w:val="none"/>
-          <w:left w:val="none"/>
+          <w:top w:val="none" w:color="000000" w:sz="4" w:space="0"/>
+          <w:left w:val="none" w:color="000000" w:sz="4" w:space="0"/>
           <w:bottom w:val="single" w:color="000000" w:themeColor="accent6" w:themeTint="90" w:sz="4" w:space="0"/>
-          <w:right w:val="none"/>
+          <w:right w:val="none" w:color="000000" w:sz="4" w:space="0"/>
         </w:tcBorders>
       </w:tcPr>
     </w:tblStylePr>
@@ -15737,12 +16012,12 @@
         <w:tblBorders/>
       </w:tblPr>
       <w:tcPr>
-        <w:shd w:color="ffffff"/>
+        <w:shd w:val="clear" w:color="ffffff"/>
         <w:tcBorders>
-          <w:top w:val="none"/>
+          <w:top w:val="none" w:color="000000" w:sz="4" w:space="0"/>
           <w:left w:val="single" w:color="000000" w:themeColor="accent6" w:themeTint="90" w:sz="4" w:space="0"/>
-          <w:bottom w:val="none"/>
-          <w:right w:val="none"/>
+          <w:bottom w:val="none" w:color="000000" w:sz="4" w:space="0"/>
+          <w:right w:val="none" w:color="000000" w:sz="4" w:space="0"/>
         </w:tcBorders>
       </w:tcPr>
     </w:tblStylePr>
@@ -15765,9 +16040,9 @@
         <w:shd w:val="clear" w:color="ffffff" w:themeColor="light1" w:fill="ffffff" w:themeFill="light1"/>
         <w:tcBorders>
           <w:top w:val="single" w:color="000000" w:themeColor="accent6" w:themeTint="90" w:sz="4" w:space="0"/>
-          <w:left w:val="none"/>
-          <w:bottom w:val="none"/>
-          <w:right w:val="none"/>
+          <w:left w:val="none" w:color="000000" w:sz="4" w:space="0"/>
+          <w:bottom w:val="none" w:color="000000" w:sz="4" w:space="0"/>
+          <w:right w:val="none" w:color="000000" w:sz="4" w:space="0"/>
         </w:tcBorders>
       </w:tcPr>
     </w:tblStylePr>
@@ -15837,9 +16112,9 @@
       </w:tcPr>
     </w:tblStylePr>
   </w:style>
-  <w:style w:type="table" w:styleId="67">
+  <w:style w:type="table" w:styleId="799">
     <w:name w:val="List Table 1 Light"/>
-    <w:basedOn w:val="746"/>
+    <w:basedOn w:val="929"/>
     <w:uiPriority w:val="99"/>
     <w:pPr>
       <w:pBdr/>
@@ -16053,9 +16328,9 @@
       </w:tcPr>
     </w:tblStylePr>
   </w:style>
-  <w:style w:type="table" w:styleId="68">
+  <w:style w:type="table" w:styleId="800">
     <w:name w:val="List Table 1 Light - Accent 1"/>
-    <w:basedOn w:val="746"/>
+    <w:basedOn w:val="929"/>
     <w:uiPriority w:val="99"/>
     <w:pPr>
       <w:pBdr/>
@@ -16269,9 +16544,9 @@
       </w:tcPr>
     </w:tblStylePr>
   </w:style>
-  <w:style w:type="table" w:styleId="69">
+  <w:style w:type="table" w:styleId="801">
     <w:name w:val="List Table 1 Light - Accent 2"/>
-    <w:basedOn w:val="746"/>
+    <w:basedOn w:val="929"/>
     <w:uiPriority w:val="99"/>
     <w:pPr>
       <w:pBdr/>
@@ -16485,9 +16760,9 @@
       </w:tcPr>
     </w:tblStylePr>
   </w:style>
-  <w:style w:type="table" w:styleId="70">
+  <w:style w:type="table" w:styleId="802">
     <w:name w:val="List Table 1 Light - Accent 3"/>
-    <w:basedOn w:val="746"/>
+    <w:basedOn w:val="929"/>
     <w:uiPriority w:val="99"/>
     <w:pPr>
       <w:pBdr/>
@@ -16701,9 +16976,9 @@
       </w:tcPr>
     </w:tblStylePr>
   </w:style>
-  <w:style w:type="table" w:styleId="71">
+  <w:style w:type="table" w:styleId="803">
     <w:name w:val="List Table 1 Light - Accent 4"/>
-    <w:basedOn w:val="746"/>
+    <w:basedOn w:val="929"/>
     <w:uiPriority w:val="99"/>
     <w:pPr>
       <w:pBdr/>
@@ -16917,9 +17192,9 @@
       </w:tcPr>
     </w:tblStylePr>
   </w:style>
-  <w:style w:type="table" w:styleId="72">
+  <w:style w:type="table" w:styleId="804">
     <w:name w:val="List Table 1 Light - Accent 5"/>
-    <w:basedOn w:val="746"/>
+    <w:basedOn w:val="929"/>
     <w:uiPriority w:val="99"/>
     <w:pPr>
       <w:pBdr/>
@@ -17133,9 +17408,9 @@
       </w:tcPr>
     </w:tblStylePr>
   </w:style>
-  <w:style w:type="table" w:styleId="73">
+  <w:style w:type="table" w:styleId="805">
     <w:name w:val="List Table 1 Light - Accent 6"/>
-    <w:basedOn w:val="746"/>
+    <w:basedOn w:val="929"/>
     <w:uiPriority w:val="99"/>
     <w:pPr>
       <w:pBdr/>
@@ -17349,9 +17624,9 @@
       </w:tcPr>
     </w:tblStylePr>
   </w:style>
-  <w:style w:type="table" w:styleId="74">
+  <w:style w:type="table" w:styleId="806">
     <w:name w:val="List Table 2"/>
-    <w:basedOn w:val="746"/>
+    <w:basedOn w:val="929"/>
     <w:uiPriority w:val="99"/>
     <w:pPr>
       <w:pBdr/>
@@ -17587,9 +17862,9 @@
       </w:tcPr>
     </w:tblStylePr>
   </w:style>
-  <w:style w:type="table" w:styleId="75">
+  <w:style w:type="table" w:styleId="807">
     <w:name w:val="List Table 2 - Accent 1"/>
-    <w:basedOn w:val="746"/>
+    <w:basedOn w:val="929"/>
     <w:uiPriority w:val="99"/>
     <w:pPr>
       <w:pBdr/>
@@ -17825,9 +18100,9 @@
       </w:tcPr>
     </w:tblStylePr>
   </w:style>
-  <w:style w:type="table" w:styleId="76">
+  <w:style w:type="table" w:styleId="808">
     <w:name w:val="List Table 2 - Accent 2"/>
-    <w:basedOn w:val="746"/>
+    <w:basedOn w:val="929"/>
     <w:uiPriority w:val="99"/>
     <w:pPr>
       <w:pBdr/>
@@ -18063,9 +18338,9 @@
       </w:tcPr>
     </w:tblStylePr>
   </w:style>
-  <w:style w:type="table" w:styleId="77">
+  <w:style w:type="table" w:styleId="809">
     <w:name w:val="List Table 2 - Accent 3"/>
-    <w:basedOn w:val="746"/>
+    <w:basedOn w:val="929"/>
     <w:uiPriority w:val="99"/>
     <w:pPr>
       <w:pBdr/>
@@ -18301,9 +18576,9 @@
       </w:tcPr>
     </w:tblStylePr>
   </w:style>
-  <w:style w:type="table" w:styleId="78">
+  <w:style w:type="table" w:styleId="810">
     <w:name w:val="List Table 2 - Accent 4"/>
-    <w:basedOn w:val="746"/>
+    <w:basedOn w:val="929"/>
     <w:uiPriority w:val="99"/>
     <w:pPr>
       <w:pBdr/>
@@ -18539,9 +18814,9 @@
       </w:tcPr>
     </w:tblStylePr>
   </w:style>
-  <w:style w:type="table" w:styleId="79">
+  <w:style w:type="table" w:styleId="811">
     <w:name w:val="List Table 2 - Accent 5"/>
-    <w:basedOn w:val="746"/>
+    <w:basedOn w:val="929"/>
     <w:uiPriority w:val="99"/>
     <w:pPr>
       <w:pBdr/>
@@ -18777,9 +19052,9 @@
       </w:tcPr>
     </w:tblStylePr>
   </w:style>
-  <w:style w:type="table" w:styleId="80">
+  <w:style w:type="table" w:styleId="812">
     <w:name w:val="List Table 2 - Accent 6"/>
-    <w:basedOn w:val="746"/>
+    <w:basedOn w:val="929"/>
     <w:uiPriority w:val="99"/>
     <w:pPr>
       <w:pBdr/>
@@ -19015,9 +19290,9 @@
       </w:tcPr>
     </w:tblStylePr>
   </w:style>
-  <w:style w:type="table" w:styleId="81">
+  <w:style w:type="table" w:styleId="813">
     <w:name w:val="List Table 3"/>
-    <w:basedOn w:val="746"/>
+    <w:basedOn w:val="929"/>
     <w:uiPriority w:val="99"/>
     <w:pPr>
       <w:pBdr/>
@@ -19243,9 +19518,9 @@
       </w:tcPr>
     </w:tblStylePr>
   </w:style>
-  <w:style w:type="table" w:styleId="82">
+  <w:style w:type="table" w:styleId="814">
     <w:name w:val="List Table 3 - Accent 1"/>
-    <w:basedOn w:val="746"/>
+    <w:basedOn w:val="929"/>
     <w:uiPriority w:val="99"/>
     <w:pPr>
       <w:pBdr/>
@@ -19471,9 +19746,9 @@
       </w:tcPr>
     </w:tblStylePr>
   </w:style>
-  <w:style w:type="table" w:styleId="83">
+  <w:style w:type="table" w:styleId="815">
     <w:name w:val="List Table 3 - Accent 2"/>
-    <w:basedOn w:val="746"/>
+    <w:basedOn w:val="929"/>
     <w:uiPriority w:val="99"/>
     <w:pPr>
       <w:pBdr/>
@@ -19699,9 +19974,9 @@
       </w:tcPr>
     </w:tblStylePr>
   </w:style>
-  <w:style w:type="table" w:styleId="84">
+  <w:style w:type="table" w:styleId="816">
     <w:name w:val="List Table 3 - Accent 3"/>
-    <w:basedOn w:val="746"/>
+    <w:basedOn w:val="929"/>
     <w:uiPriority w:val="99"/>
     <w:pPr>
       <w:pBdr/>
@@ -19927,9 +20202,9 @@
       </w:tcPr>
     </w:tblStylePr>
   </w:style>
-  <w:style w:type="table" w:styleId="85">
+  <w:style w:type="table" w:styleId="817">
     <w:name w:val="List Table 3 - Accent 4"/>
-    <w:basedOn w:val="746"/>
+    <w:basedOn w:val="929"/>
     <w:uiPriority w:val="99"/>
     <w:pPr>
       <w:pBdr/>
@@ -20155,9 +20430,9 @@
       </w:tcPr>
     </w:tblStylePr>
   </w:style>
-  <w:style w:type="table" w:styleId="86">
+  <w:style w:type="table" w:styleId="818">
     <w:name w:val="List Table 3 - Accent 5"/>
-    <w:basedOn w:val="746"/>
+    <w:basedOn w:val="929"/>
     <w:uiPriority w:val="99"/>
     <w:pPr>
       <w:pBdr/>
@@ -20383,9 +20658,9 @@
       </w:tcPr>
     </w:tblStylePr>
   </w:style>
-  <w:style w:type="table" w:styleId="87">
+  <w:style w:type="table" w:styleId="819">
     <w:name w:val="List Table 3 - Accent 6"/>
-    <w:basedOn w:val="746"/>
+    <w:basedOn w:val="929"/>
     <w:uiPriority w:val="99"/>
     <w:pPr>
       <w:pBdr/>
@@ -20611,9 +20886,9 @@
       </w:tcPr>
     </w:tblStylePr>
   </w:style>
-  <w:style w:type="table" w:styleId="88">
+  <w:style w:type="table" w:styleId="820">
     <w:name w:val="List Table 4"/>
-    <w:basedOn w:val="746"/>
+    <w:basedOn w:val="929"/>
     <w:uiPriority w:val="99"/>
     <w:pPr>
       <w:pBdr/>
@@ -20836,9 +21111,9 @@
       </w:tcPr>
     </w:tblStylePr>
   </w:style>
-  <w:style w:type="table" w:styleId="89">
+  <w:style w:type="table" w:styleId="821">
     <w:name w:val="List Table 4 - Accent 1"/>
-    <w:basedOn w:val="746"/>
+    <w:basedOn w:val="929"/>
     <w:uiPriority w:val="99"/>
     <w:pPr>
       <w:pBdr/>
@@ -21061,9 +21336,9 @@
       </w:tcPr>
     </w:tblStylePr>
   </w:style>
-  <w:style w:type="table" w:styleId="90">
+  <w:style w:type="table" w:styleId="822">
     <w:name w:val="List Table 4 - Accent 2"/>
-    <w:basedOn w:val="746"/>
+    <w:basedOn w:val="929"/>
     <w:uiPriority w:val="99"/>
     <w:pPr>
       <w:pBdr/>
@@ -21286,9 +21561,9 @@
       </w:tcPr>
     </w:tblStylePr>
   </w:style>
-  <w:style w:type="table" w:styleId="91">
+  <w:style w:type="table" w:styleId="823">
     <w:name w:val="List Table 4 - Accent 3"/>
-    <w:basedOn w:val="746"/>
+    <w:basedOn w:val="929"/>
     <w:uiPriority w:val="99"/>
     <w:pPr>
       <w:pBdr/>
@@ -21511,9 +21786,9 @@
       </w:tcPr>
     </w:tblStylePr>
   </w:style>
-  <w:style w:type="table" w:styleId="92">
+  <w:style w:type="table" w:styleId="824">
     <w:name w:val="List Table 4 - Accent 4"/>
-    <w:basedOn w:val="746"/>
+    <w:basedOn w:val="929"/>
     <w:uiPriority w:val="99"/>
     <w:pPr>
       <w:pBdr/>
@@ -21736,9 +22011,9 @@
       </w:tcPr>
     </w:tblStylePr>
   </w:style>
-  <w:style w:type="table" w:styleId="93">
+  <w:style w:type="table" w:styleId="825">
     <w:name w:val="List Table 4 - Accent 5"/>
-    <w:basedOn w:val="746"/>
+    <w:basedOn w:val="929"/>
     <w:uiPriority w:val="99"/>
     <w:pPr>
       <w:pBdr/>
@@ -21961,9 +22236,9 @@
       </w:tcPr>
     </w:tblStylePr>
   </w:style>
-  <w:style w:type="table" w:styleId="94">
+  <w:style w:type="table" w:styleId="826">
     <w:name w:val="List Table 4 - Accent 6"/>
-    <w:basedOn w:val="746"/>
+    <w:basedOn w:val="929"/>
     <w:uiPriority w:val="99"/>
     <w:pPr>
       <w:pBdr/>
@@ -22186,9 +22461,9 @@
       </w:tcPr>
     </w:tblStylePr>
   </w:style>
-  <w:style w:type="table" w:styleId="95">
+  <w:style w:type="table" w:styleId="827">
     <w:name w:val="List Table 5 Dark"/>
-    <w:basedOn w:val="746"/>
+    <w:basedOn w:val="929"/>
     <w:uiPriority w:val="99"/>
     <w:pPr>
       <w:pBdr/>
@@ -22428,9 +22703,9 @@
       </w:tcPr>
     </w:tblStylePr>
   </w:style>
-  <w:style w:type="table" w:styleId="96">
+  <w:style w:type="table" w:styleId="828">
     <w:name w:val="List Table 5 Dark - Accent 1"/>
-    <w:basedOn w:val="746"/>
+    <w:basedOn w:val="929"/>
     <w:uiPriority w:val="99"/>
     <w:pPr>
       <w:pBdr/>
@@ -22670,9 +22945,9 @@
       </w:tcPr>
     </w:tblStylePr>
   </w:style>
-  <w:style w:type="table" w:styleId="97">
+  <w:style w:type="table" w:styleId="829">
     <w:name w:val="List Table 5 Dark - Accent 2"/>
-    <w:basedOn w:val="746"/>
+    <w:basedOn w:val="929"/>
     <w:uiPriority w:val="99"/>
     <w:pPr>
       <w:pBdr/>
@@ -22912,9 +23187,9 @@
       </w:tcPr>
     </w:tblStylePr>
   </w:style>
-  <w:style w:type="table" w:styleId="98">
+  <w:style w:type="table" w:styleId="830">
     <w:name w:val="List Table 5 Dark - Accent 3"/>
-    <w:basedOn w:val="746"/>
+    <w:basedOn w:val="929"/>
     <w:uiPriority w:val="99"/>
     <w:pPr>
       <w:pBdr/>
@@ -23154,9 +23429,9 @@
       </w:tcPr>
     </w:tblStylePr>
   </w:style>
-  <w:style w:type="table" w:styleId="99">
+  <w:style w:type="table" w:styleId="831">
     <w:name w:val="List Table 5 Dark - Accent 4"/>
-    <w:basedOn w:val="746"/>
+    <w:basedOn w:val="929"/>
     <w:uiPriority w:val="99"/>
     <w:pPr>
       <w:pBdr/>
@@ -23396,9 +23671,9 @@
       </w:tcPr>
     </w:tblStylePr>
   </w:style>
-  <w:style w:type="table" w:styleId="100">
+  <w:style w:type="table" w:styleId="832">
     <w:name w:val="List Table 5 Dark - Accent 5"/>
-    <w:basedOn w:val="746"/>
+    <w:basedOn w:val="929"/>
     <w:uiPriority w:val="99"/>
     <w:pPr>
       <w:pBdr/>
@@ -23638,9 +23913,9 @@
       </w:tcPr>
     </w:tblStylePr>
   </w:style>
-  <w:style w:type="table" w:styleId="101">
+  <w:style w:type="table" w:styleId="833">
     <w:name w:val="List Table 5 Dark - Accent 6"/>
-    <w:basedOn w:val="746"/>
+    <w:basedOn w:val="929"/>
     <w:uiPriority w:val="99"/>
     <w:pPr>
       <w:pBdr/>
@@ -23880,9 +24155,9 @@
       </w:tcPr>
     </w:tblStylePr>
   </w:style>
-  <w:style w:type="table" w:styleId="102">
+  <w:style w:type="table" w:styleId="834">
     <w:name w:val="List Table 6 Colorful"/>
-    <w:basedOn w:val="746"/>
+    <w:basedOn w:val="929"/>
     <w:uiPriority w:val="99"/>
     <w:pPr>
       <w:pBdr/>
@@ -24103,9 +24378,9 @@
       </w:tcPr>
     </w:tblStylePr>
   </w:style>
-  <w:style w:type="table" w:styleId="103">
+  <w:style w:type="table" w:styleId="835">
     <w:name w:val="List Table 6 Colorful - Accent 1"/>
-    <w:basedOn w:val="746"/>
+    <w:basedOn w:val="929"/>
     <w:uiPriority w:val="99"/>
     <w:pPr>
       <w:pBdr/>
@@ -24326,9 +24601,9 @@
       </w:tcPr>
     </w:tblStylePr>
   </w:style>
-  <w:style w:type="table" w:styleId="104">
+  <w:style w:type="table" w:styleId="836">
     <w:name w:val="List Table 6 Colorful - Accent 2"/>
-    <w:basedOn w:val="746"/>
+    <w:basedOn w:val="929"/>
     <w:uiPriority w:val="99"/>
     <w:pPr>
       <w:pBdr/>
@@ -24549,9 +24824,9 @@
       </w:tcPr>
     </w:tblStylePr>
   </w:style>
-  <w:style w:type="table" w:styleId="105">
+  <w:style w:type="table" w:styleId="837">
     <w:name w:val="List Table 6 Colorful - Accent 3"/>
-    <w:basedOn w:val="746"/>
+    <w:basedOn w:val="929"/>
     <w:uiPriority w:val="99"/>
     <w:pPr>
       <w:pBdr/>
@@ -24772,9 +25047,9 @@
       </w:tcPr>
     </w:tblStylePr>
   </w:style>
-  <w:style w:type="table" w:styleId="106">
+  <w:style w:type="table" w:styleId="838">
     <w:name w:val="List Table 6 Colorful - Accent 4"/>
-    <w:basedOn w:val="746"/>
+    <w:basedOn w:val="929"/>
     <w:uiPriority w:val="99"/>
     <w:pPr>
       <w:pBdr/>
@@ -24995,9 +25270,9 @@
       </w:tcPr>
     </w:tblStylePr>
   </w:style>
-  <w:style w:type="table" w:styleId="107">
+  <w:style w:type="table" w:styleId="839">
     <w:name w:val="List Table 6 Colorful - Accent 5"/>
-    <w:basedOn w:val="746"/>
+    <w:basedOn w:val="929"/>
     <w:uiPriority w:val="99"/>
     <w:pPr>
       <w:pBdr/>
@@ -25218,9 +25493,9 @@
       </w:tcPr>
     </w:tblStylePr>
   </w:style>
-  <w:style w:type="table" w:styleId="108">
+  <w:style w:type="table" w:styleId="840">
     <w:name w:val="List Table 6 Colorful - Accent 6"/>
-    <w:basedOn w:val="746"/>
+    <w:basedOn w:val="929"/>
     <w:uiPriority w:val="99"/>
     <w:pPr>
       <w:pBdr/>
@@ -25441,9 +25716,9 @@
       </w:tcPr>
     </w:tblStylePr>
   </w:style>
-  <w:style w:type="table" w:styleId="109">
+  <w:style w:type="table" w:styleId="841">
     <w:name w:val="List Table 7 Colorful"/>
-    <w:basedOn w:val="746"/>
+    <w:basedOn w:val="929"/>
     <w:uiPriority w:val="99"/>
     <w:pPr>
       <w:pBdr/>
@@ -25542,11 +25817,11 @@
         <w:tblBorders/>
       </w:tblPr>
       <w:tcPr>
-        <w:shd w:color="ffffff"/>
+        <w:shd w:val="clear" w:color="ffffff"/>
         <w:tcBorders>
-          <w:top w:val="none"/>
-          <w:left w:val="none"/>
-          <w:bottom w:val="none"/>
+          <w:top w:val="none" w:color="000000" w:sz="4" w:space="0"/>
+          <w:left w:val="none" w:color="000000" w:sz="4" w:space="0"/>
+          <w:bottom w:val="none" w:color="000000" w:sz="4" w:space="0"/>
           <w:right w:val="single" w:color="000000" w:themeColor="text1" w:themeTint="80" w:sz="4" w:space="0"/>
         </w:tcBorders>
       </w:tcPr>
@@ -25569,10 +25844,10 @@
       <w:tcPr>
         <w:shd w:val="clear" w:color="ffffff" w:themeColor="light1" w:fill="ffffff" w:themeFill="light1"/>
         <w:tcBorders>
-          <w:top w:val="none"/>
-          <w:left w:val="none"/>
+          <w:top w:val="none" w:color="000000" w:sz="4" w:space="0"/>
+          <w:left w:val="none" w:color="000000" w:sz="4" w:space="0"/>
           <w:bottom w:val="single" w:color="000000" w:themeColor="text1" w:themeTint="80" w:sz="4" w:space="0"/>
-          <w:right w:val="none"/>
+          <w:right w:val="none" w:color="000000" w:sz="4" w:space="0"/>
         </w:tcBorders>
       </w:tcPr>
     </w:tblStylePr>
@@ -25592,12 +25867,12 @@
         <w:tblBorders/>
       </w:tblPr>
       <w:tcPr>
-        <w:shd w:color="ffffff"/>
+        <w:shd w:val="clear" w:color="ffffff"/>
         <w:tcBorders>
-          <w:top w:val="none"/>
+          <w:top w:val="none" w:color="000000" w:sz="4" w:space="0"/>
           <w:left w:val="single" w:color="000000" w:themeColor="text1" w:themeTint="80" w:sz="4" w:space="0"/>
-          <w:bottom w:val="none"/>
-          <w:right w:val="none"/>
+          <w:bottom w:val="none" w:color="000000" w:sz="4" w:space="0"/>
+          <w:right w:val="none" w:color="000000" w:sz="4" w:space="0"/>
         </w:tcBorders>
       </w:tcPr>
     </w:tblStylePr>
@@ -25620,9 +25895,9 @@
         <w:shd w:val="clear" w:color="ffffff" w:themeColor="light1" w:fill="ffffff" w:themeFill="light1"/>
         <w:tcBorders>
           <w:top w:val="single" w:color="000000" w:themeColor="text1" w:themeTint="80" w:sz="4" w:space="0"/>
-          <w:left w:val="none"/>
-          <w:bottom w:val="none"/>
-          <w:right w:val="none"/>
+          <w:left w:val="none" w:color="000000" w:sz="4" w:space="0"/>
+          <w:bottom w:val="none" w:color="000000" w:sz="4" w:space="0"/>
+          <w:right w:val="none" w:color="000000" w:sz="4" w:space="0"/>
         </w:tcBorders>
       </w:tcPr>
     </w:tblStylePr>
@@ -25697,9 +25972,9 @@
       </w:tcPr>
     </w:tblStylePr>
   </w:style>
-  <w:style w:type="table" w:styleId="110">
+  <w:style w:type="table" w:styleId="842">
     <w:name w:val="List Table 7 Colorful - Accent 1"/>
-    <w:basedOn w:val="746"/>
+    <w:basedOn w:val="929"/>
     <w:uiPriority w:val="99"/>
     <w:pPr>
       <w:pBdr/>
@@ -25798,11 +26073,11 @@
         <w:tblBorders/>
       </w:tblPr>
       <w:tcPr>
-        <w:shd w:color="ffffff"/>
+        <w:shd w:val="clear" w:color="ffffff"/>
         <w:tcBorders>
-          <w:top w:val="none"/>
-          <w:left w:val="none"/>
-          <w:bottom w:val="none"/>
+          <w:top w:val="none" w:color="000000" w:sz="4" w:space="0"/>
+          <w:left w:val="none" w:color="000000" w:sz="4" w:space="0"/>
+          <w:bottom w:val="none" w:color="000000" w:sz="4" w:space="0"/>
           <w:right w:val="single" w:color="000000" w:themeColor="accent1" w:sz="4" w:space="0"/>
         </w:tcBorders>
       </w:tcPr>
@@ -25825,10 +26100,10 @@
       <w:tcPr>
         <w:shd w:val="clear" w:color="ffffff" w:themeColor="light1" w:fill="ffffff" w:themeFill="light1"/>
         <w:tcBorders>
-          <w:top w:val="none"/>
-          <w:left w:val="none"/>
+          <w:top w:val="none" w:color="000000" w:sz="4" w:space="0"/>
+          <w:left w:val="none" w:color="000000" w:sz="4" w:space="0"/>
           <w:bottom w:val="single" w:color="000000" w:themeColor="accent1" w:sz="4" w:space="0"/>
-          <w:right w:val="none"/>
+          <w:right w:val="none" w:color="000000" w:sz="4" w:space="0"/>
         </w:tcBorders>
       </w:tcPr>
     </w:tblStylePr>
@@ -25848,12 +26123,12 @@
         <w:tblBorders/>
       </w:tblPr>
       <w:tcPr>
-        <w:shd w:color="ffffff"/>
+        <w:shd w:val="clear" w:color="ffffff"/>
         <w:tcBorders>
-          <w:top w:val="none"/>
+          <w:top w:val="none" w:color="000000" w:sz="4" w:space="0"/>
           <w:left w:val="single" w:color="000000" w:themeColor="accent1" w:sz="4" w:space="0"/>
-          <w:bottom w:val="none"/>
-          <w:right w:val="none"/>
+          <w:bottom w:val="none" w:color="000000" w:sz="4" w:space="0"/>
+          <w:right w:val="none" w:color="000000" w:sz="4" w:space="0"/>
         </w:tcBorders>
       </w:tcPr>
     </w:tblStylePr>
@@ -25876,9 +26151,9 @@
         <w:shd w:val="clear" w:color="ffffff" w:themeColor="light1" w:fill="ffffff" w:themeFill="light1"/>
         <w:tcBorders>
           <w:top w:val="single" w:color="000000" w:themeColor="accent1" w:sz="4" w:space="0"/>
-          <w:left w:val="none"/>
-          <w:bottom w:val="none"/>
-          <w:right w:val="none"/>
+          <w:left w:val="none" w:color="000000" w:sz="4" w:space="0"/>
+          <w:bottom w:val="none" w:color="000000" w:sz="4" w:space="0"/>
+          <w:right w:val="none" w:color="000000" w:sz="4" w:space="0"/>
         </w:tcBorders>
       </w:tcPr>
     </w:tblStylePr>
@@ -25953,9 +26228,9 @@
       </w:tcPr>
     </w:tblStylePr>
   </w:style>
-  <w:style w:type="table" w:styleId="111">
+  <w:style w:type="table" w:styleId="843">
     <w:name w:val="List Table 7 Colorful - Accent 2"/>
-    <w:basedOn w:val="746"/>
+    <w:basedOn w:val="929"/>
     <w:uiPriority w:val="99"/>
     <w:pPr>
       <w:pBdr/>
@@ -26054,11 +26329,11 @@
         <w:tblBorders/>
       </w:tblPr>
       <w:tcPr>
-        <w:shd w:color="ffffff"/>
+        <w:shd w:val="clear" w:color="ffffff"/>
         <w:tcBorders>
-          <w:top w:val="none"/>
-          <w:left w:val="none"/>
-          <w:bottom w:val="none"/>
+          <w:top w:val="none" w:color="000000" w:sz="4" w:space="0"/>
+          <w:left w:val="none" w:color="000000" w:sz="4" w:space="0"/>
+          <w:bottom w:val="none" w:color="000000" w:sz="4" w:space="0"/>
           <w:right w:val="single" w:color="000000" w:themeColor="accent2" w:themeTint="97" w:sz="4" w:space="0"/>
         </w:tcBorders>
       </w:tcPr>
@@ -26081,10 +26356,10 @@
       <w:tcPr>
         <w:shd w:val="clear" w:color="ffffff" w:themeColor="light1" w:fill="ffffff" w:themeFill="light1"/>
         <w:tcBorders>
-          <w:top w:val="none"/>
-          <w:left w:val="none"/>
+          <w:top w:val="none" w:color="000000" w:sz="4" w:space="0"/>
+          <w:left w:val="none" w:color="000000" w:sz="4" w:space="0"/>
           <w:bottom w:val="single" w:color="000000" w:themeColor="accent2" w:themeTint="97" w:sz="4" w:space="0"/>
-          <w:right w:val="none"/>
+          <w:right w:val="none" w:color="000000" w:sz="4" w:space="0"/>
         </w:tcBorders>
       </w:tcPr>
     </w:tblStylePr>
@@ -26104,12 +26379,12 @@
         <w:tblBorders/>
       </w:tblPr>
       <w:tcPr>
-        <w:shd w:color="ffffff"/>
+        <w:shd w:val="clear" w:color="ffffff"/>
         <w:tcBorders>
-          <w:top w:val="none"/>
+          <w:top w:val="none" w:color="000000" w:sz="4" w:space="0"/>
           <w:left w:val="single" w:color="000000" w:themeColor="accent2" w:themeTint="97" w:sz="4" w:space="0"/>
-          <w:bottom w:val="none"/>
-          <w:right w:val="none"/>
+          <w:bottom w:val="none" w:color="000000" w:sz="4" w:space="0"/>
+          <w:right w:val="none" w:color="000000" w:sz="4" w:space="0"/>
         </w:tcBorders>
       </w:tcPr>
     </w:tblStylePr>
@@ -26132,9 +26407,9 @@
         <w:shd w:val="clear" w:color="ffffff" w:themeColor="light1" w:fill="ffffff" w:themeFill="light1"/>
         <w:tcBorders>
           <w:top w:val="single" w:color="000000" w:themeColor="accent2" w:themeTint="97" w:sz="4" w:space="0"/>
-          <w:left w:val="none"/>
-          <w:bottom w:val="none"/>
-          <w:right w:val="none"/>
+          <w:left w:val="none" w:color="000000" w:sz="4" w:space="0"/>
+          <w:bottom w:val="none" w:color="000000" w:sz="4" w:space="0"/>
+          <w:right w:val="none" w:color="000000" w:sz="4" w:space="0"/>
         </w:tcBorders>
       </w:tcPr>
     </w:tblStylePr>
@@ -26209,9 +26484,9 @@
       </w:tcPr>
     </w:tblStylePr>
   </w:style>
-  <w:style w:type="table" w:styleId="112">
+  <w:style w:type="table" w:styleId="844">
     <w:name w:val="List Table 7 Colorful - Accent 3"/>
-    <w:basedOn w:val="746"/>
+    <w:basedOn w:val="929"/>
     <w:uiPriority w:val="99"/>
     <w:pPr>
       <w:pBdr/>
@@ -26310,11 +26585,11 @@
         <w:tblBorders/>
       </w:tblPr>
       <w:tcPr>
-        <w:shd w:color="ffffff"/>
+        <w:shd w:val="clear" w:color="ffffff"/>
         <w:tcBorders>
-          <w:top w:val="none"/>
-          <w:left w:val="none"/>
-          <w:bottom w:val="none"/>
+          <w:top w:val="none" w:color="000000" w:sz="4" w:space="0"/>
+          <w:left w:val="none" w:color="000000" w:sz="4" w:space="0"/>
+          <w:bottom w:val="none" w:color="000000" w:sz="4" w:space="0"/>
           <w:right w:val="single" w:color="000000" w:themeColor="accent3" w:themeTint="98" w:sz="4" w:space="0"/>
         </w:tcBorders>
       </w:tcPr>
@@ -26337,10 +26612,10 @@
       <w:tcPr>
         <w:shd w:val="clear" w:color="ffffff" w:themeColor="light1" w:fill="ffffff" w:themeFill="light1"/>
         <w:tcBorders>
-          <w:top w:val="none"/>
-          <w:left w:val="none"/>
+          <w:top w:val="none" w:color="000000" w:sz="4" w:space="0"/>
+          <w:left w:val="none" w:color="000000" w:sz="4" w:space="0"/>
           <w:bottom w:val="single" w:color="000000" w:themeColor="accent3" w:themeTint="98" w:sz="4" w:space="0"/>
-          <w:right w:val="none"/>
+          <w:right w:val="none" w:color="000000" w:sz="4" w:space="0"/>
         </w:tcBorders>
       </w:tcPr>
     </w:tblStylePr>
@@ -26360,12 +26635,12 @@
         <w:tblBorders/>
       </w:tblPr>
       <w:tcPr>
-        <w:shd w:color="ffffff"/>
+        <w:shd w:val="clear" w:color="ffffff"/>
         <w:tcBorders>
-          <w:top w:val="none"/>
+          <w:top w:val="none" w:color="000000" w:sz="4" w:space="0"/>
           <w:left w:val="single" w:color="000000" w:themeColor="accent3" w:themeTint="98" w:sz="4" w:space="0"/>
-          <w:bottom w:val="none"/>
-          <w:right w:val="none"/>
+          <w:bottom w:val="none" w:color="000000" w:sz="4" w:space="0"/>
+          <w:right w:val="none" w:color="000000" w:sz="4" w:space="0"/>
         </w:tcBorders>
       </w:tcPr>
     </w:tblStylePr>
@@ -26388,9 +26663,9 @@
         <w:shd w:val="clear" w:color="ffffff" w:themeColor="light1" w:fill="ffffff" w:themeFill="light1"/>
         <w:tcBorders>
           <w:top w:val="single" w:color="000000" w:themeColor="accent3" w:themeTint="98" w:sz="4" w:space="0"/>
-          <w:left w:val="none"/>
-          <w:bottom w:val="none"/>
-          <w:right w:val="none"/>
+          <w:left w:val="none" w:color="000000" w:sz="4" w:space="0"/>
+          <w:bottom w:val="none" w:color="000000" w:sz="4" w:space="0"/>
+          <w:right w:val="none" w:color="000000" w:sz="4" w:space="0"/>
         </w:tcBorders>
       </w:tcPr>
     </w:tblStylePr>
@@ -26465,9 +26740,9 @@
       </w:tcPr>
     </w:tblStylePr>
   </w:style>
-  <w:style w:type="table" w:styleId="113">
+  <w:style w:type="table" w:styleId="845">
     <w:name w:val="List Table 7 Colorful - Accent 4"/>
-    <w:basedOn w:val="746"/>
+    <w:basedOn w:val="929"/>
     <w:uiPriority w:val="99"/>
     <w:pPr>
       <w:pBdr/>
@@ -26566,11 +26841,11 @@
         <w:tblBorders/>
       </w:tblPr>
       <w:tcPr>
-        <w:shd w:color="ffffff"/>
+        <w:shd w:val="clear" w:color="ffffff"/>
         <w:tcBorders>
-          <w:top w:val="none"/>
-          <w:left w:val="none"/>
-          <w:bottom w:val="none"/>
+          <w:top w:val="none" w:color="000000" w:sz="4" w:space="0"/>
+          <w:left w:val="none" w:color="000000" w:sz="4" w:space="0"/>
+          <w:bottom w:val="none" w:color="000000" w:sz="4" w:space="0"/>
           <w:right w:val="single" w:color="000000" w:themeColor="accent4" w:themeTint="9A" w:sz="4" w:space="0"/>
         </w:tcBorders>
       </w:tcPr>
@@ -26593,10 +26868,10 @@
       <w:tcPr>
         <w:shd w:val="clear" w:color="ffffff" w:themeColor="light1" w:fill="ffffff" w:themeFill="light1"/>
         <w:tcBorders>
-          <w:top w:val="none"/>
-          <w:left w:val="none"/>
+          <w:top w:val="none" w:color="000000" w:sz="4" w:space="0"/>
+          <w:left w:val="none" w:color="000000" w:sz="4" w:space="0"/>
           <w:bottom w:val="single" w:color="000000" w:themeColor="accent4" w:themeTint="9A" w:sz="4" w:space="0"/>
-          <w:right w:val="none"/>
+          <w:right w:val="none" w:color="000000" w:sz="4" w:space="0"/>
         </w:tcBorders>
       </w:tcPr>
     </w:tblStylePr>
@@ -26616,12 +26891,12 @@
         <w:tblBorders/>
       </w:tblPr>
       <w:tcPr>
-        <w:shd w:color="ffffff"/>
+        <w:shd w:val="clear" w:color="ffffff"/>
         <w:tcBorders>
-          <w:top w:val="none"/>
+          <w:top w:val="none" w:color="000000" w:sz="4" w:space="0"/>
           <w:left w:val="single" w:color="000000" w:themeColor="accent4" w:themeTint="9A" w:sz="4" w:space="0"/>
-          <w:bottom w:val="none"/>
-          <w:right w:val="none"/>
+          <w:bottom w:val="none" w:color="000000" w:sz="4" w:space="0"/>
+          <w:right w:val="none" w:color="000000" w:sz="4" w:space="0"/>
         </w:tcBorders>
       </w:tcPr>
     </w:tblStylePr>
@@ -26644,9 +26919,9 @@
         <w:shd w:val="clear" w:color="ffffff" w:themeColor="light1" w:fill="ffffff" w:themeFill="light1"/>
         <w:tcBorders>
           <w:top w:val="single" w:color="000000" w:themeColor="accent4" w:themeTint="9A" w:sz="4" w:space="0"/>
-          <w:left w:val="none"/>
-          <w:bottom w:val="none"/>
-          <w:right w:val="none"/>
+          <w:left w:val="none" w:color="000000" w:sz="4" w:space="0"/>
+          <w:bottom w:val="none" w:color="000000" w:sz="4" w:space="0"/>
+          <w:right w:val="none" w:color="000000" w:sz="4" w:space="0"/>
         </w:tcBorders>
       </w:tcPr>
     </w:tblStylePr>
@@ -26721,9 +26996,9 @@
       </w:tcPr>
     </w:tblStylePr>
   </w:style>
-  <w:style w:type="table" w:styleId="114">
+  <w:style w:type="table" w:styleId="846">
     <w:name w:val="List Table 7 Colorful - Accent 5"/>
-    <w:basedOn w:val="746"/>
+    <w:basedOn w:val="929"/>
     <w:uiPriority w:val="99"/>
     <w:pPr>
       <w:pBdr/>
@@ -26822,11 +27097,11 @@
         <w:tblBorders/>
       </w:tblPr>
       <w:tcPr>
-        <w:shd w:color="ffffff"/>
+        <w:shd w:val="clear" w:color="ffffff"/>
         <w:tcBorders>
-          <w:top w:val="none"/>
-          <w:left w:val="none"/>
-          <w:bottom w:val="none"/>
+          <w:top w:val="none" w:color="000000" w:sz="4" w:space="0"/>
+          <w:left w:val="none" w:color="000000" w:sz="4" w:space="0"/>
+          <w:bottom w:val="none" w:color="000000" w:sz="4" w:space="0"/>
           <w:right w:val="single" w:color="000000" w:themeColor="accent5" w:themeTint="9A" w:sz="4" w:space="0"/>
         </w:tcBorders>
       </w:tcPr>
@@ -26849,10 +27124,10 @@
       <w:tcPr>
         <w:shd w:val="clear" w:color="ffffff" w:themeColor="light1" w:fill="ffffff" w:themeFill="light1"/>
         <w:tcBorders>
-          <w:top w:val="none"/>
-          <w:left w:val="none"/>
+          <w:top w:val="none" w:color="000000" w:sz="4" w:space="0"/>
+          <w:left w:val="none" w:color="000000" w:sz="4" w:space="0"/>
           <w:bottom w:val="single" w:color="000000" w:themeColor="accent5" w:themeTint="9A" w:sz="4" w:space="0"/>
-          <w:right w:val="none"/>
+          <w:right w:val="none" w:color="000000" w:sz="4" w:space="0"/>
         </w:tcBorders>
       </w:tcPr>
     </w:tblStylePr>
@@ -26872,12 +27147,12 @@
         <w:tblBorders/>
       </w:tblPr>
       <w:tcPr>
-        <w:shd w:color="ffffff"/>
+        <w:shd w:val="clear" w:color="ffffff"/>
         <w:tcBorders>
-          <w:top w:val="none"/>
+          <w:top w:val="none" w:color="000000" w:sz="4" w:space="0"/>
           <w:left w:val="single" w:color="000000" w:themeColor="accent5" w:themeTint="9A" w:sz="4" w:space="0"/>
-          <w:bottom w:val="none"/>
-          <w:right w:val="none"/>
+          <w:bottom w:val="none" w:color="000000" w:sz="4" w:space="0"/>
+          <w:right w:val="none" w:color="000000" w:sz="4" w:space="0"/>
         </w:tcBorders>
       </w:tcPr>
     </w:tblStylePr>
@@ -26900,9 +27175,9 @@
         <w:shd w:val="clear" w:color="ffffff" w:themeColor="light1" w:fill="ffffff" w:themeFill="light1"/>
         <w:tcBorders>
           <w:top w:val="single" w:color="000000" w:themeColor="accent5" w:themeTint="9A" w:sz="4" w:space="0"/>
-          <w:left w:val="none"/>
-          <w:bottom w:val="none"/>
-          <w:right w:val="none"/>
+          <w:left w:val="none" w:color="000000" w:sz="4" w:space="0"/>
+          <w:bottom w:val="none" w:color="000000" w:sz="4" w:space="0"/>
+          <w:right w:val="none" w:color="000000" w:sz="4" w:space="0"/>
         </w:tcBorders>
       </w:tcPr>
     </w:tblStylePr>
@@ -26977,9 +27252,9 @@
       </w:tcPr>
     </w:tblStylePr>
   </w:style>
-  <w:style w:type="table" w:styleId="115">
+  <w:style w:type="table" w:styleId="847">
     <w:name w:val="List Table 7 Colorful - Accent 6"/>
-    <w:basedOn w:val="746"/>
+    <w:basedOn w:val="929"/>
     <w:uiPriority w:val="99"/>
     <w:pPr>
       <w:pBdr/>
@@ -27078,11 +27353,11 @@
         <w:tblBorders/>
       </w:tblPr>
       <w:tcPr>
-        <w:shd w:color="ffffff"/>
+        <w:shd w:val="clear" w:color="ffffff"/>
         <w:tcBorders>
-          <w:top w:val="none"/>
-          <w:left w:val="none"/>
-          <w:bottom w:val="none"/>
+          <w:top w:val="none" w:color="000000" w:sz="4" w:space="0"/>
+          <w:left w:val="none" w:color="000000" w:sz="4" w:space="0"/>
+          <w:bottom w:val="none" w:color="000000" w:sz="4" w:space="0"/>
           <w:right w:val="single" w:color="000000" w:themeColor="accent6" w:themeTint="98" w:sz="4" w:space="0"/>
         </w:tcBorders>
       </w:tcPr>
@@ -27105,10 +27380,10 @@
       <w:tcPr>
         <w:shd w:val="clear" w:color="ffffff" w:themeColor="light1" w:fill="ffffff" w:themeFill="light1"/>
         <w:tcBorders>
-          <w:top w:val="none"/>
-          <w:left w:val="none"/>
+          <w:top w:val="none" w:color="000000" w:sz="4" w:space="0"/>
+          <w:left w:val="none" w:color="000000" w:sz="4" w:space="0"/>
           <w:bottom w:val="single" w:color="000000" w:themeColor="accent6" w:themeTint="98" w:sz="4" w:space="0"/>
-          <w:right w:val="none"/>
+          <w:right w:val="none" w:color="000000" w:sz="4" w:space="0"/>
         </w:tcBorders>
       </w:tcPr>
     </w:tblStylePr>
@@ -27128,12 +27403,12 @@
         <w:tblBorders/>
       </w:tblPr>
       <w:tcPr>
-        <w:shd w:color="ffffff"/>
+        <w:shd w:val="clear" w:color="ffffff"/>
         <w:tcBorders>
-          <w:top w:val="none"/>
+          <w:top w:val="none" w:color="000000" w:sz="4" w:space="0"/>
           <w:left w:val="single" w:color="000000" w:themeColor="accent6" w:themeTint="98" w:sz="4" w:space="0"/>
-          <w:bottom w:val="none"/>
-          <w:right w:val="none"/>
+          <w:bottom w:val="none" w:color="000000" w:sz="4" w:space="0"/>
+          <w:right w:val="none" w:color="000000" w:sz="4" w:space="0"/>
         </w:tcBorders>
       </w:tcPr>
     </w:tblStylePr>
@@ -27156,9 +27431,9 @@
         <w:shd w:val="clear" w:color="ffffff" w:themeColor="light1" w:fill="ffffff" w:themeFill="light1"/>
         <w:tcBorders>
           <w:top w:val="single" w:color="000000" w:themeColor="accent6" w:themeTint="98" w:sz="4" w:space="0"/>
-          <w:left w:val="none"/>
-          <w:bottom w:val="none"/>
-          <w:right w:val="none"/>
+          <w:left w:val="none" w:color="000000" w:sz="4" w:space="0"/>
+          <w:bottom w:val="none" w:color="000000" w:sz="4" w:space="0"/>
+          <w:right w:val="none" w:color="000000" w:sz="4" w:space="0"/>
         </w:tcBorders>
       </w:tcPr>
     </w:tblStylePr>
@@ -27233,9 +27508,9 @@
       </w:tcPr>
     </w:tblStylePr>
   </w:style>
-  <w:style w:type="table" w:styleId="116">
+  <w:style w:type="table" w:styleId="848">
     <w:name w:val="Lined - Accent"/>
-    <w:basedOn w:val="746"/>
+    <w:basedOn w:val="929"/>
     <w:uiPriority w:val="99"/>
     <w:pPr>
       <w:pBdr/>
@@ -27470,9 +27745,9 @@
       </w:tcPr>
     </w:tblStylePr>
   </w:style>
-  <w:style w:type="table" w:styleId="117">
+  <w:style w:type="table" w:styleId="849">
     <w:name w:val="Lined - Accent 1"/>
-    <w:basedOn w:val="746"/>
+    <w:basedOn w:val="929"/>
     <w:uiPriority w:val="99"/>
     <w:pPr>
       <w:pBdr/>
@@ -27707,9 +27982,9 @@
       </w:tcPr>
     </w:tblStylePr>
   </w:style>
-  <w:style w:type="table" w:styleId="118">
+  <w:style w:type="table" w:styleId="850">
     <w:name w:val="Lined - Accent 2"/>
-    <w:basedOn w:val="746"/>
+    <w:basedOn w:val="929"/>
     <w:uiPriority w:val="99"/>
     <w:pPr>
       <w:pBdr/>
@@ -27944,9 +28219,9 @@
       </w:tcPr>
     </w:tblStylePr>
   </w:style>
-  <w:style w:type="table" w:styleId="119">
+  <w:style w:type="table" w:styleId="851">
     <w:name w:val="Lined - Accent 3"/>
-    <w:basedOn w:val="746"/>
+    <w:basedOn w:val="929"/>
     <w:uiPriority w:val="99"/>
     <w:pPr>
       <w:pBdr/>
@@ -28181,9 +28456,9 @@
       </w:tcPr>
     </w:tblStylePr>
   </w:style>
-  <w:style w:type="table" w:styleId="120">
+  <w:style w:type="table" w:styleId="852">
     <w:name w:val="Lined - Accent 4"/>
-    <w:basedOn w:val="746"/>
+    <w:basedOn w:val="929"/>
     <w:uiPriority w:val="99"/>
     <w:pPr>
       <w:pBdr/>
@@ -28418,9 +28693,9 @@
       </w:tcPr>
     </w:tblStylePr>
   </w:style>
-  <w:style w:type="table" w:styleId="121">
+  <w:style w:type="table" w:styleId="853">
     <w:name w:val="Lined - Accent 5"/>
-    <w:basedOn w:val="746"/>
+    <w:basedOn w:val="929"/>
     <w:uiPriority w:val="99"/>
     <w:pPr>
       <w:pBdr/>
@@ -28655,9 +28930,9 @@
       </w:tcPr>
     </w:tblStylePr>
   </w:style>
-  <w:style w:type="table" w:styleId="122">
+  <w:style w:type="table" w:styleId="854">
     <w:name w:val="Lined - Accent 6"/>
-    <w:basedOn w:val="746"/>
+    <w:basedOn w:val="929"/>
     <w:uiPriority w:val="99"/>
     <w:pPr>
       <w:pBdr/>
@@ -28892,9 +29167,9 @@
       </w:tcPr>
     </w:tblStylePr>
   </w:style>
-  <w:style w:type="table" w:styleId="123">
+  <w:style w:type="table" w:styleId="855">
     <w:name w:val="Bordered &amp; Lined - Accent"/>
-    <w:basedOn w:val="746"/>
+    <w:basedOn w:val="929"/>
     <w:uiPriority w:val="99"/>
     <w:pPr>
       <w:pBdr/>
@@ -29136,9 +29411,9 @@
       </w:tcPr>
     </w:tblStylePr>
   </w:style>
-  <w:style w:type="table" w:styleId="124">
+  <w:style w:type="table" w:styleId="856">
     <w:name w:val="Bordered &amp; Lined - Accent 1"/>
-    <w:basedOn w:val="746"/>
+    <w:basedOn w:val="929"/>
     <w:uiPriority w:val="99"/>
     <w:pPr>
       <w:pBdr/>
@@ -29380,9 +29655,9 @@
       </w:tcPr>
     </w:tblStylePr>
   </w:style>
-  <w:style w:type="table" w:styleId="125">
+  <w:style w:type="table" w:styleId="857">
     <w:name w:val="Bordered &amp; Lined - Accent 2"/>
-    <w:basedOn w:val="746"/>
+    <w:basedOn w:val="929"/>
     <w:uiPriority w:val="99"/>
     <w:pPr>
       <w:pBdr/>
@@ -29624,9 +29899,9 @@
       </w:tcPr>
     </w:tblStylePr>
   </w:style>
-  <w:style w:type="table" w:styleId="126">
+  <w:style w:type="table" w:styleId="858">
     <w:name w:val="Bordered &amp; Lined - Accent 3"/>
-    <w:basedOn w:val="746"/>
+    <w:basedOn w:val="929"/>
     <w:uiPriority w:val="99"/>
     <w:pPr>
       <w:pBdr/>
@@ -29868,9 +30143,9 @@
       </w:tcPr>
     </w:tblStylePr>
   </w:style>
-  <w:style w:type="table" w:styleId="127">
+  <w:style w:type="table" w:styleId="859">
     <w:name w:val="Bordered &amp; Lined - Accent 4"/>
-    <w:basedOn w:val="746"/>
+    <w:basedOn w:val="929"/>
     <w:uiPriority w:val="99"/>
     <w:pPr>
       <w:pBdr/>
@@ -30112,9 +30387,9 @@
       </w:tcPr>
     </w:tblStylePr>
   </w:style>
-  <w:style w:type="table" w:styleId="128">
+  <w:style w:type="table" w:styleId="860">
     <w:name w:val="Bordered &amp; Lined - Accent 5"/>
-    <w:basedOn w:val="746"/>
+    <w:basedOn w:val="929"/>
     <w:uiPriority w:val="99"/>
     <w:pPr>
       <w:pBdr/>
@@ -30356,9 +30631,9 @@
       </w:tcPr>
     </w:tblStylePr>
   </w:style>
-  <w:style w:type="table" w:styleId="129">
+  <w:style w:type="table" w:styleId="861">
     <w:name w:val="Bordered &amp; Lined - Accent 6"/>
-    <w:basedOn w:val="746"/>
+    <w:basedOn w:val="929"/>
     <w:uiPriority w:val="99"/>
     <w:pPr>
       <w:pBdr/>
@@ -30600,9 +30875,9 @@
       </w:tcPr>
     </w:tblStylePr>
   </w:style>
-  <w:style w:type="table" w:styleId="130">
+  <w:style w:type="table" w:styleId="862">
     <w:name w:val="Bordered"/>
-    <w:basedOn w:val="746"/>
+    <w:basedOn w:val="929"/>
     <w:uiPriority w:val="99"/>
     <w:pPr>
       <w:pBdr/>
@@ -30831,9 +31106,9 @@
       </w:tcPr>
     </w:tblStylePr>
   </w:style>
-  <w:style w:type="table" w:styleId="131">
+  <w:style w:type="table" w:styleId="863">
     <w:name w:val="Bordered - Accent 1"/>
-    <w:basedOn w:val="746"/>
+    <w:basedOn w:val="929"/>
     <w:uiPriority w:val="99"/>
     <w:pPr>
       <w:pBdr/>
@@ -31062,9 +31337,9 @@
       </w:tcPr>
     </w:tblStylePr>
   </w:style>
-  <w:style w:type="table" w:styleId="132">
+  <w:style w:type="table" w:styleId="864">
     <w:name w:val="Bordered - Accent 2"/>
-    <w:basedOn w:val="746"/>
+    <w:basedOn w:val="929"/>
     <w:uiPriority w:val="99"/>
     <w:pPr>
       <w:pBdr/>
@@ -31293,9 +31568,9 @@
       </w:tcPr>
     </w:tblStylePr>
   </w:style>
-  <w:style w:type="table" w:styleId="133">
+  <w:style w:type="table" w:styleId="865">
     <w:name w:val="Bordered - Accent 3"/>
-    <w:basedOn w:val="746"/>
+    <w:basedOn w:val="929"/>
     <w:uiPriority w:val="99"/>
     <w:pPr>
       <w:pBdr/>
@@ -31524,9 +31799,9 @@
       </w:tcPr>
     </w:tblStylePr>
   </w:style>
-  <w:style w:type="table" w:styleId="134">
+  <w:style w:type="table" w:styleId="866">
     <w:name w:val="Bordered - Accent 4"/>
-    <w:basedOn w:val="746"/>
+    <w:basedOn w:val="929"/>
     <w:uiPriority w:val="99"/>
     <w:pPr>
       <w:pBdr/>
@@ -31755,9 +32030,9 @@
       </w:tcPr>
     </w:tblStylePr>
   </w:style>
-  <w:style w:type="table" w:styleId="135">
+  <w:style w:type="table" w:styleId="867">
     <w:name w:val="Bordered - Accent 5"/>
-    <w:basedOn w:val="746"/>
+    <w:basedOn w:val="929"/>
     <w:uiPriority w:val="99"/>
     <w:pPr>
       <w:pBdr/>
@@ -31986,9 +32261,9 @@
       </w:tcPr>
     </w:tblStylePr>
   </w:style>
-  <w:style w:type="table" w:styleId="136">
+  <w:style w:type="table" w:styleId="868">
     <w:name w:val="Bordered - Accent 6"/>
-    <w:basedOn w:val="746"/>
+    <w:basedOn w:val="929"/>
     <w:uiPriority w:val="99"/>
     <w:pPr>
       <w:pBdr/>
@@ -32217,11 +32492,11 @@
       </w:tcPr>
     </w:tblStylePr>
   </w:style>
-  <w:style w:type="paragraph" w:styleId="138">
+  <w:style w:type="paragraph" w:styleId="869">
     <w:name w:val="Heading 1"/>
-    <w:basedOn w:val="744"/>
-    <w:next w:val="744"/>
-    <w:link w:val="149"/>
+    <w:basedOn w:val="927"/>
+    <w:next w:val="927"/>
+    <w:link w:val="879"/>
     <w:uiPriority w:val="9"/>
     <w:qFormat/>
     <w:pPr>
@@ -32239,11 +32514,11 @@
       <w:szCs w:val="40"/>
     </w:rPr>
   </w:style>
-  <w:style w:type="paragraph" w:styleId="139">
+  <w:style w:type="paragraph" w:styleId="870">
     <w:name w:val="Heading 2"/>
-    <w:basedOn w:val="744"/>
-    <w:next w:val="744"/>
-    <w:link w:val="150"/>
+    <w:basedOn w:val="927"/>
+    <w:next w:val="927"/>
+    <w:link w:val="880"/>
     <w:uiPriority w:val="9"/>
     <w:unhideWhenUsed/>
     <w:qFormat/>
@@ -32262,11 +32537,11 @@
       <w:szCs w:val="32"/>
     </w:rPr>
   </w:style>
-  <w:style w:type="paragraph" w:styleId="140">
+  <w:style w:type="paragraph" w:styleId="871">
     <w:name w:val="Heading 3"/>
-    <w:basedOn w:val="744"/>
-    <w:next w:val="744"/>
-    <w:link w:val="151"/>
+    <w:basedOn w:val="927"/>
+    <w:next w:val="927"/>
+    <w:link w:val="881"/>
     <w:uiPriority w:val="9"/>
     <w:unhideWhenUsed/>
     <w:qFormat/>
@@ -32285,11 +32560,11 @@
       <w:szCs w:val="28"/>
     </w:rPr>
   </w:style>
-  <w:style w:type="paragraph" w:styleId="141">
+  <w:style w:type="paragraph" w:styleId="872">
     <w:name w:val="Heading 4"/>
-    <w:basedOn w:val="744"/>
-    <w:next w:val="744"/>
-    <w:link w:val="152"/>
+    <w:basedOn w:val="927"/>
+    <w:next w:val="927"/>
+    <w:link w:val="882"/>
     <w:uiPriority w:val="9"/>
     <w:unhideWhenUsed/>
     <w:qFormat/>
@@ -32308,11 +32583,11 @@
       <w:color w:val="0f4761" w:themeColor="accent1" w:themeShade="BF"/>
     </w:rPr>
   </w:style>
-  <w:style w:type="paragraph" w:styleId="142">
+  <w:style w:type="paragraph" w:styleId="873">
     <w:name w:val="Heading 5"/>
-    <w:basedOn w:val="744"/>
-    <w:next w:val="744"/>
-    <w:link w:val="153"/>
+    <w:basedOn w:val="927"/>
+    <w:next w:val="927"/>
+    <w:link w:val="883"/>
     <w:uiPriority w:val="9"/>
     <w:unhideWhenUsed/>
     <w:qFormat/>
@@ -32329,11 +32604,11 @@
       <w:color w:val="0f4761" w:themeColor="accent1" w:themeShade="BF"/>
     </w:rPr>
   </w:style>
-  <w:style w:type="paragraph" w:styleId="143">
+  <w:style w:type="paragraph" w:styleId="874">
     <w:name w:val="Heading 6"/>
-    <w:basedOn w:val="744"/>
-    <w:next w:val="744"/>
-    <w:link w:val="154"/>
+    <w:basedOn w:val="927"/>
+    <w:next w:val="927"/>
+    <w:link w:val="884"/>
     <w:uiPriority w:val="9"/>
     <w:unhideWhenUsed/>
     <w:qFormat/>
@@ -32352,11 +32627,11 @@
       <w:color w:val="595959" w:themeColor="text1" w:themeTint="A6"/>
     </w:rPr>
   </w:style>
-  <w:style w:type="paragraph" w:styleId="144">
+  <w:style w:type="paragraph" w:styleId="875">
     <w:name w:val="Heading 7"/>
-    <w:basedOn w:val="744"/>
-    <w:next w:val="744"/>
-    <w:link w:val="155"/>
+    <w:basedOn w:val="927"/>
+    <w:next w:val="927"/>
+    <w:link w:val="885"/>
     <w:uiPriority w:val="9"/>
     <w:unhideWhenUsed/>
     <w:qFormat/>
@@ -32373,11 +32648,11 @@
       <w:color w:val="595959" w:themeColor="text1" w:themeTint="A6"/>
     </w:rPr>
   </w:style>
-  <w:style w:type="paragraph" w:styleId="145">
+  <w:style w:type="paragraph" w:styleId="876">
     <w:name w:val="Heading 8"/>
-    <w:basedOn w:val="744"/>
-    <w:next w:val="744"/>
-    <w:link w:val="156"/>
+    <w:basedOn w:val="927"/>
+    <w:next w:val="927"/>
+    <w:link w:val="886"/>
     <w:uiPriority w:val="9"/>
     <w:unhideWhenUsed/>
     <w:qFormat/>
@@ -32396,11 +32671,11 @@
       <w:color w:val="272727" w:themeColor="text1" w:themeTint="D8"/>
     </w:rPr>
   </w:style>
-  <w:style w:type="paragraph" w:styleId="146">
+  <w:style w:type="paragraph" w:styleId="877">
     <w:name w:val="Heading 9"/>
-    <w:basedOn w:val="744"/>
-    <w:next w:val="744"/>
-    <w:link w:val="157"/>
+    <w:basedOn w:val="927"/>
+    <w:next w:val="927"/>
+    <w:link w:val="887"/>
     <w:uiPriority w:val="9"/>
     <w:unhideWhenUsed/>
     <w:qFormat/>
@@ -32419,7 +32694,7 @@
       <w:color w:val="272727" w:themeColor="text1" w:themeTint="D8"/>
     </w:rPr>
   </w:style>
-  <w:style w:type="numbering" w:styleId="148" w:default="1">
+  <w:style w:type="numbering" w:styleId="878" w:default="1">
     <w:name w:val="No List"/>
     <w:uiPriority w:val="99"/>
     <w:semiHidden/>
@@ -32430,10 +32705,10 @@
       <w:ind/>
     </w:pPr>
   </w:style>
-  <w:style w:type="character" w:styleId="149">
+  <w:style w:type="character" w:styleId="879">
     <w:name w:val="Heading 1 Char"/>
-    <w:basedOn w:val="745"/>
-    <w:link w:val="138"/>
+    <w:basedOn w:val="928"/>
+    <w:link w:val="869"/>
     <w:uiPriority w:val="9"/>
     <w:pPr>
       <w:pBdr/>
@@ -32447,10 +32722,10 @@
       <w:szCs w:val="40"/>
     </w:rPr>
   </w:style>
-  <w:style w:type="character" w:styleId="150">
+  <w:style w:type="character" w:styleId="880">
     <w:name w:val="Heading 2 Char"/>
-    <w:basedOn w:val="745"/>
-    <w:link w:val="139"/>
+    <w:basedOn w:val="928"/>
+    <w:link w:val="870"/>
     <w:uiPriority w:val="9"/>
     <w:pPr>
       <w:pBdr/>
@@ -32464,10 +32739,10 @@
       <w:szCs w:val="32"/>
     </w:rPr>
   </w:style>
-  <w:style w:type="character" w:styleId="151">
+  <w:style w:type="character" w:styleId="881">
     <w:name w:val="Heading 3 Char"/>
-    <w:basedOn w:val="745"/>
-    <w:link w:val="140"/>
+    <w:basedOn w:val="928"/>
+    <w:link w:val="871"/>
     <w:uiPriority w:val="9"/>
     <w:pPr>
       <w:pBdr/>
@@ -32481,10 +32756,10 @@
       <w:szCs w:val="28"/>
     </w:rPr>
   </w:style>
-  <w:style w:type="character" w:styleId="152">
+  <w:style w:type="character" w:styleId="882">
     <w:name w:val="Heading 4 Char"/>
-    <w:basedOn w:val="745"/>
-    <w:link w:val="141"/>
+    <w:basedOn w:val="928"/>
+    <w:link w:val="872"/>
     <w:uiPriority w:val="9"/>
     <w:pPr>
       <w:pBdr/>
@@ -32498,10 +32773,10 @@
       <w:color w:val="0f4761" w:themeColor="accent1" w:themeShade="BF"/>
     </w:rPr>
   </w:style>
-  <w:style w:type="character" w:styleId="153">
+  <w:style w:type="character" w:styleId="883">
     <w:name w:val="Heading 5 Char"/>
-    <w:basedOn w:val="745"/>
-    <w:link w:val="142"/>
+    <w:basedOn w:val="928"/>
+    <w:link w:val="873"/>
     <w:uiPriority w:val="9"/>
     <w:pPr>
       <w:pBdr/>
@@ -32513,10 +32788,10 @@
       <w:color w:val="0f4761" w:themeColor="accent1" w:themeShade="BF"/>
     </w:rPr>
   </w:style>
-  <w:style w:type="character" w:styleId="154">
+  <w:style w:type="character" w:styleId="884">
     <w:name w:val="Heading 6 Char"/>
-    <w:basedOn w:val="745"/>
-    <w:link w:val="143"/>
+    <w:basedOn w:val="928"/>
+    <w:link w:val="874"/>
     <w:uiPriority w:val="9"/>
     <w:pPr>
       <w:pBdr/>
@@ -32530,10 +32805,10 @@
       <w:color w:val="595959" w:themeColor="text1" w:themeTint="A6"/>
     </w:rPr>
   </w:style>
-  <w:style w:type="character" w:styleId="155">
+  <w:style w:type="character" w:styleId="885">
     <w:name w:val="Heading 7 Char"/>
-    <w:basedOn w:val="745"/>
-    <w:link w:val="144"/>
+    <w:basedOn w:val="928"/>
+    <w:link w:val="875"/>
     <w:uiPriority w:val="9"/>
     <w:pPr>
       <w:pBdr/>
@@ -32545,10 +32820,10 @@
       <w:color w:val="595959" w:themeColor="text1" w:themeTint="A6"/>
     </w:rPr>
   </w:style>
-  <w:style w:type="character" w:styleId="156">
+  <w:style w:type="character" w:styleId="886">
     <w:name w:val="Heading 8 Char"/>
-    <w:basedOn w:val="745"/>
-    <w:link w:val="145"/>
+    <w:basedOn w:val="928"/>
+    <w:link w:val="876"/>
     <w:uiPriority w:val="9"/>
     <w:pPr>
       <w:pBdr/>
@@ -32562,10 +32837,10 @@
       <w:color w:val="272727" w:themeColor="text1" w:themeTint="D8"/>
     </w:rPr>
   </w:style>
-  <w:style w:type="character" w:styleId="157">
+  <w:style w:type="character" w:styleId="887">
     <w:name w:val="Heading 9 Char"/>
-    <w:basedOn w:val="745"/>
-    <w:link w:val="146"/>
+    <w:basedOn w:val="928"/>
+    <w:link w:val="877"/>
     <w:uiPriority w:val="9"/>
     <w:pPr>
       <w:pBdr/>
@@ -32579,11 +32854,11 @@
       <w:color w:val="272727" w:themeColor="text1" w:themeTint="D8"/>
     </w:rPr>
   </w:style>
-  <w:style w:type="paragraph" w:styleId="158">
+  <w:style w:type="paragraph" w:styleId="888">
     <w:name w:val="Title"/>
-    <w:basedOn w:val="744"/>
-    <w:next w:val="744"/>
-    <w:link w:val="159"/>
+    <w:basedOn w:val="927"/>
+    <w:next w:val="927"/>
+    <w:link w:val="889"/>
     <w:uiPriority w:val="10"/>
     <w:qFormat/>
     <w:pPr>
@@ -32599,10 +32874,10 @@
       <w:szCs w:val="56"/>
     </w:rPr>
   </w:style>
-  <w:style w:type="character" w:styleId="159">
+  <w:style w:type="character" w:styleId="889">
     <w:name w:val="Title Char"/>
-    <w:basedOn w:val="745"/>
-    <w:link w:val="158"/>
+    <w:basedOn w:val="928"/>
+    <w:link w:val="888"/>
     <w:uiPriority w:val="10"/>
     <w:pPr>
       <w:pBdr/>
@@ -32616,11 +32891,11 @@
       <w:szCs w:val="56"/>
     </w:rPr>
   </w:style>
-  <w:style w:type="paragraph" w:styleId="160">
+  <w:style w:type="paragraph" w:styleId="890">
     <w:name w:val="Subtitle"/>
-    <w:basedOn w:val="744"/>
-    <w:next w:val="744"/>
-    <w:link w:val="161"/>
+    <w:basedOn w:val="927"/>
+    <w:next w:val="927"/>
+    <w:link w:val="891"/>
     <w:uiPriority w:val="11"/>
     <w:qFormat/>
     <w:pPr>
@@ -32638,10 +32913,10 @@
       <w:szCs w:val="28"/>
     </w:rPr>
   </w:style>
-  <w:style w:type="character" w:styleId="161">
+  <w:style w:type="character" w:styleId="891">
     <w:name w:val="Subtitle Char"/>
-    <w:basedOn w:val="745"/>
-    <w:link w:val="160"/>
+    <w:basedOn w:val="928"/>
+    <w:link w:val="890"/>
     <w:uiPriority w:val="11"/>
     <w:pPr>
       <w:pBdr/>
@@ -32655,11 +32930,11 @@
       <w:szCs w:val="28"/>
     </w:rPr>
   </w:style>
-  <w:style w:type="paragraph" w:styleId="162">
+  <w:style w:type="paragraph" w:styleId="892">
     <w:name w:val="Quote"/>
-    <w:basedOn w:val="744"/>
-    <w:next w:val="744"/>
-    <w:link w:val="163"/>
+    <w:basedOn w:val="927"/>
+    <w:next w:val="927"/>
+    <w:link w:val="893"/>
     <w:uiPriority w:val="29"/>
     <w:qFormat/>
     <w:pPr>
@@ -32674,10 +32949,10 @@
       <w:color w:val="404040" w:themeColor="text1" w:themeTint="BF"/>
     </w:rPr>
   </w:style>
-  <w:style w:type="character" w:styleId="163">
+  <w:style w:type="character" w:styleId="893">
     <w:name w:val="Quote Char"/>
-    <w:basedOn w:val="745"/>
-    <w:link w:val="162"/>
+    <w:basedOn w:val="928"/>
+    <w:link w:val="892"/>
     <w:uiPriority w:val="29"/>
     <w:pPr>
       <w:pBdr/>
@@ -32690,9 +32965,9 @@
       <w:color w:val="404040" w:themeColor="text1" w:themeTint="BF"/>
     </w:rPr>
   </w:style>
-  <w:style w:type="paragraph" w:styleId="164">
+  <w:style w:type="paragraph" w:styleId="894">
     <w:name w:val="List Paragraph"/>
-    <w:basedOn w:val="744"/>
+    <w:basedOn w:val="927"/>
     <w:uiPriority w:val="34"/>
     <w:qFormat/>
     <w:pPr>
@@ -32702,9 +32977,9 @@
       <w:contextualSpacing w:val="true"/>
     </w:pPr>
   </w:style>
-  <w:style w:type="character" w:styleId="165">
+  <w:style w:type="character" w:styleId="895">
     <w:name w:val="Intense Emphasis"/>
-    <w:basedOn w:val="745"/>
+    <w:basedOn w:val="928"/>
     <w:uiPriority w:val="21"/>
     <w:qFormat/>
     <w:pPr>
@@ -32718,11 +32993,11 @@
       <w:color w:val="0f4761" w:themeColor="accent1" w:themeShade="BF"/>
     </w:rPr>
   </w:style>
-  <w:style w:type="paragraph" w:styleId="166">
+  <w:style w:type="paragraph" w:styleId="896">
     <w:name w:val="Intense Quote"/>
-    <w:basedOn w:val="744"/>
-    <w:next w:val="744"/>
-    <w:link w:val="167"/>
+    <w:basedOn w:val="927"/>
+    <w:next w:val="927"/>
+    <w:link w:val="897"/>
     <w:uiPriority w:val="30"/>
     <w:qFormat/>
     <w:pPr>
@@ -32740,10 +33015,10 @@
       <w:color w:val="0f4761" w:themeColor="accent1" w:themeShade="BF"/>
     </w:rPr>
   </w:style>
-  <w:style w:type="character" w:styleId="167">
+  <w:style w:type="character" w:styleId="897">
     <w:name w:val="Intense Quote Char"/>
-    <w:basedOn w:val="745"/>
-    <w:link w:val="166"/>
+    <w:basedOn w:val="928"/>
+    <w:link w:val="896"/>
     <w:uiPriority w:val="30"/>
     <w:pPr>
       <w:pBdr/>
@@ -32756,9 +33031,9 @@
       <w:color w:val="0f4761" w:themeColor="accent1" w:themeShade="BF"/>
     </w:rPr>
   </w:style>
-  <w:style w:type="character" w:styleId="168">
+  <w:style w:type="character" w:styleId="898">
     <w:name w:val="Intense Reference"/>
-    <w:basedOn w:val="745"/>
+    <w:basedOn w:val="928"/>
     <w:uiPriority w:val="32"/>
     <w:qFormat/>
     <w:pPr>
@@ -32774,9 +33049,9 @@
       <w:spacing w:val="5"/>
     </w:rPr>
   </w:style>
-  <w:style w:type="paragraph" w:styleId="169">
+  <w:style w:type="paragraph" w:styleId="899">
     <w:name w:val="No Spacing"/>
-    <w:basedOn w:val="744"/>
+    <w:basedOn w:val="927"/>
     <w:uiPriority w:val="1"/>
     <w:qFormat/>
     <w:pPr>
@@ -32785,9 +33060,9 @@
       <w:ind/>
     </w:pPr>
   </w:style>
-  <w:style w:type="character" w:styleId="170">
+  <w:style w:type="character" w:styleId="900">
     <w:name w:val="Subtle Emphasis"/>
-    <w:basedOn w:val="745"/>
+    <w:basedOn w:val="928"/>
     <w:uiPriority w:val="19"/>
     <w:qFormat/>
     <w:pPr>
@@ -32801,9 +33076,9 @@
       <w:color w:val="404040" w:themeColor="text1" w:themeTint="BF"/>
     </w:rPr>
   </w:style>
-  <w:style w:type="character" w:styleId="171">
+  <w:style w:type="character" w:styleId="901">
     <w:name w:val="Emphasis"/>
-    <w:basedOn w:val="745"/>
+    <w:basedOn w:val="928"/>
     <w:uiPriority w:val="20"/>
     <w:qFormat/>
     <w:pPr>
@@ -32816,9 +33091,9 @@
       <w:iCs/>
     </w:rPr>
   </w:style>
-  <w:style w:type="character" w:styleId="172">
+  <w:style w:type="character" w:styleId="902">
     <w:name w:val="Strong"/>
-    <w:basedOn w:val="745"/>
+    <w:basedOn w:val="928"/>
     <w:uiPriority w:val="22"/>
     <w:qFormat/>
     <w:pPr>
@@ -32831,9 +33106,9 @@
       <w:bCs/>
     </w:rPr>
   </w:style>
-  <w:style w:type="character" w:styleId="173">
+  <w:style w:type="character" w:styleId="903">
     <w:name w:val="Subtle Reference"/>
-    <w:basedOn w:val="745"/>
+    <w:basedOn w:val="928"/>
     <w:uiPriority w:val="31"/>
     <w:qFormat/>
     <w:pPr>
@@ -32846,9 +33121,9 @@
       <w:color w:val="5a5a5a" w:themeColor="text1" w:themeTint="A5"/>
     </w:rPr>
   </w:style>
-  <w:style w:type="character" w:styleId="174">
+  <w:style w:type="character" w:styleId="904">
     <w:name w:val="Book Title"/>
-    <w:basedOn w:val="745"/>
+    <w:basedOn w:val="928"/>
     <w:uiPriority w:val="33"/>
     <w:qFormat/>
     <w:pPr>
@@ -32864,10 +33139,10 @@
       <w:spacing w:val="5"/>
     </w:rPr>
   </w:style>
-  <w:style w:type="character" w:styleId="176">
+  <w:style w:type="character" w:styleId="905">
     <w:name w:val="Header Char"/>
-    <w:basedOn w:val="745"/>
-    <w:link w:val="749"/>
+    <w:basedOn w:val="928"/>
+    <w:link w:val="932"/>
     <w:uiPriority w:val="99"/>
     <w:pPr>
       <w:pBdr/>
@@ -32875,10 +33150,10 @@
       <w:ind/>
     </w:pPr>
   </w:style>
-  <w:style w:type="character" w:styleId="178">
+  <w:style w:type="character" w:styleId="906">
     <w:name w:val="Footer Char"/>
-    <w:basedOn w:val="745"/>
-    <w:link w:val="748"/>
+    <w:basedOn w:val="928"/>
+    <w:link w:val="931"/>
     <w:uiPriority w:val="99"/>
     <w:pPr>
       <w:pBdr/>
@@ -32886,10 +33161,10 @@
       <w:ind/>
     </w:pPr>
   </w:style>
-  <w:style w:type="paragraph" w:styleId="179">
+  <w:style w:type="paragraph" w:styleId="907">
     <w:name w:val="Caption"/>
-    <w:basedOn w:val="744"/>
-    <w:next w:val="744"/>
+    <w:basedOn w:val="927"/>
+    <w:next w:val="927"/>
     <w:uiPriority w:val="35"/>
     <w:unhideWhenUsed/>
     <w:qFormat/>
@@ -32906,10 +33181,10 @@
       <w:szCs w:val="18"/>
     </w:rPr>
   </w:style>
-  <w:style w:type="paragraph" w:styleId="180">
+  <w:style w:type="paragraph" w:styleId="908">
     <w:name w:val="footnote text"/>
-    <w:basedOn w:val="744"/>
-    <w:link w:val="181"/>
+    <w:basedOn w:val="927"/>
+    <w:link w:val="909"/>
     <w:uiPriority w:val="99"/>
     <w:semiHidden/>
     <w:unhideWhenUsed/>
@@ -32923,10 +33198,10 @@
       <w:szCs w:val="20"/>
     </w:rPr>
   </w:style>
-  <w:style w:type="character" w:styleId="181">
+  <w:style w:type="character" w:styleId="909">
     <w:name w:val="Footnote Text Char"/>
-    <w:basedOn w:val="745"/>
-    <w:link w:val="180"/>
+    <w:basedOn w:val="928"/>
+    <w:link w:val="908"/>
     <w:uiPriority w:val="99"/>
     <w:semiHidden/>
     <w:pPr>
@@ -32939,9 +33214,9 @@
       <w:szCs w:val="20"/>
     </w:rPr>
   </w:style>
-  <w:style w:type="character" w:styleId="182">
+  <w:style w:type="character" w:styleId="910">
     <w:name w:val="footnote reference"/>
-    <w:basedOn w:val="745"/>
+    <w:basedOn w:val="928"/>
     <w:uiPriority w:val="99"/>
     <w:semiHidden/>
     <w:unhideWhenUsed/>
@@ -32954,10 +33229,10 @@
       <w:vertAlign w:val="superscript"/>
     </w:rPr>
   </w:style>
-  <w:style w:type="paragraph" w:styleId="183">
+  <w:style w:type="paragraph" w:styleId="911">
     <w:name w:val="endnote text"/>
-    <w:basedOn w:val="744"/>
-    <w:link w:val="184"/>
+    <w:basedOn w:val="927"/>
+    <w:link w:val="912"/>
     <w:uiPriority w:val="99"/>
     <w:semiHidden/>
     <w:unhideWhenUsed/>
@@ -32971,10 +33246,10 @@
       <w:szCs w:val="20"/>
     </w:rPr>
   </w:style>
-  <w:style w:type="character" w:styleId="184">
+  <w:style w:type="character" w:styleId="912">
     <w:name w:val="Endnote Text Char"/>
-    <w:basedOn w:val="745"/>
-    <w:link w:val="183"/>
+    <w:basedOn w:val="928"/>
+    <w:link w:val="911"/>
     <w:uiPriority w:val="99"/>
     <w:semiHidden/>
     <w:pPr>
@@ -32987,9 +33262,9 @@
       <w:szCs w:val="20"/>
     </w:rPr>
   </w:style>
-  <w:style w:type="character" w:styleId="185">
+  <w:style w:type="character" w:styleId="913">
     <w:name w:val="endnote reference"/>
-    <w:basedOn w:val="745"/>
+    <w:basedOn w:val="928"/>
     <w:uiPriority w:val="99"/>
     <w:semiHidden/>
     <w:unhideWhenUsed/>
@@ -33002,9 +33277,9 @@
       <w:vertAlign w:val="superscript"/>
     </w:rPr>
   </w:style>
-  <w:style w:type="character" w:styleId="186">
+  <w:style w:type="character" w:styleId="914">
     <w:name w:val="Hyperlink"/>
-    <w:basedOn w:val="745"/>
+    <w:basedOn w:val="928"/>
     <w:uiPriority w:val="99"/>
     <w:unhideWhenUsed/>
     <w:pPr>
@@ -33017,9 +33292,9 @@
       <w:u w:val="single"/>
     </w:rPr>
   </w:style>
-  <w:style w:type="character" w:styleId="187">
+  <w:style w:type="character" w:styleId="915">
     <w:name w:val="FollowedHyperlink"/>
-    <w:basedOn w:val="745"/>
+    <w:basedOn w:val="928"/>
     <w:uiPriority w:val="99"/>
     <w:semiHidden/>
     <w:unhideWhenUsed/>
@@ -33033,10 +33308,10 @@
       <w:u w:val="single"/>
     </w:rPr>
   </w:style>
-  <w:style w:type="paragraph" w:styleId="188">
+  <w:style w:type="paragraph" w:styleId="916">
     <w:name w:val="toc 1"/>
-    <w:basedOn w:val="744"/>
-    <w:next w:val="744"/>
+    <w:basedOn w:val="927"/>
+    <w:next w:val="927"/>
     <w:uiPriority w:val="39"/>
     <w:unhideWhenUsed/>
     <w:pPr>
@@ -33045,10 +33320,10 @@
       <w:ind/>
     </w:pPr>
   </w:style>
-  <w:style w:type="paragraph" w:styleId="189">
+  <w:style w:type="paragraph" w:styleId="917">
     <w:name w:val="toc 2"/>
-    <w:basedOn w:val="744"/>
-    <w:next w:val="744"/>
+    <w:basedOn w:val="927"/>
+    <w:next w:val="927"/>
     <w:uiPriority w:val="39"/>
     <w:unhideWhenUsed/>
     <w:pPr>
@@ -33057,10 +33332,10 @@
       <w:ind w:left="220"/>
     </w:pPr>
   </w:style>
-  <w:style w:type="paragraph" w:styleId="190">
+  <w:style w:type="paragraph" w:styleId="918">
     <w:name w:val="toc 3"/>
-    <w:basedOn w:val="744"/>
-    <w:next w:val="744"/>
+    <w:basedOn w:val="927"/>
+    <w:next w:val="927"/>
     <w:uiPriority w:val="39"/>
     <w:unhideWhenUsed/>
     <w:pPr>
@@ -33069,10 +33344,10 @@
       <w:ind w:left="440"/>
     </w:pPr>
   </w:style>
-  <w:style w:type="paragraph" w:styleId="191">
+  <w:style w:type="paragraph" w:styleId="919">
     <w:name w:val="toc 4"/>
-    <w:basedOn w:val="744"/>
-    <w:next w:val="744"/>
+    <w:basedOn w:val="927"/>
+    <w:next w:val="927"/>
     <w:uiPriority w:val="39"/>
     <w:unhideWhenUsed/>
     <w:pPr>
@@ -33081,10 +33356,10 @@
       <w:ind w:left="660"/>
     </w:pPr>
   </w:style>
-  <w:style w:type="paragraph" w:styleId="192">
+  <w:style w:type="paragraph" w:styleId="920">
     <w:name w:val="toc 5"/>
-    <w:basedOn w:val="744"/>
-    <w:next w:val="744"/>
+    <w:basedOn w:val="927"/>
+    <w:next w:val="927"/>
     <w:uiPriority w:val="39"/>
     <w:unhideWhenUsed/>
     <w:pPr>
@@ -33093,10 +33368,10 @@
       <w:ind w:left="880"/>
     </w:pPr>
   </w:style>
-  <w:style w:type="paragraph" w:styleId="193">
+  <w:style w:type="paragraph" w:styleId="921">
     <w:name w:val="toc 6"/>
-    <w:basedOn w:val="744"/>
-    <w:next w:val="744"/>
+    <w:basedOn w:val="927"/>
+    <w:next w:val="927"/>
     <w:uiPriority w:val="39"/>
     <w:unhideWhenUsed/>
     <w:pPr>
@@ -33105,10 +33380,10 @@
       <w:ind w:left="1100"/>
     </w:pPr>
   </w:style>
-  <w:style w:type="paragraph" w:styleId="194">
+  <w:style w:type="paragraph" w:styleId="922">
     <w:name w:val="toc 7"/>
-    <w:basedOn w:val="744"/>
-    <w:next w:val="744"/>
+    <w:basedOn w:val="927"/>
+    <w:next w:val="927"/>
     <w:uiPriority w:val="39"/>
     <w:unhideWhenUsed/>
     <w:pPr>
@@ -33117,10 +33392,10 @@
       <w:ind w:left="1320"/>
     </w:pPr>
   </w:style>
-  <w:style w:type="paragraph" w:styleId="195">
+  <w:style w:type="paragraph" w:styleId="923">
     <w:name w:val="toc 8"/>
-    <w:basedOn w:val="744"/>
-    <w:next w:val="744"/>
+    <w:basedOn w:val="927"/>
+    <w:next w:val="927"/>
     <w:uiPriority w:val="39"/>
     <w:unhideWhenUsed/>
     <w:pPr>
@@ -33129,10 +33404,10 @@
       <w:ind w:left="1540"/>
     </w:pPr>
   </w:style>
-  <w:style w:type="paragraph" w:styleId="196">
+  <w:style w:type="paragraph" w:styleId="924">
     <w:name w:val="toc 9"/>
-    <w:basedOn w:val="744"/>
-    <w:next w:val="744"/>
+    <w:basedOn w:val="927"/>
+    <w:next w:val="927"/>
     <w:uiPriority w:val="39"/>
     <w:unhideWhenUsed/>
     <w:pPr>
@@ -33141,7 +33416,7 @@
       <w:ind w:left="1760"/>
     </w:pPr>
   </w:style>
-  <w:style w:type="paragraph" w:styleId="206">
+  <w:style w:type="paragraph" w:styleId="925">
     <w:name w:val="TOC Heading"/>
     <w:uiPriority w:val="39"/>
     <w:unhideWhenUsed/>
@@ -33151,10 +33426,10 @@
       <w:ind/>
     </w:pPr>
   </w:style>
-  <w:style w:type="paragraph" w:styleId="207">
+  <w:style w:type="paragraph" w:styleId="926">
     <w:name w:val="table of figures"/>
-    <w:basedOn w:val="744"/>
-    <w:next w:val="744"/>
+    <w:basedOn w:val="927"/>
+    <w:next w:val="927"/>
     <w:uiPriority w:val="99"/>
     <w:unhideWhenUsed/>
     <w:pPr>
@@ -33163,7 +33438,7 @@
       <w:ind/>
     </w:pPr>
   </w:style>
-  <w:style w:type="paragraph" w:styleId="744" w:default="1">
+  <w:style w:type="paragraph" w:styleId="927" w:default="1">
     <w:name w:val="Normal"/>
     <w:uiPriority w:val="0"/>
     <w:qFormat/>
@@ -33182,7 +33457,7 @@
       <w14:ligatures w14:val="standardContextual"/>
     </w:rPr>
   </w:style>
-  <w:style w:type="character" w:styleId="745" w:default="1">
+  <w:style w:type="character" w:styleId="928" w:default="1">
     <w:name w:val="Default Paragraph Font"/>
     <w:uiPriority w:val="0"/>
     <w:semiHidden/>
@@ -33193,7 +33468,7 @@
       <w:ind/>
     </w:pPr>
   </w:style>
-  <w:style w:type="table" w:styleId="746" w:default="1">
+  <w:style w:type="table" w:styleId="929" w:default="1">
     <w:name w:val="Normal Table"/>
     <w:uiPriority w:val="0"/>
     <w:semiHidden/>
@@ -33385,9 +33660,9 @@
       </w:tcPr>
     </w:tblStylePr>
   </w:style>
-  <w:style w:type="paragraph" w:styleId="747">
+  <w:style w:type="paragraph" w:styleId="930">
     <w:name w:val="Body Text"/>
-    <w:basedOn w:val="744"/>
+    <w:basedOn w:val="927"/>
     <w:uiPriority w:val="0"/>
     <w:qFormat/>
     <w:pPr>
@@ -33396,9 +33671,9 @@
       <w:ind w:firstLine="1124"/>
     </w:pPr>
   </w:style>
-  <w:style w:type="paragraph" w:styleId="748">
+  <w:style w:type="paragraph" w:styleId="931">
     <w:name w:val="Footer"/>
-    <w:basedOn w:val="744"/>
+    <w:basedOn w:val="927"/>
     <w:uiPriority w:val="0"/>
     <w:qFormat/>
     <w:pPr>
@@ -33416,9 +33691,9 @@
       <w:szCs w:val="18"/>
     </w:rPr>
   </w:style>
-  <w:style w:type="paragraph" w:styleId="749">
+  <w:style w:type="paragraph" w:styleId="932">
     <w:name w:val="Header"/>
-    <w:basedOn w:val="744"/>
+    <w:basedOn w:val="927"/>
     <w:uiPriority w:val="0"/>
     <w:qFormat/>
     <w:pPr>
@@ -33436,9 +33711,9 @@
       <w:szCs w:val="18"/>
     </w:rPr>
   </w:style>
-  <w:style w:type="table" w:styleId="750">
+  <w:style w:type="table" w:styleId="933">
     <w:name w:val="Table Grid"/>
-    <w:basedOn w:val="746"/>
+    <w:basedOn w:val="929"/>
     <w:uiPriority w:val="0"/>
     <w:qFormat/>
     <w:pPr>
@@ -33631,9 +33906,9 @@
       </w:tcPr>
     </w:tblStylePr>
   </w:style>
-  <w:style w:type="paragraph" w:styleId="751" w:customStyle="1">
+  <w:style w:type="paragraph" w:styleId="934" w:customStyle="1">
     <w:name w:val="Table Paragraph"/>
-    <w:basedOn w:val="744"/>
+    <w:basedOn w:val="927"/>
     <w:uiPriority w:val="1"/>
     <w:qFormat/>
     <w:pPr>
@@ -33642,9 +33917,9 @@
       <w:ind/>
     </w:pPr>
   </w:style>
-  <w:style w:type="table" w:styleId="752" w:customStyle="1">
+  <w:style w:type="table" w:styleId="935" w:customStyle="1">
     <w:name w:val="Table Normal"/>
-    <w:basedOn w:val="746"/>
+    <w:basedOn w:val="929"/>
     <w:uiPriority w:val="2"/>
     <w:semiHidden/>
     <w:unhideWhenUsed/>
